--- a/PRD2.docx
+++ b/PRD2.docx
@@ -15,7 +15,23 @@
           <w:b/>
           <w:bCs/>
         </w:rPr>
-        <w:t>PR 2 Plan — Canonical SQLAlchemy Metadata</w:t>
+        <w:t xml:space="preserve">PR 2 Plan — Canonical </w:t>
+      </w:r>
+      <w:proofErr w:type="spellStart"/>
+      <w:r>
+        <w:rPr>
+          <w:b/>
+          <w:bCs/>
+        </w:rPr>
+        <w:t>SQLAlchemy</w:t>
+      </w:r>
+      <w:proofErr w:type="spellEnd"/>
+      <w:r>
+        <w:rPr>
+          <w:b/>
+          <w:bCs/>
+        </w:rPr>
+        <w:t xml:space="preserve"> Metadata</w:t>
       </w:r>
     </w:p>
     <w:p>
@@ -31,7 +47,23 @@
         <w:bidi w:val="0"/>
       </w:pPr>
       <w:r>
-        <w:t>The repository currently has three independent SQLAlchemy declarative Base objects, but all 24 mapped ORM classes already use [app/db/base.py](C:/Learning/Projects/Watch_Your_Time/app/db/base.py). This makes PR 2 smaller and safer than originally expected.</w:t>
+        <w:t xml:space="preserve">The repository currently has three independent </w:t>
+      </w:r>
+      <w:proofErr w:type="spellStart"/>
+      <w:r>
+        <w:t>SQLAlchemy</w:t>
+      </w:r>
+      <w:proofErr w:type="spellEnd"/>
+      <w:r>
+        <w:t xml:space="preserve"> declarative Base objects, but all 24 mapped ORM classes already use [</w:t>
+      </w:r>
+      <w:proofErr w:type="gramStart"/>
+      <w:r>
+        <w:t>app/db/base.py](</w:t>
+      </w:r>
+      <w:proofErr w:type="gramEnd"/>
+      <w:r>
+        <w:t>C:/Learning/Projects/Watch_Your_Time/app/db/base.py). This makes PR 2 smaller and safer than originally expected.</w:t>
       </w:r>
     </w:p>
     <w:p>
@@ -99,7 +131,23 @@
         <w:bidi w:val="0"/>
       </w:pPr>
       <w:r>
-        <w:t>All 24 mapped classes currently belong to app.db.base.Base.</w:t>
+        <w:t xml:space="preserve">All 24 mapped classes currently belong to </w:t>
+      </w:r>
+      <w:proofErr w:type="spellStart"/>
+      <w:r>
+        <w:t>app.</w:t>
+      </w:r>
+      <w:proofErr w:type="gramStart"/>
+      <w:r>
+        <w:t>db.base</w:t>
+      </w:r>
+      <w:proofErr w:type="gramEnd"/>
+      <w:r>
+        <w:t>.Base</w:t>
+      </w:r>
+      <w:proofErr w:type="spellEnd"/>
+      <w:r>
+        <w:t>.</w:t>
       </w:r>
     </w:p>
     <w:p>
@@ -134,9 +182,11 @@
       <w:pPr>
         <w:bidi w:val="0"/>
       </w:pPr>
+      <w:proofErr w:type="spellStart"/>
       <w:r>
         <w:t>audit_logs</w:t>
       </w:r>
+      <w:proofErr w:type="spellEnd"/>
     </w:p>
     <w:p>
       <w:pPr>
@@ -150,9 +200,11 @@
       <w:pPr>
         <w:bidi w:val="0"/>
       </w:pPr>
+      <w:proofErr w:type="spellStart"/>
       <w:r>
         <w:t>cucm</w:t>
       </w:r>
+      <w:proofErr w:type="spellEnd"/>
     </w:p>
     <w:p>
       <w:pPr>
@@ -166,25 +218,31 @@
       <w:pPr>
         <w:bidi w:val="0"/>
       </w:pPr>
+      <w:proofErr w:type="spellStart"/>
       <w:r>
         <w:t>customers_contacts</w:t>
       </w:r>
-    </w:p>
-    <w:p>
-      <w:pPr>
-        <w:bidi w:val="0"/>
-      </w:pPr>
+      <w:proofErr w:type="spellEnd"/>
+    </w:p>
+    <w:p>
+      <w:pPr>
+        <w:bidi w:val="0"/>
+      </w:pPr>
+      <w:proofErr w:type="spellStart"/>
       <w:r>
         <w:t>health_score</w:t>
       </w:r>
-    </w:p>
-    <w:p>
-      <w:pPr>
-        <w:bidi w:val="0"/>
-      </w:pPr>
+      <w:proofErr w:type="spellEnd"/>
+    </w:p>
+    <w:p>
+      <w:pPr>
+        <w:bidi w:val="0"/>
+      </w:pPr>
+      <w:proofErr w:type="spellStart"/>
       <w:r>
         <w:t>incident_alert</w:t>
       </w:r>
+      <w:proofErr w:type="spellEnd"/>
     </w:p>
     <w:p>
       <w:pPr>
@@ -198,98 +256,122 @@
       <w:pPr>
         <w:bidi w:val="0"/>
       </w:pPr>
+      <w:proofErr w:type="spellStart"/>
       <w:r>
         <w:t>maintenance_event</w:t>
       </w:r>
-    </w:p>
-    <w:p>
-      <w:pPr>
-        <w:bidi w:val="0"/>
-      </w:pPr>
+      <w:proofErr w:type="spellEnd"/>
+    </w:p>
+    <w:p>
+      <w:pPr>
+        <w:bidi w:val="0"/>
+      </w:pPr>
+      <w:proofErr w:type="spellStart"/>
       <w:r>
         <w:t>monitoring_capabilities</w:t>
       </w:r>
-    </w:p>
-    <w:p>
-      <w:pPr>
-        <w:bidi w:val="0"/>
-      </w:pPr>
+      <w:proofErr w:type="spellEnd"/>
+    </w:p>
+    <w:p>
+      <w:pPr>
+        <w:bidi w:val="0"/>
+      </w:pPr>
+      <w:proofErr w:type="spellStart"/>
       <w:r>
         <w:t>monitoring_execution_state</w:t>
       </w:r>
-    </w:p>
-    <w:p>
-      <w:pPr>
-        <w:bidi w:val="0"/>
-      </w:pPr>
+      <w:proofErr w:type="spellEnd"/>
+    </w:p>
+    <w:p>
+      <w:pPr>
+        <w:bidi w:val="0"/>
+      </w:pPr>
+      <w:proofErr w:type="spellStart"/>
       <w:r>
         <w:t>monitoring_job_implementations</w:t>
       </w:r>
-    </w:p>
-    <w:p>
-      <w:pPr>
-        <w:bidi w:val="0"/>
-      </w:pPr>
+      <w:proofErr w:type="spellEnd"/>
+    </w:p>
+    <w:p>
+      <w:pPr>
+        <w:bidi w:val="0"/>
+      </w:pPr>
+      <w:proofErr w:type="spellStart"/>
       <w:r>
         <w:t>monitoring_profile_jobs</w:t>
       </w:r>
-    </w:p>
-    <w:p>
-      <w:pPr>
-        <w:bidi w:val="0"/>
-      </w:pPr>
+      <w:proofErr w:type="spellEnd"/>
+    </w:p>
+    <w:p>
+      <w:pPr>
+        <w:bidi w:val="0"/>
+      </w:pPr>
+      <w:proofErr w:type="spellStart"/>
       <w:r>
         <w:t>monitoring_profiles</w:t>
       </w:r>
-    </w:p>
-    <w:p>
-      <w:pPr>
-        <w:bidi w:val="0"/>
-      </w:pPr>
+      <w:proofErr w:type="spellEnd"/>
+    </w:p>
+    <w:p>
+      <w:pPr>
+        <w:bidi w:val="0"/>
+      </w:pPr>
+      <w:proofErr w:type="spellStart"/>
       <w:r>
         <w:t>node_base</w:t>
       </w:r>
-    </w:p>
-    <w:p>
-      <w:pPr>
-        <w:bidi w:val="0"/>
-      </w:pPr>
+      <w:proofErr w:type="spellEnd"/>
+    </w:p>
+    <w:p>
+      <w:pPr>
+        <w:bidi w:val="0"/>
+      </w:pPr>
+      <w:proofErr w:type="spellStart"/>
       <w:r>
         <w:t>node_credentials_mapping</w:t>
       </w:r>
-    </w:p>
-    <w:p>
-      <w:pPr>
-        <w:bidi w:val="0"/>
-      </w:pPr>
+      <w:proofErr w:type="spellEnd"/>
+    </w:p>
+    <w:p>
+      <w:pPr>
+        <w:bidi w:val="0"/>
+      </w:pPr>
+      <w:proofErr w:type="spellStart"/>
       <w:r>
         <w:lastRenderedPageBreak/>
         <w:t>node_health</w:t>
       </w:r>
-    </w:p>
-    <w:p>
-      <w:pPr>
-        <w:bidi w:val="0"/>
-      </w:pPr>
+      <w:proofErr w:type="spellEnd"/>
+    </w:p>
+    <w:p>
+      <w:pPr>
+        <w:bidi w:val="0"/>
+      </w:pPr>
+      <w:proofErr w:type="spellStart"/>
       <w:r>
         <w:t>node_health_component</w:t>
       </w:r>
-    </w:p>
-    <w:p>
-      <w:pPr>
-        <w:bidi w:val="0"/>
-      </w:pPr>
+      <w:proofErr w:type="spellEnd"/>
+    </w:p>
+    <w:p>
+      <w:pPr>
+        <w:bidi w:val="0"/>
+      </w:pPr>
+      <w:proofErr w:type="spellStart"/>
       <w:r>
         <w:t>node_metric_state</w:t>
       </w:r>
-    </w:p>
-    <w:p>
-      <w:pPr>
-        <w:bidi w:val="0"/>
-      </w:pPr>
+      <w:proofErr w:type="spellEnd"/>
+    </w:p>
+    <w:p>
+      <w:pPr>
+        <w:bidi w:val="0"/>
+      </w:pPr>
+      <w:proofErr w:type="spellStart"/>
       <w:r>
         <w:t>node_monitoring_overrides</w:t>
       </w:r>
+      <w:proofErr w:type="spellEnd"/>
     </w:p>
     <w:p>
       <w:pPr>
@@ -320,7 +402,15 @@
         <w:bidi w:val="0"/>
       </w:pPr>
       <w:r>
-        <w:t>PR 2 will not decide which legacy tables survive V1. It only ensures every remaining model shares one metadata object.</w:t>
+        <w:t xml:space="preserve">PR 2 will not decide which legacy tables survive V1. It only ensures every remaining model </w:t>
+      </w:r>
+      <w:proofErr w:type="gramStart"/>
+      <w:r>
+        <w:t>shares</w:t>
+      </w:r>
+      <w:proofErr w:type="gramEnd"/>
+      <w:r>
+        <w:t xml:space="preserve"> one metadata object.</w:t>
       </w:r>
     </w:p>
     <w:p>
@@ -360,28 +450,65 @@
         <w:bidi w:val="0"/>
       </w:pPr>
       <w:r>
-        <w:t>[app/db/base.py](C:/Learning/Projects/Watch_Your_Time/app/db/base.py)</w:t>
-      </w:r>
-    </w:p>
-    <w:p>
-      <w:pPr>
-        <w:bidi w:val="0"/>
-      </w:pPr>
-      <w:r>
-        <w:t>from sqlalchemy.orm import declarative_base</w:t>
-      </w:r>
-    </w:p>
-    <w:p>
-      <w:pPr>
-        <w:bidi w:val="0"/>
-      </w:pPr>
-    </w:p>
-    <w:p>
-      <w:pPr>
-        <w:bidi w:val="0"/>
-      </w:pPr>
-      <w:r>
-        <w:t>Base = declarative_base()</w:t>
+        <w:t>[</w:t>
+      </w:r>
+      <w:proofErr w:type="gramStart"/>
+      <w:r>
+        <w:t>app/db/base.py](</w:t>
+      </w:r>
+      <w:proofErr w:type="gramEnd"/>
+      <w:r>
+        <w:t>C:/Learning/Projects/Watch_Your_Time/app/db/base.py)</w:t>
+      </w:r>
+    </w:p>
+    <w:p>
+      <w:pPr>
+        <w:bidi w:val="0"/>
+      </w:pPr>
+      <w:r>
+        <w:t xml:space="preserve">from </w:t>
+      </w:r>
+      <w:proofErr w:type="spellStart"/>
+      <w:r>
+        <w:t>sqlalchemy.orm</w:t>
+      </w:r>
+      <w:proofErr w:type="spellEnd"/>
+      <w:r>
+        <w:t xml:space="preserve"> import </w:t>
+      </w:r>
+      <w:proofErr w:type="spellStart"/>
+      <w:r>
+        <w:t>declarative_base</w:t>
+      </w:r>
+      <w:proofErr w:type="spellEnd"/>
+    </w:p>
+    <w:p>
+      <w:pPr>
+        <w:bidi w:val="0"/>
+      </w:pPr>
+    </w:p>
+    <w:p>
+      <w:pPr>
+        <w:bidi w:val="0"/>
+      </w:pPr>
+      <w:r>
+        <w:t xml:space="preserve">Base = </w:t>
+      </w:r>
+      <w:proofErr w:type="spellStart"/>
+      <w:r>
+        <w:t>declarative_</w:t>
+      </w:r>
+      <w:proofErr w:type="gramStart"/>
+      <w:r>
+        <w:t>base</w:t>
+      </w:r>
+      <w:proofErr w:type="spellEnd"/>
+      <w:r>
+        <w:t>(</w:t>
+      </w:r>
+      <w:proofErr w:type="gramEnd"/>
+      <w:r>
+        <w:t>)</w:t>
       </w:r>
     </w:p>
     <w:p>
@@ -401,7 +528,15 @@
         <w:bidi w:val="0"/>
       </w:pPr>
       <w:r>
-        <w:t>The canonical Base class.</w:t>
+        <w:t xml:space="preserve">The </w:t>
+      </w:r>
+      <w:proofErr w:type="gramStart"/>
+      <w:r>
+        <w:t>canonical</w:t>
+      </w:r>
+      <w:proofErr w:type="gramEnd"/>
+      <w:r>
+        <w:t xml:space="preserve"> Base class.</w:t>
       </w:r>
     </w:p>
     <w:p>
@@ -412,8 +547,13 @@
         </w:numPr>
         <w:bidi w:val="0"/>
       </w:pPr>
-      <w:r>
-        <w:t>Base.metadata.</w:t>
+      <w:proofErr w:type="spellStart"/>
+      <w:r>
+        <w:t>Base.metadata</w:t>
+      </w:r>
+      <w:proofErr w:type="spellEnd"/>
+      <w:r>
+        <w:t>.</w:t>
       </w:r>
     </w:p>
     <w:p>
@@ -424,8 +564,13 @@
         </w:numPr>
         <w:bidi w:val="0"/>
       </w:pPr>
-      <w:r>
-        <w:t>Base.registry.</w:t>
+      <w:proofErr w:type="spellStart"/>
+      <w:r>
+        <w:t>Base.registry</w:t>
+      </w:r>
+      <w:proofErr w:type="spellEnd"/>
+      <w:r>
+        <w:t>.</w:t>
       </w:r>
     </w:p>
     <w:p>
@@ -465,28 +610,70 @@
         <w:bidi w:val="0"/>
       </w:pPr>
       <w:r>
-        <w:t>[app/db/session.py](C:/Learning/Projects/Watch_Your_Time/app/db/session.py)</w:t>
-      </w:r>
-    </w:p>
-    <w:p>
-      <w:pPr>
-        <w:bidi w:val="0"/>
-      </w:pPr>
-      <w:r>
-        <w:t>from sqlalchemy.orm import sessionmaker, DeclarativeBase</w:t>
-      </w:r>
-    </w:p>
-    <w:p>
-      <w:pPr>
-        <w:bidi w:val="0"/>
-      </w:pPr>
-    </w:p>
-    <w:p>
-      <w:pPr>
-        <w:bidi w:val="0"/>
-      </w:pPr>
-      <w:r>
-        <w:t>class Base(DeclarativeBase):</w:t>
+        <w:t>[</w:t>
+      </w:r>
+      <w:proofErr w:type="gramStart"/>
+      <w:r>
+        <w:t>app/db/session.py](</w:t>
+      </w:r>
+      <w:proofErr w:type="gramEnd"/>
+      <w:r>
+        <w:t>C:/Learning/Projects/Watch_Your_Time/app/db/session.py)</w:t>
+      </w:r>
+    </w:p>
+    <w:p>
+      <w:pPr>
+        <w:bidi w:val="0"/>
+      </w:pPr>
+      <w:r>
+        <w:t xml:space="preserve">from </w:t>
+      </w:r>
+      <w:proofErr w:type="spellStart"/>
+      <w:r>
+        <w:t>sqlalchemy.orm</w:t>
+      </w:r>
+      <w:proofErr w:type="spellEnd"/>
+      <w:r>
+        <w:t xml:space="preserve"> import </w:t>
+      </w:r>
+      <w:proofErr w:type="spellStart"/>
+      <w:r>
+        <w:t>sessionmaker</w:t>
+      </w:r>
+      <w:proofErr w:type="spellEnd"/>
+      <w:r>
+        <w:t xml:space="preserve">, </w:t>
+      </w:r>
+      <w:proofErr w:type="spellStart"/>
+      <w:r>
+        <w:t>DeclarativeBase</w:t>
+      </w:r>
+      <w:proofErr w:type="spellEnd"/>
+    </w:p>
+    <w:p>
+      <w:pPr>
+        <w:bidi w:val="0"/>
+      </w:pPr>
+    </w:p>
+    <w:p>
+      <w:pPr>
+        <w:bidi w:val="0"/>
+      </w:pPr>
+      <w:r>
+        <w:t xml:space="preserve">class </w:t>
+      </w:r>
+      <w:proofErr w:type="gramStart"/>
+      <w:r>
+        <w:t>Base(</w:t>
+      </w:r>
+      <w:proofErr w:type="spellStart"/>
+      <w:proofErr w:type="gramEnd"/>
+      <w:r>
+        <w:t>DeclarativeBase</w:t>
+      </w:r>
+      <w:proofErr w:type="spellEnd"/>
+      <w:r>
+        <w:t>):</w:t>
       </w:r>
     </w:p>
     <w:p>
@@ -510,7 +697,23 @@
         <w:bidi w:val="0"/>
       </w:pPr>
       <w:r>
-        <w:t>Current repository models do not import it, so its metadata is empty. However, the symbol is publicly importable as app.db.session.Base, making it a future source of accidental split metadata.</w:t>
+        <w:t xml:space="preserve">Current repository models do not import it, so its metadata is empty. However, the symbol is publicly importable as </w:t>
+      </w:r>
+      <w:proofErr w:type="spellStart"/>
+      <w:r>
+        <w:t>app.</w:t>
+      </w:r>
+      <w:proofErr w:type="gramStart"/>
+      <w:r>
+        <w:t>db.session</w:t>
+      </w:r>
+      <w:proofErr w:type="gramEnd"/>
+      <w:r>
+        <w:t>.Base</w:t>
+      </w:r>
+      <w:proofErr w:type="spellEnd"/>
+      <w:r>
+        <w:t>, making it a future source of accidental split metadata.</w:t>
       </w:r>
     </w:p>
     <w:p>
@@ -542,9 +745,11 @@
         </w:numPr>
         <w:bidi w:val="0"/>
       </w:pPr>
+      <w:proofErr w:type="spellStart"/>
       <w:r>
         <w:t>SessionLocal</w:t>
       </w:r>
+      <w:proofErr w:type="spellEnd"/>
     </w:p>
     <w:p>
       <w:pPr>
@@ -554,9 +759,11 @@
         </w:numPr>
         <w:bidi w:val="0"/>
       </w:pPr>
+      <w:proofErr w:type="spellStart"/>
       <w:r>
         <w:t>get_db</w:t>
       </w:r>
+      <w:proofErr w:type="spellEnd"/>
     </w:p>
     <w:p>
       <w:pPr>
@@ -587,28 +794,62 @@
         <w:bidi w:val="0"/>
       </w:pPr>
       <w:r>
-        <w:t>[app/inventory/models/base.py](C:/Learning/Projects/Watch_Your_Time/app/inventory/models/base.py)</w:t>
-      </w:r>
-    </w:p>
-    <w:p>
-      <w:pPr>
-        <w:bidi w:val="0"/>
-      </w:pPr>
-      <w:r>
-        <w:t>from sqlalchemy.orm import DeclarativeBase</w:t>
-      </w:r>
-    </w:p>
-    <w:p>
-      <w:pPr>
-        <w:bidi w:val="0"/>
-      </w:pPr>
-    </w:p>
-    <w:p>
-      <w:pPr>
-        <w:bidi w:val="0"/>
-      </w:pPr>
-      <w:r>
-        <w:t>class Base(DeclarativeBase):</w:t>
+        <w:t>[</w:t>
+      </w:r>
+      <w:proofErr w:type="gramStart"/>
+      <w:r>
+        <w:t>app/inventory/models/base.py](</w:t>
+      </w:r>
+      <w:proofErr w:type="gramEnd"/>
+      <w:r>
+        <w:t>C:/Learning/Projects/Watch_Your_Time/app/inventory/models/base.py)</w:t>
+      </w:r>
+    </w:p>
+    <w:p>
+      <w:pPr>
+        <w:bidi w:val="0"/>
+      </w:pPr>
+      <w:r>
+        <w:t xml:space="preserve">from </w:t>
+      </w:r>
+      <w:proofErr w:type="spellStart"/>
+      <w:r>
+        <w:t>sqlalchemy.orm</w:t>
+      </w:r>
+      <w:proofErr w:type="spellEnd"/>
+      <w:r>
+        <w:t xml:space="preserve"> import </w:t>
+      </w:r>
+      <w:proofErr w:type="spellStart"/>
+      <w:r>
+        <w:t>DeclarativeBase</w:t>
+      </w:r>
+      <w:proofErr w:type="spellEnd"/>
+    </w:p>
+    <w:p>
+      <w:pPr>
+        <w:bidi w:val="0"/>
+      </w:pPr>
+    </w:p>
+    <w:p>
+      <w:pPr>
+        <w:bidi w:val="0"/>
+      </w:pPr>
+      <w:r>
+        <w:t xml:space="preserve">class </w:t>
+      </w:r>
+      <w:proofErr w:type="gramStart"/>
+      <w:r>
+        <w:t>Base(</w:t>
+      </w:r>
+      <w:proofErr w:type="spellStart"/>
+      <w:proofErr w:type="gramEnd"/>
+      <w:r>
+        <w:t>DeclarativeBase</w:t>
+      </w:r>
+      <w:proofErr w:type="spellEnd"/>
+      <w:r>
+        <w:t>):</w:t>
       </w:r>
     </w:p>
     <w:p>
@@ -648,23 +889,65 @@
           <w:b/>
           <w:bCs/>
         </w:rPr>
-        <w:t>D. Pydantic Base classes</w:t>
-      </w:r>
-    </w:p>
-    <w:p>
-      <w:pPr>
-        <w:bidi w:val="0"/>
-      </w:pPr>
-      <w:r>
-        <w:t>Files under app/inventory/schemas import pydantic.BaseModel, and settings imports BaseSettings.</w:t>
-      </w:r>
-    </w:p>
-    <w:p>
-      <w:pPr>
-        <w:bidi w:val="0"/>
-      </w:pPr>
-      <w:r>
-        <w:t>These are unrelated to SQLAlchemy metadata and will not change.</w:t>
+        <w:t xml:space="preserve">D. </w:t>
+      </w:r>
+      <w:proofErr w:type="spellStart"/>
+      <w:r>
+        <w:rPr>
+          <w:b/>
+          <w:bCs/>
+        </w:rPr>
+        <w:t>Pydantic</w:t>
+      </w:r>
+      <w:proofErr w:type="spellEnd"/>
+      <w:r>
+        <w:rPr>
+          <w:b/>
+          <w:bCs/>
+        </w:rPr>
+        <w:t xml:space="preserve"> Base classes</w:t>
+      </w:r>
+    </w:p>
+    <w:p>
+      <w:pPr>
+        <w:bidi w:val="0"/>
+      </w:pPr>
+      <w:r>
+        <w:t xml:space="preserve">Files under app/inventory/schemas import </w:t>
+      </w:r>
+      <w:proofErr w:type="spellStart"/>
+      <w:proofErr w:type="gramStart"/>
+      <w:r>
+        <w:t>pydantic.BaseModel</w:t>
+      </w:r>
+      <w:proofErr w:type="spellEnd"/>
+      <w:proofErr w:type="gramEnd"/>
+      <w:r>
+        <w:t xml:space="preserve">, and settings imports </w:t>
+      </w:r>
+      <w:proofErr w:type="spellStart"/>
+      <w:r>
+        <w:t>BaseSettings</w:t>
+      </w:r>
+      <w:proofErr w:type="spellEnd"/>
+      <w:r>
+        <w:t>.</w:t>
+      </w:r>
+    </w:p>
+    <w:p>
+      <w:pPr>
+        <w:bidi w:val="0"/>
+      </w:pPr>
+      <w:r>
+        <w:t xml:space="preserve">These are unrelated to </w:t>
+      </w:r>
+      <w:proofErr w:type="spellStart"/>
+      <w:r>
+        <w:t>SQLAlchemy</w:t>
+      </w:r>
+      <w:proofErr w:type="spellEnd"/>
+      <w:r>
+        <w:t xml:space="preserve"> metadata and will not change.</w:t>
       </w:r>
     </w:p>
     <w:p>
@@ -695,24 +978,63 @@
       <w:pPr>
         <w:bidi w:val="0"/>
       </w:pPr>
-      <w:r>
-        <w:t>app.db.base.Base</w:t>
-      </w:r>
-    </w:p>
-    <w:p>
-      <w:pPr>
-        <w:bidi w:val="0"/>
-      </w:pPr>
-      <w:r>
-        <w:t>Its implementation will remain declarative_base() during PR 2.</w:t>
-      </w:r>
-    </w:p>
-    <w:p>
-      <w:pPr>
-        <w:bidi w:val="0"/>
-      </w:pPr>
-      <w:r>
-        <w:t>PR 2 will not modernize it to a class Base(DeclarativeBase) declaration because that is unnecessary to meet the objective and would replace the current canonical object rather than consolidate around it.</w:t>
+      <w:proofErr w:type="spellStart"/>
+      <w:r>
+        <w:t>app.</w:t>
+      </w:r>
+      <w:proofErr w:type="gramStart"/>
+      <w:r>
+        <w:t>db.base</w:t>
+      </w:r>
+      <w:proofErr w:type="gramEnd"/>
+      <w:r>
+        <w:t>.Base</w:t>
+      </w:r>
+      <w:proofErr w:type="spellEnd"/>
+    </w:p>
+    <w:p>
+      <w:pPr>
+        <w:bidi w:val="0"/>
+      </w:pPr>
+      <w:r>
+        <w:t xml:space="preserve">Its implementation will remain </w:t>
+      </w:r>
+      <w:proofErr w:type="spellStart"/>
+      <w:r>
+        <w:t>declarative_</w:t>
+      </w:r>
+      <w:proofErr w:type="gramStart"/>
+      <w:r>
+        <w:t>base</w:t>
+      </w:r>
+      <w:proofErr w:type="spellEnd"/>
+      <w:r>
+        <w:t>(</w:t>
+      </w:r>
+      <w:proofErr w:type="gramEnd"/>
+      <w:r>
+        <w:t>) during PR 2.</w:t>
+      </w:r>
+    </w:p>
+    <w:p>
+      <w:pPr>
+        <w:bidi w:val="0"/>
+      </w:pPr>
+      <w:r>
+        <w:t xml:space="preserve">PR 2 will not modernize it to a class </w:t>
+      </w:r>
+      <w:proofErr w:type="gramStart"/>
+      <w:r>
+        <w:t>Base(</w:t>
+      </w:r>
+      <w:proofErr w:type="spellStart"/>
+      <w:proofErr w:type="gramEnd"/>
+      <w:r>
+        <w:t>DeclarativeBase</w:t>
+      </w:r>
+      <w:proofErr w:type="spellEnd"/>
+      <w:r>
+        <w:t>) declaration because that is unnecessary to meet the objective and would replace the current canonical object rather than consolidate around it.</w:t>
       </w:r>
     </w:p>
     <w:p>
@@ -747,13 +1069,31 @@
           <w:bCs/>
         </w:rPr>
       </w:pPr>
-      <w:r>
-        <w:rPr>
-          <w:b/>
-          <w:bCs/>
-        </w:rPr>
-        <w:t>app.db.session.Base</w:t>
-      </w:r>
+      <w:proofErr w:type="spellStart"/>
+      <w:r>
+        <w:rPr>
+          <w:b/>
+          <w:bCs/>
+        </w:rPr>
+        <w:t>app.</w:t>
+      </w:r>
+      <w:proofErr w:type="gramStart"/>
+      <w:r>
+        <w:rPr>
+          <w:b/>
+          <w:bCs/>
+        </w:rPr>
+        <w:t>db.session</w:t>
+      </w:r>
+      <w:proofErr w:type="gramEnd"/>
+      <w:r>
+        <w:rPr>
+          <w:b/>
+          <w:bCs/>
+        </w:rPr>
+        <w:t>.Base</w:t>
+      </w:r>
+      <w:proofErr w:type="spellEnd"/>
     </w:p>
     <w:p>
       <w:pPr>
@@ -768,15 +1108,44 @@
         <w:bidi w:val="0"/>
       </w:pPr>
       <w:r>
-        <w:t>from app.db.base import Base</w:t>
-      </w:r>
-    </w:p>
-    <w:p>
-      <w:pPr>
-        <w:bidi w:val="0"/>
-      </w:pPr>
-      <w:r>
-        <w:t>This makes app.db.session.Base a compatibility re-export.</w:t>
+        <w:t xml:space="preserve">from </w:t>
+      </w:r>
+      <w:proofErr w:type="spellStart"/>
+      <w:r>
+        <w:t>app.</w:t>
+      </w:r>
+      <w:proofErr w:type="gramStart"/>
+      <w:r>
+        <w:t>db.base</w:t>
+      </w:r>
+      <w:proofErr w:type="spellEnd"/>
+      <w:proofErr w:type="gramEnd"/>
+      <w:r>
+        <w:t xml:space="preserve"> import Base</w:t>
+      </w:r>
+    </w:p>
+    <w:p>
+      <w:pPr>
+        <w:bidi w:val="0"/>
+      </w:pPr>
+      <w:r>
+        <w:t xml:space="preserve">This makes </w:t>
+      </w:r>
+      <w:proofErr w:type="spellStart"/>
+      <w:r>
+        <w:t>app.</w:t>
+      </w:r>
+      <w:proofErr w:type="gramStart"/>
+      <w:r>
+        <w:t>db.session</w:t>
+      </w:r>
+      <w:proofErr w:type="gramEnd"/>
+      <w:r>
+        <w:t>.Base</w:t>
+      </w:r>
+      <w:proofErr w:type="spellEnd"/>
+      <w:r>
+        <w:t xml:space="preserve"> a compatibility re-export.</w:t>
       </w:r>
     </w:p>
     <w:p>
@@ -792,41 +1161,123 @@
       <w:pPr>
         <w:bidi w:val="0"/>
       </w:pPr>
-      <w:r>
-        <w:t>app.db.session.Base is app.db.base.Base</w:t>
-      </w:r>
-    </w:p>
-    <w:p>
-      <w:pPr>
-        <w:bidi w:val="0"/>
-      </w:pPr>
-      <w:r>
-        <w:t>Existing external code importing Base from app.db.session will continue to work but will now receive the canonical object.</w:t>
-      </w:r>
-    </w:p>
-    <w:p>
-      <w:pPr>
-        <w:bidi w:val="0"/>
-      </w:pPr>
-      <w:r>
-        <w:t>The engine, SessionLocal, and get_db implementations will not otherwise change.</w:t>
-      </w:r>
-    </w:p>
-    <w:p>
-      <w:pPr>
-        <w:bidi w:val="0"/>
-        <w:rPr>
-          <w:b/>
-          <w:bCs/>
-        </w:rPr>
-      </w:pPr>
-      <w:r>
-        <w:rPr>
-          <w:b/>
-          <w:bCs/>
-        </w:rPr>
-        <w:t>app.inventory.models.base.Base</w:t>
-      </w:r>
+      <w:proofErr w:type="spellStart"/>
+      <w:r>
+        <w:t>app.</w:t>
+      </w:r>
+      <w:proofErr w:type="gramStart"/>
+      <w:r>
+        <w:t>db.session</w:t>
+      </w:r>
+      <w:proofErr w:type="gramEnd"/>
+      <w:r>
+        <w:t>.Base</w:t>
+      </w:r>
+      <w:proofErr w:type="spellEnd"/>
+      <w:r>
+        <w:t xml:space="preserve"> is </w:t>
+      </w:r>
+      <w:proofErr w:type="spellStart"/>
+      <w:r>
+        <w:t>app.</w:t>
+      </w:r>
+      <w:proofErr w:type="gramStart"/>
+      <w:r>
+        <w:t>db.base</w:t>
+      </w:r>
+      <w:proofErr w:type="gramEnd"/>
+      <w:r>
+        <w:t>.Base</w:t>
+      </w:r>
+      <w:proofErr w:type="spellEnd"/>
+    </w:p>
+    <w:p>
+      <w:pPr>
+        <w:bidi w:val="0"/>
+      </w:pPr>
+      <w:r>
+        <w:t xml:space="preserve">Existing external code importing Base from </w:t>
+      </w:r>
+      <w:proofErr w:type="spellStart"/>
+      <w:r>
+        <w:t>app.</w:t>
+      </w:r>
+      <w:proofErr w:type="gramStart"/>
+      <w:r>
+        <w:t>db.session</w:t>
+      </w:r>
+      <w:proofErr w:type="spellEnd"/>
+      <w:proofErr w:type="gramEnd"/>
+      <w:r>
+        <w:t xml:space="preserve"> will continue to work but will now receive the canonical object.</w:t>
+      </w:r>
+    </w:p>
+    <w:p>
+      <w:pPr>
+        <w:bidi w:val="0"/>
+      </w:pPr>
+      <w:r>
+        <w:t xml:space="preserve">The engine, </w:t>
+      </w:r>
+      <w:proofErr w:type="spellStart"/>
+      <w:r>
+        <w:t>SessionLocal</w:t>
+      </w:r>
+      <w:proofErr w:type="spellEnd"/>
+      <w:r>
+        <w:t xml:space="preserve">, and </w:t>
+      </w:r>
+      <w:proofErr w:type="spellStart"/>
+      <w:r>
+        <w:t>get_db</w:t>
+      </w:r>
+      <w:proofErr w:type="spellEnd"/>
+      <w:r>
+        <w:t xml:space="preserve"> implementations will not otherwise change.</w:t>
+      </w:r>
+    </w:p>
+    <w:p>
+      <w:pPr>
+        <w:bidi w:val="0"/>
+        <w:rPr>
+          <w:b/>
+          <w:bCs/>
+        </w:rPr>
+      </w:pPr>
+      <w:proofErr w:type="spellStart"/>
+      <w:proofErr w:type="gramStart"/>
+      <w:r>
+        <w:rPr>
+          <w:b/>
+          <w:bCs/>
+        </w:rPr>
+        <w:t>app.inventory</w:t>
+      </w:r>
+      <w:proofErr w:type="gramEnd"/>
+      <w:r>
+        <w:rPr>
+          <w:b/>
+          <w:bCs/>
+        </w:rPr>
+        <w:t>.</w:t>
+      </w:r>
+      <w:proofErr w:type="gramStart"/>
+      <w:r>
+        <w:rPr>
+          <w:b/>
+          <w:bCs/>
+        </w:rPr>
+        <w:t>models.base</w:t>
+      </w:r>
+      <w:proofErr w:type="gramEnd"/>
+      <w:r>
+        <w:rPr>
+          <w:b/>
+          <w:bCs/>
+        </w:rPr>
+        <w:t>.Base</w:t>
+      </w:r>
+      <w:proofErr w:type="spellEnd"/>
     </w:p>
     <w:p>
       <w:pPr>
@@ -841,7 +1292,20 @@
         <w:bidi w:val="0"/>
       </w:pPr>
       <w:r>
-        <w:t>from app.db.base import Base</w:t>
+        <w:t xml:space="preserve">from </w:t>
+      </w:r>
+      <w:proofErr w:type="spellStart"/>
+      <w:r>
+        <w:t>app.</w:t>
+      </w:r>
+      <w:proofErr w:type="gramStart"/>
+      <w:r>
+        <w:t>db.base</w:t>
+      </w:r>
+      <w:proofErr w:type="spellEnd"/>
+      <w:proofErr w:type="gramEnd"/>
+      <w:r>
+        <w:t xml:space="preserve"> import Base</w:t>
       </w:r>
     </w:p>
     <w:p>
@@ -862,15 +1326,41 @@
         <w:bidi w:val="0"/>
       </w:pPr>
       <w:r>
-        <w:t>This preserves compatibility for any external or future import using:</w:t>
-      </w:r>
-    </w:p>
-    <w:p>
-      <w:pPr>
-        <w:bidi w:val="0"/>
-      </w:pPr>
-      <w:r>
-        <w:t>from app.inventory.models.base import Base</w:t>
+        <w:t xml:space="preserve">This preserves compatibility for any external or future import </w:t>
+      </w:r>
+      <w:proofErr w:type="gramStart"/>
+      <w:r>
+        <w:t>using</w:t>
+      </w:r>
+      <w:proofErr w:type="gramEnd"/>
+      <w:r>
+        <w:t>:</w:t>
+      </w:r>
+    </w:p>
+    <w:p>
+      <w:pPr>
+        <w:bidi w:val="0"/>
+      </w:pPr>
+      <w:r>
+        <w:t xml:space="preserve">from </w:t>
+      </w:r>
+      <w:proofErr w:type="spellStart"/>
+      <w:proofErr w:type="gramStart"/>
+      <w:r>
+        <w:t>app.inventory</w:t>
+      </w:r>
+      <w:proofErr w:type="gramEnd"/>
+      <w:r>
+        <w:t>.</w:t>
+      </w:r>
+      <w:proofErr w:type="gramStart"/>
+      <w:r>
+        <w:t>models.base</w:t>
+      </w:r>
+      <w:proofErr w:type="spellEnd"/>
+      <w:proofErr w:type="gramEnd"/>
+      <w:r>
+        <w:t xml:space="preserve"> import Base</w:t>
       </w:r>
     </w:p>
     <w:p>
@@ -1027,8 +1517,13 @@
               <w:bidi w:val="0"/>
             </w:pPr>
             <w:r>
-              <w:t>Alert, Incident, IncidentAlert</w:t>
+              <w:t xml:space="preserve">Alert, Incident, </w:t>
             </w:r>
+            <w:proofErr w:type="spellStart"/>
+            <w:r>
+              <w:t>IncidentAlert</w:t>
+            </w:r>
+            <w:proofErr w:type="spellEnd"/>
           </w:p>
         </w:tc>
       </w:tr>
@@ -1062,8 +1557,13 @@
               <w:bidi w:val="0"/>
             </w:pPr>
             <w:r>
-              <w:t>Credential, NodeCredentialMapping</w:t>
+              <w:t xml:space="preserve">Credential, </w:t>
             </w:r>
+            <w:proofErr w:type="spellStart"/>
+            <w:r>
+              <w:t>NodeCredentialMapping</w:t>
+            </w:r>
+            <w:proofErr w:type="spellEnd"/>
           </w:p>
         </w:tc>
       </w:tr>
@@ -1097,8 +1597,13 @@
               <w:bidi w:val="0"/>
             </w:pPr>
             <w:r>
-              <w:t>Customer, CustomerContact</w:t>
+              <w:t xml:space="preserve">Customer, </w:t>
             </w:r>
+            <w:proofErr w:type="spellStart"/>
+            <w:r>
+              <w:t>CustomerContact</w:t>
+            </w:r>
+            <w:proofErr w:type="spellEnd"/>
           </w:p>
         </w:tc>
       </w:tr>
@@ -1131,9 +1636,11 @@
             <w:pPr>
               <w:bidi w:val="0"/>
             </w:pPr>
+            <w:proofErr w:type="spellStart"/>
             <w:r>
               <w:t>HealthScore</w:t>
             </w:r>
+            <w:proofErr w:type="spellEnd"/>
           </w:p>
         </w:tc>
       </w:tr>
@@ -1166,9 +1673,11 @@
             <w:pPr>
               <w:bidi w:val="0"/>
             </w:pPr>
+            <w:proofErr w:type="spellStart"/>
             <w:r>
               <w:t>MaintenanceEvent</w:t>
             </w:r>
+            <w:proofErr w:type="spellEnd"/>
           </w:p>
         </w:tc>
       </w:tr>
@@ -1201,9 +1710,11 @@
             <w:pPr>
               <w:bidi w:val="0"/>
             </w:pPr>
+            <w:proofErr w:type="spellStart"/>
             <w:r>
               <w:t>MonitoringCapability</w:t>
             </w:r>
+            <w:proofErr w:type="spellEnd"/>
           </w:p>
         </w:tc>
       </w:tr>
@@ -1236,9 +1747,11 @@
             <w:pPr>
               <w:bidi w:val="0"/>
             </w:pPr>
+            <w:proofErr w:type="spellStart"/>
             <w:r>
               <w:t>MonitoringJobImplementation</w:t>
             </w:r>
+            <w:proofErr w:type="spellEnd"/>
           </w:p>
         </w:tc>
       </w:tr>
@@ -1271,9 +1784,11 @@
             <w:pPr>
               <w:bidi w:val="0"/>
             </w:pPr>
+            <w:proofErr w:type="spellStart"/>
             <w:r>
               <w:t>MonitoringProfile</w:t>
             </w:r>
+            <w:proofErr w:type="spellEnd"/>
           </w:p>
         </w:tc>
       </w:tr>
@@ -1306,9 +1821,11 @@
             <w:pPr>
               <w:bidi w:val="0"/>
             </w:pPr>
+            <w:proofErr w:type="spellStart"/>
             <w:r>
               <w:t>MonitoringProfileJob</w:t>
             </w:r>
+            <w:proofErr w:type="spellEnd"/>
           </w:p>
         </w:tc>
       </w:tr>
@@ -1342,9 +1859,11 @@
             <w:pPr>
               <w:bidi w:val="0"/>
             </w:pPr>
+            <w:proofErr w:type="spellStart"/>
             <w:r>
               <w:t>NodeMonitoringOverride</w:t>
             </w:r>
+            <w:proofErr w:type="spellEnd"/>
           </w:p>
         </w:tc>
       </w:tr>
@@ -1377,9 +1896,11 @@
             <w:pPr>
               <w:bidi w:val="0"/>
             </w:pPr>
+            <w:proofErr w:type="spellStart"/>
             <w:r>
               <w:t>MonitoringExecutionState</w:t>
             </w:r>
+            <w:proofErr w:type="spellEnd"/>
           </w:p>
         </w:tc>
       </w:tr>
@@ -1412,8 +1933,13 @@
             <w:pPr>
               <w:bidi w:val="0"/>
             </w:pPr>
+            <w:proofErr w:type="spellStart"/>
             <w:r>
-              <w:t>NodeBase, CUCM</w:t>
+              <w:t>NodeBase</w:t>
+            </w:r>
+            <w:proofErr w:type="spellEnd"/>
+            <w:r>
+              <w:t>, CUCM</w:t>
             </w:r>
           </w:p>
         </w:tc>
@@ -1447,9 +1973,11 @@
             <w:pPr>
               <w:bidi w:val="0"/>
             </w:pPr>
+            <w:proofErr w:type="spellStart"/>
             <w:r>
               <w:t>NodeHealth</w:t>
             </w:r>
+            <w:proofErr w:type="spellEnd"/>
           </w:p>
         </w:tc>
       </w:tr>
@@ -1482,9 +2010,11 @@
             <w:pPr>
               <w:bidi w:val="0"/>
             </w:pPr>
+            <w:proofErr w:type="spellStart"/>
             <w:r>
               <w:t>NodeHealthComponent</w:t>
             </w:r>
+            <w:proofErr w:type="spellEnd"/>
           </w:p>
         </w:tc>
       </w:tr>
@@ -1517,9 +2047,11 @@
             <w:pPr>
               <w:bidi w:val="0"/>
             </w:pPr>
+            <w:proofErr w:type="spellStart"/>
             <w:r>
               <w:t>NodeMetricState</w:t>
             </w:r>
+            <w:proofErr w:type="spellEnd"/>
           </w:p>
         </w:tc>
       </w:tr>
@@ -1623,8 +2155,13 @@
               <w:bidi w:val="0"/>
             </w:pPr>
             <w:r>
-              <w:t>User, AuditLog</w:t>
+              <w:t xml:space="preserve">User, </w:t>
             </w:r>
+            <w:proofErr w:type="spellStart"/>
+            <w:r>
+              <w:t>AuditLog</w:t>
+            </w:r>
+            <w:proofErr w:type="spellEnd"/>
           </w:p>
         </w:tc>
       </w:tr>
@@ -1634,15 +2171,36 @@
         <w:bidi w:val="0"/>
       </w:pPr>
       <w:r>
-        <w:t>Each imports:</w:t>
-      </w:r>
-    </w:p>
-    <w:p>
-      <w:pPr>
-        <w:bidi w:val="0"/>
-      </w:pPr>
-      <w:r>
-        <w:t>from app.db.base import Base</w:t>
+        <w:t xml:space="preserve">Each </w:t>
+      </w:r>
+      <w:proofErr w:type="gramStart"/>
+      <w:r>
+        <w:t>imports</w:t>
+      </w:r>
+      <w:proofErr w:type="gramEnd"/>
+      <w:r>
+        <w:t>:</w:t>
+      </w:r>
+    </w:p>
+    <w:p>
+      <w:pPr>
+        <w:bidi w:val="0"/>
+      </w:pPr>
+      <w:r>
+        <w:t xml:space="preserve">from </w:t>
+      </w:r>
+      <w:proofErr w:type="spellStart"/>
+      <w:r>
+        <w:t>app.</w:t>
+      </w:r>
+      <w:proofErr w:type="gramStart"/>
+      <w:r>
+        <w:t>db.base</w:t>
+      </w:r>
+      <w:proofErr w:type="spellEnd"/>
+      <w:proofErr w:type="gramEnd"/>
+      <w:r>
+        <w:t xml:space="preserve"> import Base</w:t>
       </w:r>
     </w:p>
     <w:p>
@@ -1690,7 +2248,15 @@
         <w:bidi w:val="0"/>
       </w:pPr>
       <w:r>
-        <w:t>[app/inventory/models/__init__.py](C:/Learning/Projects/Watch_Your_Time/app/inventory/models/__init__.py) imports all 24 mapped classes.</w:t>
+        <w:t>[</w:t>
+      </w:r>
+      <w:proofErr w:type="gramStart"/>
+      <w:r>
+        <w:t>app/inventory/models/__init__.py](</w:t>
+      </w:r>
+      <w:proofErr w:type="gramEnd"/>
+      <w:r>
+        <w:t>C:/Learning/Projects/Watch_Your_Time/app/inventory/models/__init__.py) imports all 24 mapped classes.</w:t>
       </w:r>
     </w:p>
     <w:p>
@@ -1706,24 +2272,49 @@
         <w:bidi w:val="0"/>
       </w:pPr>
       <w:r>
-        <w:t>import app.inventory.models</w:t>
-      </w:r>
-    </w:p>
-    <w:p>
-      <w:pPr>
-        <w:bidi w:val="0"/>
-      </w:pPr>
-      <w:r>
-        <w:t>therefore registers every current model on:</w:t>
-      </w:r>
-    </w:p>
-    <w:p>
-      <w:pPr>
-        <w:bidi w:val="0"/>
-      </w:pPr>
-      <w:r>
-        <w:t>app.db.base.Base.metadata</w:t>
-      </w:r>
+        <w:t xml:space="preserve">import </w:t>
+      </w:r>
+      <w:proofErr w:type="spellStart"/>
+      <w:proofErr w:type="gramStart"/>
+      <w:r>
+        <w:t>app.inventory</w:t>
+      </w:r>
+      <w:proofErr w:type="gramEnd"/>
+      <w:r>
+        <w:t>.models</w:t>
+      </w:r>
+      <w:proofErr w:type="spellEnd"/>
+    </w:p>
+    <w:p>
+      <w:pPr>
+        <w:bidi w:val="0"/>
+      </w:pPr>
+      <w:proofErr w:type="gramStart"/>
+      <w:r>
+        <w:t>therefore</w:t>
+      </w:r>
+      <w:proofErr w:type="gramEnd"/>
+      <w:r>
+        <w:t xml:space="preserve"> registers every current model on:</w:t>
+      </w:r>
+    </w:p>
+    <w:p>
+      <w:pPr>
+        <w:bidi w:val="0"/>
+      </w:pPr>
+      <w:proofErr w:type="spellStart"/>
+      <w:r>
+        <w:t>app.</w:t>
+      </w:r>
+      <w:proofErr w:type="gramStart"/>
+      <w:r>
+        <w:t>db.base</w:t>
+      </w:r>
+      <w:proofErr w:type="gramEnd"/>
+      <w:r>
+        <w:t>.Base.metadata</w:t>
+      </w:r>
+      <w:proofErr w:type="spellEnd"/>
     </w:p>
     <w:p>
       <w:pPr>
@@ -1746,7 +2337,15 @@
         <w:bidi w:val="0"/>
       </w:pPr>
       <w:r>
-        <w:t>[app/inventory/models/monitoring/__init__.py](C:/Learning/Projects/Watch_Your_Time/app/inventory/models/monitoring/__init__.py) imports the five monitoring-configuration models.</w:t>
+        <w:t>[</w:t>
+      </w:r>
+      <w:proofErr w:type="gramStart"/>
+      <w:r>
+        <w:t>app/inventory/models/monitoring/__init__.py](</w:t>
+      </w:r>
+      <w:proofErr w:type="gramEnd"/>
+      <w:r>
+        <w:t>C:/Learning/Projects/Watch_Your_Time/app/inventory/models/monitoring/__init__.py) imports the five monitoring-configuration models.</w:t>
       </w:r>
     </w:p>
     <w:p>
@@ -1778,7 +2377,23 @@
         <w:bidi w:val="0"/>
       </w:pPr>
       <w:r>
-        <w:t>[app/inventory/models/load_all.py](C:/Learning/Projects/Watch_Your_Time/app/inventory/models/load_all.py) duplicates many of the root package imports and does not explicitly import NodeHealth.</w:t>
+        <w:t>[</w:t>
+      </w:r>
+      <w:proofErr w:type="gramStart"/>
+      <w:r>
+        <w:t>app/inventory/models/load_all.py](</w:t>
+      </w:r>
+      <w:proofErr w:type="gramEnd"/>
+      <w:r>
+        <w:t xml:space="preserve">C:/Learning/Projects/Watch_Your_Time/app/inventory/models/load_all.py) duplicates many of the root package imports and does not explicitly import </w:t>
+      </w:r>
+      <w:proofErr w:type="spellStart"/>
+      <w:r>
+        <w:t>NodeHealth</w:t>
+      </w:r>
+      <w:proofErr w:type="spellEnd"/>
+      <w:r>
+        <w:t>.</w:t>
       </w:r>
     </w:p>
     <w:p>
@@ -1787,7 +2402,31 @@
       </w:pPr>
       <w:r>
         <w:lastRenderedPageBreak/>
-        <w:t>It is currently unused. Importing it still initializes the parent package first, which causes app.inventory.models.__init__ to register all models.</w:t>
+        <w:t xml:space="preserve">It is currently unused. Importing it still initializes the parent package first, which causes </w:t>
+      </w:r>
+      <w:proofErr w:type="gramStart"/>
+      <w:r>
+        <w:t>app.inventory</w:t>
+      </w:r>
+      <w:proofErr w:type="gramEnd"/>
+      <w:r>
+        <w:t>.</w:t>
+      </w:r>
+      <w:proofErr w:type="gramStart"/>
+      <w:r>
+        <w:t>models._</w:t>
+      </w:r>
+      <w:proofErr w:type="gramEnd"/>
+      <w:r>
+        <w:t>_</w:t>
+      </w:r>
+      <w:proofErr w:type="spellStart"/>
+      <w:r>
+        <w:t>init</w:t>
+      </w:r>
+      <w:proofErr w:type="spellEnd"/>
+      <w:r>
+        <w:t>__ to register all models.</w:t>
       </w:r>
     </w:p>
     <w:p>
@@ -1819,52 +2458,121 @@
         <w:bidi w:val="0"/>
       </w:pPr>
       <w:r>
-        <w:t>[app/db/create_tables.py](C:/Learning/Projects/Watch_Your_Time/app/db/create_tables.py) already does:</w:t>
-      </w:r>
-    </w:p>
-    <w:p>
-      <w:pPr>
-        <w:bidi w:val="0"/>
-      </w:pPr>
-      <w:r>
-        <w:t>from app.db.base import Base</w:t>
-      </w:r>
-    </w:p>
-    <w:p>
-      <w:pPr>
-        <w:bidi w:val="0"/>
-      </w:pPr>
-      <w:r>
-        <w:t>import app.inventory.models</w:t>
-      </w:r>
-    </w:p>
-    <w:p>
-      <w:pPr>
-        <w:bidi w:val="0"/>
-      </w:pPr>
-      <w:r>
-        <w:t>import app.inventory.models.monitoring</w:t>
-      </w:r>
-    </w:p>
-    <w:p>
-      <w:pPr>
-        <w:bidi w:val="0"/>
-      </w:pPr>
-    </w:p>
-    <w:p>
-      <w:pPr>
-        <w:bidi w:val="0"/>
-      </w:pPr>
-      <w:r>
-        <w:t>Base.metadata.create_all(bind=engine)</w:t>
-      </w:r>
-    </w:p>
-    <w:p>
-      <w:pPr>
-        <w:bidi w:val="0"/>
-      </w:pPr>
-      <w:r>
-        <w:t>It already uses the correct metadata and imports the root model package before create_all.</w:t>
+        <w:t>[</w:t>
+      </w:r>
+      <w:proofErr w:type="gramStart"/>
+      <w:r>
+        <w:t>app/db/create_tables.py](</w:t>
+      </w:r>
+      <w:proofErr w:type="gramEnd"/>
+      <w:r>
+        <w:t>C:/Learning/Projects/Watch_Your_Time/app/db/create_tables.py) already does:</w:t>
+      </w:r>
+    </w:p>
+    <w:p>
+      <w:pPr>
+        <w:bidi w:val="0"/>
+      </w:pPr>
+      <w:r>
+        <w:t xml:space="preserve">from </w:t>
+      </w:r>
+      <w:proofErr w:type="spellStart"/>
+      <w:r>
+        <w:t>app.</w:t>
+      </w:r>
+      <w:proofErr w:type="gramStart"/>
+      <w:r>
+        <w:t>db.base</w:t>
+      </w:r>
+      <w:proofErr w:type="spellEnd"/>
+      <w:proofErr w:type="gramEnd"/>
+      <w:r>
+        <w:t xml:space="preserve"> import Base</w:t>
+      </w:r>
+    </w:p>
+    <w:p>
+      <w:pPr>
+        <w:bidi w:val="0"/>
+      </w:pPr>
+      <w:r>
+        <w:t xml:space="preserve">import </w:t>
+      </w:r>
+      <w:proofErr w:type="spellStart"/>
+      <w:proofErr w:type="gramStart"/>
+      <w:r>
+        <w:t>app.inventory</w:t>
+      </w:r>
+      <w:proofErr w:type="gramEnd"/>
+      <w:r>
+        <w:t>.models</w:t>
+      </w:r>
+      <w:proofErr w:type="spellEnd"/>
+    </w:p>
+    <w:p>
+      <w:pPr>
+        <w:bidi w:val="0"/>
+      </w:pPr>
+      <w:r>
+        <w:t xml:space="preserve">import </w:t>
+      </w:r>
+      <w:proofErr w:type="spellStart"/>
+      <w:proofErr w:type="gramStart"/>
+      <w:r>
+        <w:t>app.inventory</w:t>
+      </w:r>
+      <w:proofErr w:type="gramEnd"/>
+      <w:r>
+        <w:t>.</w:t>
+      </w:r>
+      <w:proofErr w:type="gramStart"/>
+      <w:r>
+        <w:t>models.monitoring</w:t>
+      </w:r>
+      <w:proofErr w:type="spellEnd"/>
+      <w:proofErr w:type="gramEnd"/>
+    </w:p>
+    <w:p>
+      <w:pPr>
+        <w:bidi w:val="0"/>
+      </w:pPr>
+    </w:p>
+    <w:p>
+      <w:pPr>
+        <w:bidi w:val="0"/>
+      </w:pPr>
+      <w:proofErr w:type="spellStart"/>
+      <w:proofErr w:type="gramStart"/>
+      <w:r>
+        <w:t>Base.metadata.create</w:t>
+      </w:r>
+      <w:proofErr w:type="gramEnd"/>
+      <w:r>
+        <w:t>_all</w:t>
+      </w:r>
+      <w:proofErr w:type="spellEnd"/>
+      <w:r>
+        <w:t>(bind=engine)</w:t>
+      </w:r>
+    </w:p>
+    <w:p>
+      <w:pPr>
+        <w:bidi w:val="0"/>
+      </w:pPr>
+      <w:r>
+        <w:t xml:space="preserve">It already uses the correct metadata and imports the root model package before </w:t>
+      </w:r>
+      <w:proofErr w:type="spellStart"/>
+      <w:proofErr w:type="gramStart"/>
+      <w:r>
+        <w:t>create</w:t>
+      </w:r>
+      <w:proofErr w:type="gramEnd"/>
+      <w:r>
+        <w:t>_all</w:t>
+      </w:r>
+      <w:proofErr w:type="spellEnd"/>
+      <w:r>
+        <w:t>.</w:t>
       </w:r>
     </w:p>
     <w:p>
@@ -1927,9 +2635,16 @@
       <w:pPr>
         <w:bidi w:val="0"/>
       </w:pPr>
-      <w:r>
-        <w:t>app.db.base</w:t>
-      </w:r>
+      <w:proofErr w:type="spellStart"/>
+      <w:r>
+        <w:t>app.</w:t>
+      </w:r>
+      <w:proofErr w:type="gramStart"/>
+      <w:r>
+        <w:t>db.base</w:t>
+      </w:r>
+      <w:proofErr w:type="spellEnd"/>
+      <w:proofErr w:type="gramEnd"/>
     </w:p>
     <w:p>
       <w:pPr>
@@ -1943,9 +2658,16 @@
       <w:pPr>
         <w:bidi w:val="0"/>
       </w:pPr>
-      <w:r>
-        <w:t>app.db.session</w:t>
-      </w:r>
+      <w:proofErr w:type="spellStart"/>
+      <w:r>
+        <w:t>app.</w:t>
+      </w:r>
+      <w:proofErr w:type="gramStart"/>
+      <w:r>
+        <w:t>db.session</w:t>
+      </w:r>
+      <w:proofErr w:type="spellEnd"/>
+      <w:proofErr w:type="gramEnd"/>
     </w:p>
     <w:p>
       <w:pPr>
@@ -1967,8 +2689,26 @@
       <w:pPr>
         <w:bidi w:val="0"/>
       </w:pPr>
-      <w:r>
-        <w:t>app.db.base imports only SQLAlchemy. It does not import:</w:t>
+      <w:proofErr w:type="spellStart"/>
+      <w:r>
+        <w:t>app.</w:t>
+      </w:r>
+      <w:proofErr w:type="gramStart"/>
+      <w:r>
+        <w:t>db.base</w:t>
+      </w:r>
+      <w:proofErr w:type="spellEnd"/>
+      <w:proofErr w:type="gramEnd"/>
+      <w:r>
+        <w:t xml:space="preserve"> imports only </w:t>
+      </w:r>
+      <w:proofErr w:type="spellStart"/>
+      <w:r>
+        <w:t>SQLAlchemy</w:t>
+      </w:r>
+      <w:proofErr w:type="spellEnd"/>
+      <w:r>
+        <w:t>. It does not import:</w:t>
       </w:r>
     </w:p>
     <w:p>
@@ -2048,7 +2788,20 @@
         <w:bidi w:val="0"/>
       </w:pPr>
       <w:r>
-        <w:t>Therefore, importing Base into app.db.session will not create a cycle.</w:t>
+        <w:t xml:space="preserve">Therefore, importing Base into </w:t>
+      </w:r>
+      <w:proofErr w:type="spellStart"/>
+      <w:r>
+        <w:t>app.</w:t>
+      </w:r>
+      <w:proofErr w:type="gramStart"/>
+      <w:r>
+        <w:t>db.session</w:t>
+      </w:r>
+      <w:proofErr w:type="spellEnd"/>
+      <w:proofErr w:type="gramEnd"/>
+      <w:r>
+        <w:t xml:space="preserve"> will not create a cycle.</w:t>
       </w:r>
     </w:p>
     <w:p>
@@ -2064,9 +2817,16 @@
       <w:pPr>
         <w:bidi w:val="0"/>
       </w:pPr>
-      <w:r>
-        <w:t>app.db.base</w:t>
-      </w:r>
+      <w:proofErr w:type="spellStart"/>
+      <w:r>
+        <w:t>app.</w:t>
+      </w:r>
+      <w:proofErr w:type="gramStart"/>
+      <w:r>
+        <w:t>db.base</w:t>
+      </w:r>
+      <w:proofErr w:type="spellEnd"/>
+      <w:proofErr w:type="gramEnd"/>
     </w:p>
     <w:p>
       <w:pPr>
@@ -2080,9 +2840,21 @@
       <w:pPr>
         <w:bidi w:val="0"/>
       </w:pPr>
-      <w:r>
-        <w:t>app.inventory.models.base</w:t>
-      </w:r>
+      <w:proofErr w:type="spellStart"/>
+      <w:proofErr w:type="gramStart"/>
+      <w:r>
+        <w:t>app.inventory</w:t>
+      </w:r>
+      <w:proofErr w:type="gramEnd"/>
+      <w:r>
+        <w:t>.</w:t>
+      </w:r>
+      <w:proofErr w:type="gramStart"/>
+      <w:r>
+        <w:t>models.base</w:t>
+      </w:r>
+      <w:proofErr w:type="spellEnd"/>
+      <w:proofErr w:type="gramEnd"/>
     </w:p>
     <w:p>
       <w:pPr>
@@ -2112,8 +2884,31 @@
       <w:pPr>
         <w:bidi w:val="0"/>
       </w:pPr>
-      <w:r>
-        <w:t>app.db.base must not import app.inventory.models.</w:t>
+      <w:proofErr w:type="spellStart"/>
+      <w:r>
+        <w:t>app.</w:t>
+      </w:r>
+      <w:proofErr w:type="gramStart"/>
+      <w:r>
+        <w:t>db.base</w:t>
+      </w:r>
+      <w:proofErr w:type="spellEnd"/>
+      <w:proofErr w:type="gramEnd"/>
+      <w:r>
+        <w:t xml:space="preserve"> must not import </w:t>
+      </w:r>
+      <w:proofErr w:type="spellStart"/>
+      <w:proofErr w:type="gramStart"/>
+      <w:r>
+        <w:t>app.inventory</w:t>
+      </w:r>
+      <w:proofErr w:type="gramEnd"/>
+      <w:r>
+        <w:t>.models</w:t>
+      </w:r>
+      <w:proofErr w:type="spellEnd"/>
+      <w:r>
+        <w:t>.</w:t>
       </w:r>
     </w:p>
     <w:p>
@@ -2129,15 +2924,41 @@
         <w:bidi w:val="0"/>
       </w:pPr>
       <w:r>
-        <w:t>model → app.db.base → model package → model</w:t>
-      </w:r>
-    </w:p>
-    <w:p>
-      <w:pPr>
-        <w:bidi w:val="0"/>
-      </w:pPr>
-      <w:r>
-        <w:t>Model registration will continue to happen explicitly through import app.inventory.models, not inside the canonical Base module.</w:t>
+        <w:t xml:space="preserve">model → </w:t>
+      </w:r>
+      <w:proofErr w:type="spellStart"/>
+      <w:r>
+        <w:t>app.</w:t>
+      </w:r>
+      <w:proofErr w:type="gramStart"/>
+      <w:r>
+        <w:t>db.base</w:t>
+      </w:r>
+      <w:proofErr w:type="spellEnd"/>
+      <w:proofErr w:type="gramEnd"/>
+      <w:r>
+        <w:t xml:space="preserve"> → model package → model</w:t>
+      </w:r>
+    </w:p>
+    <w:p>
+      <w:pPr>
+        <w:bidi w:val="0"/>
+      </w:pPr>
+      <w:r>
+        <w:t xml:space="preserve">Model registration will continue to happen explicitly through import </w:t>
+      </w:r>
+      <w:proofErr w:type="spellStart"/>
+      <w:proofErr w:type="gramStart"/>
+      <w:r>
+        <w:t>app.inventory</w:t>
+      </w:r>
+      <w:proofErr w:type="gramEnd"/>
+      <w:r>
+        <w:t>.models</w:t>
+      </w:r>
+      <w:proofErr w:type="spellEnd"/>
+      <w:r>
+        <w:t>, not inside the canonical Base module.</w:t>
       </w:r>
     </w:p>
     <w:p>
@@ -2161,7 +2982,23 @@
         <w:bidi w:val="0"/>
       </w:pPr>
       <w:r>
-        <w:t>Some model relationship annotations or constraints may have independent problems. PR 2 will not run configure_mappers() as a mechanism to fix those issues.</w:t>
+        <w:t xml:space="preserve">Some model relationship annotations or constraints may have independent problems. PR 2 will not run </w:t>
+      </w:r>
+      <w:proofErr w:type="spellStart"/>
+      <w:r>
+        <w:t>configure_</w:t>
+      </w:r>
+      <w:proofErr w:type="gramStart"/>
+      <w:r>
+        <w:t>mappers</w:t>
+      </w:r>
+      <w:proofErr w:type="spellEnd"/>
+      <w:r>
+        <w:t>(</w:t>
+      </w:r>
+      <w:proofErr w:type="gramEnd"/>
+      <w:r>
+        <w:t>) as a mechanism to fix those issues.</w:t>
       </w:r>
     </w:p>
     <w:p>
@@ -2252,8 +3089,13 @@
         </w:numPr>
         <w:bidi w:val="0"/>
       </w:pPr>
-      <w:r>
-        <w:t>SessionLocal.</w:t>
+      <w:proofErr w:type="spellStart"/>
+      <w:r>
+        <w:t>SessionLocal</w:t>
+      </w:r>
+      <w:proofErr w:type="spellEnd"/>
+      <w:r>
+        <w:t>.</w:t>
       </w:r>
     </w:p>
     <w:p>
@@ -2276,8 +3118,13 @@
         </w:numPr>
         <w:bidi w:val="0"/>
       </w:pPr>
-      <w:r>
-        <w:t>get_db.</w:t>
+      <w:proofErr w:type="spellStart"/>
+      <w:r>
+        <w:t>get_db</w:t>
+      </w:r>
+      <w:proofErr w:type="spellEnd"/>
+      <w:r>
+        <w:t>.</w:t>
       </w:r>
     </w:p>
     <w:p>
@@ -2328,8 +3175,13 @@
       <w:pPr>
         <w:bidi w:val="0"/>
       </w:pPr>
-      <w:r>
-        <w:t>SQLAlchemy sessions do not require a local declarative Base. They operate on mapped classes registered elsewhere.</w:t>
+      <w:proofErr w:type="spellStart"/>
+      <w:r>
+        <w:t>SQLAlchemy</w:t>
+      </w:r>
+      <w:proofErr w:type="spellEnd"/>
+      <w:r>
+        <w:t xml:space="preserve"> sessions do not require a local declarative Base. They operate on mapped classes registered elsewhere.</w:t>
       </w:r>
     </w:p>
     <w:p>
@@ -2394,15 +3246,31 @@
         <w:bidi w:val="0"/>
       </w:pPr>
       <w:r>
-        <w:t>Existing PR 1 tests should continue to pass.</w:t>
-      </w:r>
-    </w:p>
-    <w:p>
-      <w:pPr>
-        <w:bidi w:val="0"/>
-      </w:pPr>
-      <w:r>
-        <w:t>Existing exploratory files:</w:t>
+        <w:t xml:space="preserve">Existing PR 1 tests should continue to </w:t>
+      </w:r>
+      <w:proofErr w:type="gramStart"/>
+      <w:r>
+        <w:t>pass</w:t>
+      </w:r>
+      <w:proofErr w:type="gramEnd"/>
+      <w:r>
+        <w:t>.</w:t>
+      </w:r>
+    </w:p>
+    <w:p>
+      <w:pPr>
+        <w:bidi w:val="0"/>
+      </w:pPr>
+      <w:r>
+        <w:t xml:space="preserve">Existing </w:t>
+      </w:r>
+      <w:proofErr w:type="gramStart"/>
+      <w:r>
+        <w:t>exploratory</w:t>
+      </w:r>
+      <w:proofErr w:type="gramEnd"/>
+      <w:r>
+        <w:t xml:space="preserve"> files:</w:t>
       </w:r>
     </w:p>
     <w:p>
@@ -2434,15 +3302,76 @@
         <w:bidi w:val="0"/>
       </w:pPr>
       <w:r>
-        <w:t>do not interact with SQLAlchemy metadata.</w:t>
-      </w:r>
-    </w:p>
-    <w:p>
-      <w:pPr>
-        <w:bidi w:val="0"/>
-      </w:pPr>
-      <w:r>
-        <w:t>[tests/erd.py](C:/Learning/Projects/Watch_Your_Time/tests/erd.py) already imports app.db.base.Base and app.inventory.models. It will continue using the canonical metadata.</w:t>
+        <w:t xml:space="preserve">do not interact with </w:t>
+      </w:r>
+      <w:proofErr w:type="spellStart"/>
+      <w:r>
+        <w:t>SQLAlchemy</w:t>
+      </w:r>
+      <w:proofErr w:type="spellEnd"/>
+      <w:r>
+        <w:t xml:space="preserve"> metadata.</w:t>
+      </w:r>
+    </w:p>
+    <w:p>
+      <w:pPr>
+        <w:bidi w:val="0"/>
+      </w:pPr>
+      <w:r>
+        <w:t>[</w:t>
+      </w:r>
+      <w:proofErr w:type="gramStart"/>
+      <w:r>
+        <w:t>tests/erd.py](</w:t>
+      </w:r>
+      <w:proofErr w:type="gramEnd"/>
+      <w:r>
+        <w:t xml:space="preserve">C:/Learning/Projects/Watch_Your_Time/tests/erd.py) already </w:t>
+      </w:r>
+      <w:proofErr w:type="gramStart"/>
+      <w:r>
+        <w:t>imports</w:t>
+      </w:r>
+      <w:proofErr w:type="gramEnd"/>
+      <w:r>
+        <w:t xml:space="preserve"> </w:t>
+      </w:r>
+      <w:proofErr w:type="spellStart"/>
+      <w:r>
+        <w:t>app.</w:t>
+      </w:r>
+      <w:proofErr w:type="gramStart"/>
+      <w:r>
+        <w:t>db.base</w:t>
+      </w:r>
+      <w:proofErr w:type="gramEnd"/>
+      <w:r>
+        <w:t>.Base</w:t>
+      </w:r>
+      <w:proofErr w:type="spellEnd"/>
+      <w:r>
+        <w:t xml:space="preserve"> and </w:t>
+      </w:r>
+      <w:proofErr w:type="spellStart"/>
+      <w:proofErr w:type="gramStart"/>
+      <w:r>
+        <w:t>app.inventory</w:t>
+      </w:r>
+      <w:proofErr w:type="gramEnd"/>
+      <w:r>
+        <w:t>.models</w:t>
+      </w:r>
+      <w:proofErr w:type="spellEnd"/>
+      <w:r>
+        <w:t xml:space="preserve">. It will continue using </w:t>
+      </w:r>
+      <w:proofErr w:type="gramStart"/>
+      <w:r>
+        <w:t>the canonical</w:t>
+      </w:r>
+      <w:proofErr w:type="gramEnd"/>
+      <w:r>
+        <w:t xml:space="preserve"> metadata.</w:t>
       </w:r>
     </w:p>
     <w:p>
@@ -2461,6 +3390,7 @@
           <w:bCs/>
         </w:rPr>
       </w:pPr>
+      <w:proofErr w:type="spellStart"/>
       <w:r>
         <w:rPr>
           <w:b/>
@@ -2468,6 +3398,7 @@
         </w:rPr>
         <w:t>create_all</w:t>
       </w:r>
+      <w:proofErr w:type="spellEnd"/>
     </w:p>
     <w:p>
       <w:pPr>
@@ -2490,7 +3421,15 @@
         <w:bidi w:val="0"/>
       </w:pPr>
       <w:r>
-        <w:t>PR 2 will not execute create_all against the development database.</w:t>
+        <w:t xml:space="preserve">PR 2 will not execute </w:t>
+      </w:r>
+      <w:proofErr w:type="spellStart"/>
+      <w:r>
+        <w:t>create_all</w:t>
+      </w:r>
+      <w:proofErr w:type="spellEnd"/>
+      <w:r>
+        <w:t xml:space="preserve"> against the development database.</w:t>
       </w:r>
     </w:p>
     <w:p>
@@ -2546,45 +3485,130 @@
         <w:bidi w:val="0"/>
       </w:pPr>
       <w:r>
-        <w:t>from app.db.base import Base as CanonicalBase</w:t>
-      </w:r>
-    </w:p>
-    <w:p>
-      <w:pPr>
-        <w:bidi w:val="0"/>
-      </w:pPr>
-      <w:r>
-        <w:t>from app.db.session import Base as SessionBase</w:t>
-      </w:r>
-    </w:p>
-    <w:p>
-      <w:pPr>
-        <w:bidi w:val="0"/>
-      </w:pPr>
-      <w:r>
-        <w:t>from app.inventory.models.base import Base as ModelBase</w:t>
-      </w:r>
-    </w:p>
-    <w:p>
-      <w:pPr>
-        <w:bidi w:val="0"/>
-      </w:pPr>
-    </w:p>
-    <w:p>
-      <w:pPr>
-        <w:bidi w:val="0"/>
-      </w:pPr>
-      <w:r>
-        <w:t>assert CanonicalBase is SessionBase</w:t>
-      </w:r>
-    </w:p>
-    <w:p>
-      <w:pPr>
-        <w:bidi w:val="0"/>
-      </w:pPr>
-      <w:r>
-        <w:t>assert CanonicalBase is ModelBase</w:t>
-      </w:r>
+        <w:t xml:space="preserve">from </w:t>
+      </w:r>
+      <w:proofErr w:type="spellStart"/>
+      <w:r>
+        <w:t>app.</w:t>
+      </w:r>
+      <w:proofErr w:type="gramStart"/>
+      <w:r>
+        <w:t>db.base</w:t>
+      </w:r>
+      <w:proofErr w:type="spellEnd"/>
+      <w:proofErr w:type="gramEnd"/>
+      <w:r>
+        <w:t xml:space="preserve"> import Base as </w:t>
+      </w:r>
+      <w:proofErr w:type="spellStart"/>
+      <w:r>
+        <w:t>CanonicalBase</w:t>
+      </w:r>
+      <w:proofErr w:type="spellEnd"/>
+    </w:p>
+    <w:p>
+      <w:pPr>
+        <w:bidi w:val="0"/>
+      </w:pPr>
+      <w:r>
+        <w:t xml:space="preserve">from </w:t>
+      </w:r>
+      <w:proofErr w:type="spellStart"/>
+      <w:r>
+        <w:t>app.</w:t>
+      </w:r>
+      <w:proofErr w:type="gramStart"/>
+      <w:r>
+        <w:t>db.session</w:t>
+      </w:r>
+      <w:proofErr w:type="spellEnd"/>
+      <w:proofErr w:type="gramEnd"/>
+      <w:r>
+        <w:t xml:space="preserve"> import Base as </w:t>
+      </w:r>
+      <w:proofErr w:type="spellStart"/>
+      <w:r>
+        <w:t>SessionBase</w:t>
+      </w:r>
+      <w:proofErr w:type="spellEnd"/>
+    </w:p>
+    <w:p>
+      <w:pPr>
+        <w:bidi w:val="0"/>
+      </w:pPr>
+      <w:r>
+        <w:t xml:space="preserve">from </w:t>
+      </w:r>
+      <w:proofErr w:type="spellStart"/>
+      <w:proofErr w:type="gramStart"/>
+      <w:r>
+        <w:t>app.inventory</w:t>
+      </w:r>
+      <w:proofErr w:type="gramEnd"/>
+      <w:r>
+        <w:t>.</w:t>
+      </w:r>
+      <w:proofErr w:type="gramStart"/>
+      <w:r>
+        <w:t>models.base</w:t>
+      </w:r>
+      <w:proofErr w:type="spellEnd"/>
+      <w:proofErr w:type="gramEnd"/>
+      <w:r>
+        <w:t xml:space="preserve"> import Base as </w:t>
+      </w:r>
+      <w:proofErr w:type="spellStart"/>
+      <w:r>
+        <w:t>ModelBase</w:t>
+      </w:r>
+      <w:proofErr w:type="spellEnd"/>
+    </w:p>
+    <w:p>
+      <w:pPr>
+        <w:bidi w:val="0"/>
+      </w:pPr>
+    </w:p>
+    <w:p>
+      <w:pPr>
+        <w:bidi w:val="0"/>
+      </w:pPr>
+      <w:r>
+        <w:t xml:space="preserve">assert </w:t>
+      </w:r>
+      <w:proofErr w:type="spellStart"/>
+      <w:r>
+        <w:t>CanonicalBase</w:t>
+      </w:r>
+      <w:proofErr w:type="spellEnd"/>
+      <w:r>
+        <w:t xml:space="preserve"> is </w:t>
+      </w:r>
+      <w:proofErr w:type="spellStart"/>
+      <w:r>
+        <w:t>SessionBase</w:t>
+      </w:r>
+      <w:proofErr w:type="spellEnd"/>
+    </w:p>
+    <w:p>
+      <w:pPr>
+        <w:bidi w:val="0"/>
+      </w:pPr>
+      <w:r>
+        <w:t xml:space="preserve">assert </w:t>
+      </w:r>
+      <w:proofErr w:type="spellStart"/>
+      <w:r>
+        <w:t>CanonicalBase</w:t>
+      </w:r>
+      <w:proofErr w:type="spellEnd"/>
+      <w:r>
+        <w:t xml:space="preserve"> is </w:t>
+      </w:r>
+      <w:proofErr w:type="spellStart"/>
+      <w:r>
+        <w:t>ModelBase</w:t>
+      </w:r>
+      <w:proofErr w:type="spellEnd"/>
     </w:p>
     <w:p>
       <w:pPr>
@@ -2607,17 +3631,34 @@
         <w:bidi w:val="0"/>
       </w:pPr>
       <w:r>
-        <w:t>After importing app.inventory.models, iterate through:</w:t>
-      </w:r>
-    </w:p>
-    <w:p>
-      <w:pPr>
-        <w:bidi w:val="0"/>
-      </w:pPr>
+        <w:t xml:space="preserve">After importing </w:t>
+      </w:r>
+      <w:proofErr w:type="spellStart"/>
+      <w:proofErr w:type="gramStart"/>
+      <w:r>
+        <w:t>app.inventory</w:t>
+      </w:r>
+      <w:proofErr w:type="gramEnd"/>
+      <w:r>
+        <w:t>.models</w:t>
+      </w:r>
+      <w:proofErr w:type="spellEnd"/>
+      <w:r>
+        <w:t>, iterate through:</w:t>
+      </w:r>
+    </w:p>
+    <w:p>
+      <w:pPr>
+        <w:bidi w:val="0"/>
+      </w:pPr>
+      <w:proofErr w:type="spellStart"/>
+      <w:proofErr w:type="gramStart"/>
       <w:r>
         <w:lastRenderedPageBreak/>
         <w:t>Base.registry.mappers</w:t>
       </w:r>
+      <w:proofErr w:type="spellEnd"/>
+      <w:proofErr w:type="gramEnd"/>
     </w:p>
     <w:p>
       <w:pPr>
@@ -2631,9 +3672,29 @@
       <w:pPr>
         <w:bidi w:val="0"/>
       </w:pPr>
-      <w:r>
-        <w:t>mapper.local_table.metadata is Base.metadata</w:t>
-      </w:r>
+      <w:proofErr w:type="spellStart"/>
+      <w:proofErr w:type="gramStart"/>
+      <w:r>
+        <w:t>mapper.local</w:t>
+      </w:r>
+      <w:proofErr w:type="gramEnd"/>
+      <w:r>
+        <w:t>_</w:t>
+      </w:r>
+      <w:proofErr w:type="gramStart"/>
+      <w:r>
+        <w:t>table.metadata</w:t>
+      </w:r>
+      <w:proofErr w:type="spellEnd"/>
+      <w:proofErr w:type="gramEnd"/>
+      <w:r>
+        <w:t xml:space="preserve"> is </w:t>
+      </w:r>
+      <w:proofErr w:type="spellStart"/>
+      <w:r>
+        <w:t>Base.metadata</w:t>
+      </w:r>
+      <w:proofErr w:type="spellEnd"/>
     </w:p>
     <w:p>
       <w:pPr>
@@ -2711,25 +3772,53 @@
       <w:pPr>
         <w:bidi w:val="0"/>
       </w:pPr>
-      <w:r>
-        <w:t>declarative_base(</w:t>
-      </w:r>
-    </w:p>
-    <w:p>
-      <w:pPr>
-        <w:bidi w:val="0"/>
-      </w:pPr>
-      <w:r>
-        <w:t>class Base(DeclarativeBase)</w:t>
-      </w:r>
-    </w:p>
-    <w:p>
-      <w:pPr>
-        <w:bidi w:val="0"/>
-      </w:pPr>
-      <w:r>
-        <w:t>class Base(</w:t>
-      </w:r>
+      <w:proofErr w:type="spellStart"/>
+      <w:r>
+        <w:t>declarative_</w:t>
+      </w:r>
+      <w:proofErr w:type="gramStart"/>
+      <w:r>
+        <w:t>base</w:t>
+      </w:r>
+      <w:proofErr w:type="spellEnd"/>
+      <w:r>
+        <w:t>(</w:t>
+      </w:r>
+      <w:proofErr w:type="gramEnd"/>
+    </w:p>
+    <w:p>
+      <w:pPr>
+        <w:bidi w:val="0"/>
+      </w:pPr>
+      <w:r>
+        <w:t xml:space="preserve">class </w:t>
+      </w:r>
+      <w:proofErr w:type="gramStart"/>
+      <w:r>
+        <w:t>Base(</w:t>
+      </w:r>
+      <w:proofErr w:type="spellStart"/>
+      <w:proofErr w:type="gramEnd"/>
+      <w:r>
+        <w:t>DeclarativeBase</w:t>
+      </w:r>
+      <w:proofErr w:type="spellEnd"/>
+      <w:r>
+        <w:t>)</w:t>
+      </w:r>
+    </w:p>
+    <w:p>
+      <w:pPr>
+        <w:bidi w:val="0"/>
+      </w:pPr>
+      <w:r>
+        <w:t xml:space="preserve">class </w:t>
+      </w:r>
+      <w:proofErr w:type="gramStart"/>
+      <w:r>
+        <w:t>Base(</w:t>
+      </w:r>
+      <w:proofErr w:type="gramEnd"/>
     </w:p>
     <w:p>
       <w:pPr>
@@ -2748,7 +3837,15 @@
         <w:bidi w:val="0"/>
       </w:pPr>
       <w:r>
-        <w:t>One actual Base construction in app/db/base.py.</w:t>
+        <w:t>One actual Base construction in app/</w:t>
+      </w:r>
+      <w:proofErr w:type="spellStart"/>
+      <w:r>
+        <w:t>db</w:t>
+      </w:r>
+      <w:proofErr w:type="spellEnd"/>
+      <w:r>
+        <w:t>/base.py.</w:t>
       </w:r>
     </w:p>
     <w:p>
@@ -2783,36 +3880,101 @@
           <w:bCs/>
         </w:rPr>
       </w:pPr>
-      <w:r>
-        <w:rPr>
-          <w:b/>
-          <w:bCs/>
-        </w:rPr>
-        <w:t>Mock create_all</w:t>
-      </w:r>
-    </w:p>
-    <w:p>
-      <w:pPr>
-        <w:bidi w:val="0"/>
-      </w:pPr>
-      <w:r>
-        <w:t>Use SQLAlchemy’s PostgreSQL mock engine:</w:t>
-      </w:r>
-    </w:p>
-    <w:p>
-      <w:pPr>
-        <w:bidi w:val="0"/>
-      </w:pPr>
-      <w:r>
-        <w:t>create_mock_engine("postgresql+psycopg2://", executor)</w:t>
-      </w:r>
-    </w:p>
-    <w:p>
-      <w:pPr>
-        <w:bidi w:val="0"/>
-      </w:pPr>
-      <w:r>
-        <w:t>Base.metadata.create_all(mock_engine)</w:t>
+      <w:proofErr w:type="gramStart"/>
+      <w:r>
+        <w:rPr>
+          <w:b/>
+          <w:bCs/>
+        </w:rPr>
+        <w:t>Mock</w:t>
+      </w:r>
+      <w:proofErr w:type="gramEnd"/>
+      <w:r>
+        <w:rPr>
+          <w:b/>
+          <w:bCs/>
+        </w:rPr>
+        <w:t xml:space="preserve"> </w:t>
+      </w:r>
+      <w:proofErr w:type="spellStart"/>
+      <w:r>
+        <w:rPr>
+          <w:b/>
+          <w:bCs/>
+        </w:rPr>
+        <w:t>create_all</w:t>
+      </w:r>
+      <w:proofErr w:type="spellEnd"/>
+    </w:p>
+    <w:p>
+      <w:pPr>
+        <w:bidi w:val="0"/>
+      </w:pPr>
+      <w:r>
+        <w:t xml:space="preserve">Use </w:t>
+      </w:r>
+      <w:proofErr w:type="spellStart"/>
+      <w:r>
+        <w:t>SQLAlchemy’s</w:t>
+      </w:r>
+      <w:proofErr w:type="spellEnd"/>
+      <w:r>
+        <w:t xml:space="preserve"> PostgreSQL mock engine:</w:t>
+      </w:r>
+    </w:p>
+    <w:p>
+      <w:pPr>
+        <w:bidi w:val="0"/>
+      </w:pPr>
+      <w:proofErr w:type="spellStart"/>
+      <w:r>
+        <w:t>create_mock_</w:t>
+      </w:r>
+      <w:proofErr w:type="gramStart"/>
+      <w:r>
+        <w:t>engine</w:t>
+      </w:r>
+      <w:proofErr w:type="spellEnd"/>
+      <w:r>
+        <w:t>(</w:t>
+      </w:r>
+      <w:proofErr w:type="gramEnd"/>
+      <w:r>
+        <w:t>"postgresql+psycopg2</w:t>
+      </w:r>
+      <w:proofErr w:type="gramStart"/>
+      <w:r>
+        <w:t>://",</w:t>
+      </w:r>
+      <w:proofErr w:type="gramEnd"/>
+      <w:r>
+        <w:t xml:space="preserve"> executor)</w:t>
+      </w:r>
+    </w:p>
+    <w:p>
+      <w:pPr>
+        <w:bidi w:val="0"/>
+      </w:pPr>
+      <w:proofErr w:type="spellStart"/>
+      <w:proofErr w:type="gramStart"/>
+      <w:r>
+        <w:t>Base.metadata.create</w:t>
+      </w:r>
+      <w:proofErr w:type="gramEnd"/>
+      <w:r>
+        <w:t>_all</w:t>
+      </w:r>
+      <w:proofErr w:type="spellEnd"/>
+      <w:r>
+        <w:t>(</w:t>
+      </w:r>
+      <w:proofErr w:type="spellStart"/>
+      <w:r>
+        <w:t>mock_engine</w:t>
+      </w:r>
+      <w:proofErr w:type="spellEnd"/>
+      <w:r>
+        <w:t>)</w:t>
       </w:r>
     </w:p>
     <w:p>
@@ -2957,7 +4119,15 @@
         <w:bidi w:val="0"/>
       </w:pPr>
       <w:r>
-        <w:t>Run create_all.</w:t>
+        <w:t xml:space="preserve">Run </w:t>
+      </w:r>
+      <w:proofErr w:type="spellStart"/>
+      <w:r>
+        <w:t>create_all</w:t>
+      </w:r>
+      <w:proofErr w:type="spellEnd"/>
+      <w:r>
+        <w:t>.</w:t>
       </w:r>
     </w:p>
     <w:p>
@@ -2977,7 +4147,23 @@
         <w:bidi w:val="0"/>
       </w:pPr>
       <w:r>
-        <w:t>All current mapped classes already use app.db.base.Base, so the Table objects used by normal application queries remain unchanged.</w:t>
+        <w:t xml:space="preserve">All current mapped classes already use </w:t>
+      </w:r>
+      <w:proofErr w:type="spellStart"/>
+      <w:r>
+        <w:t>app.</w:t>
+      </w:r>
+      <w:proofErr w:type="gramStart"/>
+      <w:r>
+        <w:t>db.base</w:t>
+      </w:r>
+      <w:proofErr w:type="gramEnd"/>
+      <w:r>
+        <w:t>.Base</w:t>
+      </w:r>
+      <w:proofErr w:type="spellEnd"/>
+      <w:r>
+        <w:t>, so the Table objects used by normal application queries remain unchanged.</w:t>
       </w:r>
     </w:p>
     <w:p>
@@ -3020,8 +4206,21 @@
         </w:numPr>
         <w:bidi w:val="0"/>
       </w:pPr>
-      <w:r>
-        <w:t>app.db.session.Base, or</w:t>
+      <w:proofErr w:type="spellStart"/>
+      <w:r>
+        <w:t>app.</w:t>
+      </w:r>
+      <w:proofErr w:type="gramStart"/>
+      <w:r>
+        <w:t>db.session</w:t>
+      </w:r>
+      <w:proofErr w:type="gramEnd"/>
+      <w:r>
+        <w:t>.Base</w:t>
+      </w:r>
+      <w:proofErr w:type="spellEnd"/>
+      <w:r>
+        <w:t>, or</w:t>
       </w:r>
     </w:p>
     <w:p>
@@ -3032,8 +4231,26 @@
         </w:numPr>
         <w:bidi w:val="0"/>
       </w:pPr>
-      <w:r>
-        <w:t>app.inventory.models.base.Base.</w:t>
+      <w:proofErr w:type="spellStart"/>
+      <w:proofErr w:type="gramStart"/>
+      <w:r>
+        <w:t>app.inventory</w:t>
+      </w:r>
+      <w:proofErr w:type="gramEnd"/>
+      <w:r>
+        <w:t>.</w:t>
+      </w:r>
+      <w:proofErr w:type="gramStart"/>
+      <w:r>
+        <w:t>models.base</w:t>
+      </w:r>
+      <w:proofErr w:type="gramEnd"/>
+      <w:r>
+        <w:t>.Base</w:t>
+      </w:r>
+      <w:proofErr w:type="spellEnd"/>
+      <w:r>
+        <w:t>.</w:t>
       </w:r>
     </w:p>
     <w:p>
@@ -3048,8 +4265,13 @@
       <w:pPr>
         <w:bidi w:val="0"/>
       </w:pPr>
-      <w:r>
-        <w:t>No such external extension mechanism is present in the repository, and V1 does not support customer-created models or plugins.</w:t>
+      <w:proofErr w:type="gramStart"/>
+      <w:r>
+        <w:t>No such</w:t>
+      </w:r>
+      <w:proofErr w:type="gramEnd"/>
+      <w:r>
+        <w:t xml:space="preserve"> external extension mechanism is present in the repository, and V1 does not support customer-created models or plugins.</w:t>
       </w:r>
     </w:p>
     <w:p>
@@ -3081,7 +4303,23 @@
           <w:b/>
           <w:bCs/>
         </w:rPr>
-        <w:t>[app/db/base.py](C:/Learning/Projects/Watch_Your_Time/app/db/base.py)</w:t>
+        <w:t>[</w:t>
+      </w:r>
+      <w:proofErr w:type="gramStart"/>
+      <w:r>
+        <w:rPr>
+          <w:b/>
+          <w:bCs/>
+        </w:rPr>
+        <w:t>app/db/base.py](</w:t>
+      </w:r>
+      <w:proofErr w:type="gramEnd"/>
+      <w:r>
+        <w:rPr>
+          <w:b/>
+          <w:bCs/>
+        </w:rPr>
+        <w:t>C:/Learning/Projects/Watch_Your_Time/app/db/base.py)</w:t>
       </w:r>
     </w:p>
     <w:p>
@@ -3137,7 +4375,23 @@
           <w:b/>
           <w:bCs/>
         </w:rPr>
-        <w:t>[app/db/session.py](C:/Learning/Projects/Watch_Your_Time/app/db/session.py)</w:t>
+        <w:t>[</w:t>
+      </w:r>
+      <w:proofErr w:type="gramStart"/>
+      <w:r>
+        <w:rPr>
+          <w:b/>
+          <w:bCs/>
+        </w:rPr>
+        <w:t>app/db/session.py](</w:t>
+      </w:r>
+      <w:proofErr w:type="gramEnd"/>
+      <w:r>
+        <w:rPr>
+          <w:b/>
+          <w:bCs/>
+        </w:rPr>
+        <w:t>C:/Learning/Projects/Watch_Your_Time/app/db/session.py)</w:t>
       </w:r>
     </w:p>
     <w:p>
@@ -3149,7 +4403,15 @@
         <w:bidi w:val="0"/>
       </w:pPr>
       <w:r>
-        <w:t>Remove the DeclarativeBase import.</w:t>
+        <w:t xml:space="preserve">Remove the </w:t>
+      </w:r>
+      <w:proofErr w:type="spellStart"/>
+      <w:r>
+        <w:t>DeclarativeBase</w:t>
+      </w:r>
+      <w:proofErr w:type="spellEnd"/>
+      <w:r>
+        <w:t xml:space="preserve"> import.</w:t>
       </w:r>
     </w:p>
     <w:p>
@@ -3173,7 +4435,20 @@
         <w:bidi w:val="0"/>
       </w:pPr>
       <w:r>
-        <w:t>Import Base from app.db.base.</w:t>
+        <w:t xml:space="preserve">Import Base from </w:t>
+      </w:r>
+      <w:proofErr w:type="spellStart"/>
+      <w:r>
+        <w:t>app.</w:t>
+      </w:r>
+      <w:proofErr w:type="gramStart"/>
+      <w:r>
+        <w:t>db.base</w:t>
+      </w:r>
+      <w:proofErr w:type="spellEnd"/>
+      <w:proofErr w:type="gramEnd"/>
+      <w:r>
+        <w:t>.</w:t>
       </w:r>
     </w:p>
     <w:p>
@@ -3197,23 +4472,47 @@
         <w:bidi w:val="0"/>
       </w:pPr>
       <w:r>
-        <w:t>Leave engine, sessionmaker, and dependency behavior unchanged.</w:t>
-      </w:r>
-    </w:p>
-    <w:p>
-      <w:pPr>
-        <w:bidi w:val="0"/>
-        <w:rPr>
-          <w:b/>
-          <w:bCs/>
-        </w:rPr>
-      </w:pPr>
-      <w:r>
-        <w:rPr>
-          <w:b/>
-          <w:bCs/>
-        </w:rPr>
-        <w:t>[app/inventory/models/base.py](C:/Learning/Projects/Watch_Your_Time/app/inventory/models/base.py)</w:t>
+        <w:t xml:space="preserve">Leave engine, </w:t>
+      </w:r>
+      <w:proofErr w:type="spellStart"/>
+      <w:r>
+        <w:t>sessionmaker</w:t>
+      </w:r>
+      <w:proofErr w:type="spellEnd"/>
+      <w:r>
+        <w:t>, and dependency behavior unchanged.</w:t>
+      </w:r>
+    </w:p>
+    <w:p>
+      <w:pPr>
+        <w:bidi w:val="0"/>
+        <w:rPr>
+          <w:b/>
+          <w:bCs/>
+        </w:rPr>
+      </w:pPr>
+      <w:r>
+        <w:rPr>
+          <w:b/>
+          <w:bCs/>
+        </w:rPr>
+        <w:t>[</w:t>
+      </w:r>
+      <w:proofErr w:type="gramStart"/>
+      <w:r>
+        <w:rPr>
+          <w:b/>
+          <w:bCs/>
+        </w:rPr>
+        <w:t>app/inventory/models/base.py](</w:t>
+      </w:r>
+      <w:proofErr w:type="gramEnd"/>
+      <w:r>
+        <w:rPr>
+          <w:b/>
+          <w:bCs/>
+        </w:rPr>
+        <w:t>C:/Learning/Projects/Watch_Your_Time/app/inventory/models/base.py)</w:t>
       </w:r>
     </w:p>
     <w:p>
@@ -3226,7 +4525,15 @@
       </w:pPr>
       <w:r>
         <w:lastRenderedPageBreak/>
-        <w:t>Remove the local DeclarativeBase subclass.</w:t>
+        <w:t xml:space="preserve">Remove the local </w:t>
+      </w:r>
+      <w:proofErr w:type="spellStart"/>
+      <w:r>
+        <w:t>DeclarativeBase</w:t>
+      </w:r>
+      <w:proofErr w:type="spellEnd"/>
+      <w:r>
+        <w:t xml:space="preserve"> subclass.</w:t>
       </w:r>
     </w:p>
     <w:p>
@@ -3238,7 +4545,23 @@
         <w:bidi w:val="0"/>
       </w:pPr>
       <w:r>
-        <w:t>Import and re-export app.db.base.Base.</w:t>
+        <w:t xml:space="preserve">Import and re-export </w:t>
+      </w:r>
+      <w:proofErr w:type="spellStart"/>
+      <w:r>
+        <w:t>app.</w:t>
+      </w:r>
+      <w:proofErr w:type="gramStart"/>
+      <w:r>
+        <w:t>db.base</w:t>
+      </w:r>
+      <w:proofErr w:type="gramEnd"/>
+      <w:r>
+        <w:t>.Base</w:t>
+      </w:r>
+      <w:proofErr w:type="spellEnd"/>
+      <w:r>
+        <w:t>.</w:t>
       </w:r>
     </w:p>
     <w:p>
@@ -3274,7 +4597,23 @@
         <w:bidi w:val="0"/>
       </w:pPr>
       <w:r>
-        <w:t>Add focused standard-library unittest coverage for:</w:t>
+        <w:t xml:space="preserve">Add focused </w:t>
+      </w:r>
+      <w:proofErr w:type="gramStart"/>
+      <w:r>
+        <w:t>standard-library</w:t>
+      </w:r>
+      <w:proofErr w:type="gramEnd"/>
+      <w:r>
+        <w:t xml:space="preserve"> </w:t>
+      </w:r>
+      <w:proofErr w:type="spellStart"/>
+      <w:r>
+        <w:t>unittest</w:t>
+      </w:r>
+      <w:proofErr w:type="spellEnd"/>
+      <w:r>
+        <w:t xml:space="preserve"> coverage for:</w:t>
       </w:r>
     </w:p>
     <w:p>
@@ -3322,7 +4661,15 @@
         <w:bidi w:val="0"/>
       </w:pPr>
       <w:r>
-        <w:t>Mock PostgreSQL create_all.</w:t>
+        <w:t xml:space="preserve">Mock PostgreSQL </w:t>
+      </w:r>
+      <w:proofErr w:type="spellStart"/>
+      <w:r>
+        <w:t>create_all</w:t>
+      </w:r>
+      <w:proofErr w:type="spellEnd"/>
+      <w:r>
+        <w:t>.</w:t>
       </w:r>
     </w:p>
     <w:p>
@@ -3365,8 +4712,21 @@
         </w:numPr>
         <w:bidi w:val="0"/>
       </w:pPr>
-      <w:r>
-        <w:t>app.db.base.Base as the only allowed declarative Base.</w:t>
+      <w:proofErr w:type="spellStart"/>
+      <w:r>
+        <w:t>app.</w:t>
+      </w:r>
+      <w:proofErr w:type="gramStart"/>
+      <w:r>
+        <w:t>db.base</w:t>
+      </w:r>
+      <w:proofErr w:type="gramEnd"/>
+      <w:r>
+        <w:t>.Base</w:t>
+      </w:r>
+      <w:proofErr w:type="spellEnd"/>
+      <w:r>
+        <w:t xml:space="preserve"> as the only allowed declarative Base.</w:t>
       </w:r>
     </w:p>
     <w:p>
@@ -3413,8 +4773,18 @@
         </w:numPr>
         <w:bidi w:val="0"/>
       </w:pPr>
-      <w:r>
-        <w:t>app.inventory.models as the current registration entry point.</w:t>
+      <w:proofErr w:type="spellStart"/>
+      <w:proofErr w:type="gramStart"/>
+      <w:r>
+        <w:t>app.inventory</w:t>
+      </w:r>
+      <w:proofErr w:type="gramEnd"/>
+      <w:r>
+        <w:t>.models</w:t>
+      </w:r>
+      <w:proofErr w:type="spellEnd"/>
+      <w:r>
+        <w:t xml:space="preserve"> as the current registration entry point.</w:t>
       </w:r>
     </w:p>
     <w:p>
@@ -3601,26 +4971,61 @@
       <w:pPr>
         <w:bidi w:val="0"/>
       </w:pPr>
+      <w:proofErr w:type="spellStart"/>
       <w:r>
         <w:lastRenderedPageBreak/>
-        <w:t>app.db.base.Base</w:t>
-      </w:r>
-    </w:p>
-    <w:p>
-      <w:pPr>
-        <w:bidi w:val="0"/>
-      </w:pPr>
-      <w:r>
-        <w:t>app.db.session.Base</w:t>
-      </w:r>
-    </w:p>
-    <w:p>
-      <w:pPr>
-        <w:bidi w:val="0"/>
-      </w:pPr>
-      <w:r>
-        <w:t>app.inventory.models.base.Base</w:t>
-      </w:r>
+        <w:t>app.</w:t>
+      </w:r>
+      <w:proofErr w:type="gramStart"/>
+      <w:r>
+        <w:t>db.base</w:t>
+      </w:r>
+      <w:proofErr w:type="gramEnd"/>
+      <w:r>
+        <w:t>.Base</w:t>
+      </w:r>
+      <w:proofErr w:type="spellEnd"/>
+    </w:p>
+    <w:p>
+      <w:pPr>
+        <w:bidi w:val="0"/>
+      </w:pPr>
+      <w:proofErr w:type="spellStart"/>
+      <w:r>
+        <w:t>app.</w:t>
+      </w:r>
+      <w:proofErr w:type="gramStart"/>
+      <w:r>
+        <w:t>db.session</w:t>
+      </w:r>
+      <w:proofErr w:type="gramEnd"/>
+      <w:r>
+        <w:t>.Base</w:t>
+      </w:r>
+      <w:proofErr w:type="spellEnd"/>
+    </w:p>
+    <w:p>
+      <w:pPr>
+        <w:bidi w:val="0"/>
+      </w:pPr>
+      <w:proofErr w:type="spellStart"/>
+      <w:proofErr w:type="gramStart"/>
+      <w:r>
+        <w:t>app.inventory</w:t>
+      </w:r>
+      <w:proofErr w:type="gramEnd"/>
+      <w:r>
+        <w:t>.</w:t>
+      </w:r>
+      <w:proofErr w:type="gramStart"/>
+      <w:r>
+        <w:t>models.base</w:t>
+      </w:r>
+      <w:proofErr w:type="gramEnd"/>
+      <w:r>
+        <w:t>.Base</w:t>
+      </w:r>
+      <w:proofErr w:type="spellEnd"/>
     </w:p>
     <w:p>
       <w:pPr>
@@ -3654,8 +5059,31 @@
         </w:numPr>
         <w:bidi w:val="0"/>
       </w:pPr>
-      <w:r>
-        <w:t>mapper.local_table.metadata is Base.metadata.</w:t>
+      <w:proofErr w:type="spellStart"/>
+      <w:proofErr w:type="gramStart"/>
+      <w:r>
+        <w:t>mapper.local</w:t>
+      </w:r>
+      <w:proofErr w:type="gramEnd"/>
+      <w:r>
+        <w:t>_</w:t>
+      </w:r>
+      <w:proofErr w:type="gramStart"/>
+      <w:r>
+        <w:t>table.metadata</w:t>
+      </w:r>
+      <w:proofErr w:type="spellEnd"/>
+      <w:proofErr w:type="gramEnd"/>
+      <w:r>
+        <w:t xml:space="preserve"> is </w:t>
+      </w:r>
+      <w:proofErr w:type="spellStart"/>
+      <w:r>
+        <w:t>Base.metadata</w:t>
+      </w:r>
+      <w:proofErr w:type="spellEnd"/>
+      <w:r>
+        <w:t>.</w:t>
       </w:r>
     </w:p>
     <w:p>
@@ -3691,7 +5119,20 @@
         <w:bidi w:val="0"/>
       </w:pPr>
       <w:r>
-        <w:t>After importing app.inventory.models:</w:t>
+        <w:t xml:space="preserve">After importing </w:t>
+      </w:r>
+      <w:proofErr w:type="spellStart"/>
+      <w:proofErr w:type="gramStart"/>
+      <w:r>
+        <w:t>app.inventory</w:t>
+      </w:r>
+      <w:proofErr w:type="gramEnd"/>
+      <w:r>
+        <w:t>.models</w:t>
+      </w:r>
+      <w:proofErr w:type="spellEnd"/>
+      <w:r>
+        <w:t>:</w:t>
       </w:r>
     </w:p>
     <w:p>
@@ -3743,7 +5184,28 @@
         <w:bidi w:val="0"/>
       </w:pPr>
       <w:r>
-        <w:t>Invoke Base.metadata.create_all() using a PostgreSQL mock engine.</w:t>
+        <w:t xml:space="preserve">Invoke </w:t>
+      </w:r>
+      <w:proofErr w:type="spellStart"/>
+      <w:proofErr w:type="gramStart"/>
+      <w:r>
+        <w:t>Base.metadata.create</w:t>
+      </w:r>
+      <w:proofErr w:type="gramEnd"/>
+      <w:r>
+        <w:t>_</w:t>
+      </w:r>
+      <w:proofErr w:type="gramStart"/>
+      <w:r>
+        <w:t>all</w:t>
+      </w:r>
+      <w:proofErr w:type="spellEnd"/>
+      <w:r>
+        <w:t>(</w:t>
+      </w:r>
+      <w:proofErr w:type="gramEnd"/>
+      <w:r>
+        <w:t>) using a PostgreSQL mock engine.</w:t>
       </w:r>
     </w:p>
     <w:p>
@@ -3798,25 +5260,31 @@
       <w:pPr>
         <w:bidi w:val="0"/>
       </w:pPr>
+      <w:proofErr w:type="spellStart"/>
       <w:r>
         <w:t>tests.test_canonical_metadata</w:t>
       </w:r>
-    </w:p>
-    <w:p>
-      <w:pPr>
-        <w:bidi w:val="0"/>
-      </w:pPr>
+      <w:proofErr w:type="spellEnd"/>
+    </w:p>
+    <w:p>
+      <w:pPr>
+        <w:bidi w:val="0"/>
+      </w:pPr>
+      <w:proofErr w:type="spellStart"/>
       <w:r>
         <w:t>tests.test_deployment_secrets</w:t>
       </w:r>
-    </w:p>
-    <w:p>
-      <w:pPr>
-        <w:bidi w:val="0"/>
-      </w:pPr>
+      <w:proofErr w:type="spellEnd"/>
+    </w:p>
+    <w:p>
+      <w:pPr>
+        <w:bidi w:val="0"/>
+      </w:pPr>
+      <w:proofErr w:type="spellStart"/>
       <w:r>
         <w:t>tests.test_ntp_collector_secrets</w:t>
       </w:r>
+      <w:proofErr w:type="spellEnd"/>
     </w:p>
     <w:p>
       <w:pPr>
@@ -3938,9 +5406,19 @@
         </w:numPr>
         <w:bidi w:val="0"/>
       </w:pPr>
-      <w:r>
-        <w:t>app.db.create_tables</w:t>
-      </w:r>
+      <w:proofErr w:type="spellStart"/>
+      <w:r>
+        <w:t>app.</w:t>
+      </w:r>
+      <w:proofErr w:type="gramStart"/>
+      <w:r>
+        <w:t>db.create</w:t>
+      </w:r>
+      <w:proofErr w:type="gramEnd"/>
+      <w:r>
+        <w:t>_tables</w:t>
+      </w:r>
+      <w:proofErr w:type="spellEnd"/>
     </w:p>
     <w:p>
       <w:pPr>
@@ -3950,8 +5428,26 @@
         </w:numPr>
         <w:bidi w:val="0"/>
       </w:pPr>
-      <w:r>
-        <w:t>Base.metadata.create_all() against the configured engine.</w:t>
+      <w:proofErr w:type="spellStart"/>
+      <w:proofErr w:type="gramStart"/>
+      <w:r>
+        <w:t>Base.metadata.create</w:t>
+      </w:r>
+      <w:proofErr w:type="gramEnd"/>
+      <w:r>
+        <w:t>_</w:t>
+      </w:r>
+      <w:proofErr w:type="gramStart"/>
+      <w:r>
+        <w:t>all</w:t>
+      </w:r>
+      <w:proofErr w:type="spellEnd"/>
+      <w:r>
+        <w:t>(</w:t>
+      </w:r>
+      <w:proofErr w:type="gramEnd"/>
+      <w:r>
+        <w:t>) against the configured engine.</w:t>
       </w:r>
     </w:p>
     <w:p>
@@ -3962,10 +5458,12 @@
         </w:numPr>
         <w:bidi w:val="0"/>
       </w:pPr>
+      <w:proofErr w:type="spellStart"/>
       <w:r>
         <w:lastRenderedPageBreak/>
         <w:t>drop_all</w:t>
       </w:r>
+      <w:proofErr w:type="spellEnd"/>
     </w:p>
     <w:p>
       <w:pPr>
@@ -3975,8 +5473,13 @@
         </w:numPr>
         <w:bidi w:val="0"/>
       </w:pPr>
-      <w:r>
-        <w:t>Any write against the development database.</w:t>
+      <w:proofErr w:type="gramStart"/>
+      <w:r>
+        <w:t>Any write</w:t>
+      </w:r>
+      <w:proofErr w:type="gramEnd"/>
+      <w:r>
+        <w:t xml:space="preserve"> against the development database.</w:t>
       </w:r>
     </w:p>
     <w:p>
@@ -4056,7 +5559,15 @@
         <w:bidi w:val="0"/>
       </w:pPr>
       <w:r>
-        <w:t>Do not run schema repair, create_all, or migrations.</w:t>
+        <w:t xml:space="preserve">Do not run schema repair, </w:t>
+      </w:r>
+      <w:proofErr w:type="spellStart"/>
+      <w:r>
+        <w:t>create_all</w:t>
+      </w:r>
+      <w:proofErr w:type="spellEnd"/>
+      <w:r>
+        <w:t>, or migrations.</w:t>
       </w:r>
     </w:p>
     <w:p>
@@ -4107,8 +5618,21 @@
         </w:numPr>
         <w:bidi w:val="0"/>
       </w:pPr>
-      <w:r>
-        <w:t>app.db.base.Base is the only declarative Base constructed in repository application source.</w:t>
+      <w:proofErr w:type="spellStart"/>
+      <w:r>
+        <w:t>app.</w:t>
+      </w:r>
+      <w:proofErr w:type="gramStart"/>
+      <w:r>
+        <w:t>db.base</w:t>
+      </w:r>
+      <w:proofErr w:type="gramEnd"/>
+      <w:r>
+        <w:t>.Base</w:t>
+      </w:r>
+      <w:proofErr w:type="spellEnd"/>
+      <w:r>
+        <w:t xml:space="preserve"> is the only declarative Base constructed in repository application source.</w:t>
       </w:r>
     </w:p>
     <w:p>
@@ -4119,8 +5643,18 @@
         </w:numPr>
         <w:bidi w:val="0"/>
       </w:pPr>
-      <w:r>
-        <w:t>app.db.session no longer constructs a Base.</w:t>
+      <w:proofErr w:type="spellStart"/>
+      <w:r>
+        <w:t>app.</w:t>
+      </w:r>
+      <w:proofErr w:type="gramStart"/>
+      <w:r>
+        <w:t>db.session</w:t>
+      </w:r>
+      <w:proofErr w:type="spellEnd"/>
+      <w:proofErr w:type="gramEnd"/>
+      <w:r>
+        <w:t xml:space="preserve"> no longer constructs a Base.</w:t>
       </w:r>
     </w:p>
     <w:p>
@@ -4131,8 +5665,23 @@
         </w:numPr>
         <w:bidi w:val="0"/>
       </w:pPr>
-      <w:r>
-        <w:t>app.inventory.models.base no longer constructs a Base.</w:t>
+      <w:proofErr w:type="spellStart"/>
+      <w:proofErr w:type="gramStart"/>
+      <w:r>
+        <w:t>app.inventory</w:t>
+      </w:r>
+      <w:proofErr w:type="gramEnd"/>
+      <w:r>
+        <w:t>.</w:t>
+      </w:r>
+      <w:proofErr w:type="gramStart"/>
+      <w:r>
+        <w:t>models.base</w:t>
+      </w:r>
+      <w:proofErr w:type="spellEnd"/>
+      <w:proofErr w:type="gramEnd"/>
+      <w:r>
+        <w:t xml:space="preserve"> no longer constructs a Base.</w:t>
       </w:r>
     </w:p>
     <w:p>
@@ -4143,8 +5692,37 @@
         </w:numPr>
         <w:bidi w:val="0"/>
       </w:pPr>
-      <w:r>
-        <w:t>app.db.session.Base is app.db.base.Base.</w:t>
+      <w:proofErr w:type="spellStart"/>
+      <w:r>
+        <w:t>app.</w:t>
+      </w:r>
+      <w:proofErr w:type="gramStart"/>
+      <w:r>
+        <w:t>db.session</w:t>
+      </w:r>
+      <w:proofErr w:type="gramEnd"/>
+      <w:r>
+        <w:t>.Base</w:t>
+      </w:r>
+      <w:proofErr w:type="spellEnd"/>
+      <w:r>
+        <w:t xml:space="preserve"> is </w:t>
+      </w:r>
+      <w:proofErr w:type="spellStart"/>
+      <w:r>
+        <w:t>app.</w:t>
+      </w:r>
+      <w:proofErr w:type="gramStart"/>
+      <w:r>
+        <w:t>db.base</w:t>
+      </w:r>
+      <w:proofErr w:type="gramEnd"/>
+      <w:r>
+        <w:t>.Base</w:t>
+      </w:r>
+      <w:proofErr w:type="spellEnd"/>
+      <w:r>
+        <w:t>.</w:t>
       </w:r>
     </w:p>
     <w:p>
@@ -4155,8 +5733,42 @@
         </w:numPr>
         <w:bidi w:val="0"/>
       </w:pPr>
-      <w:r>
-        <w:t>app.inventory.models.base.Base is app.db.base.Base.</w:t>
+      <w:proofErr w:type="spellStart"/>
+      <w:proofErr w:type="gramStart"/>
+      <w:r>
+        <w:t>app.inventory</w:t>
+      </w:r>
+      <w:proofErr w:type="gramEnd"/>
+      <w:r>
+        <w:t>.</w:t>
+      </w:r>
+      <w:proofErr w:type="gramStart"/>
+      <w:r>
+        <w:t>models.base</w:t>
+      </w:r>
+      <w:proofErr w:type="gramEnd"/>
+      <w:r>
+        <w:t>.Base</w:t>
+      </w:r>
+      <w:proofErr w:type="spellEnd"/>
+      <w:r>
+        <w:t xml:space="preserve"> is </w:t>
+      </w:r>
+      <w:proofErr w:type="spellStart"/>
+      <w:r>
+        <w:t>app.</w:t>
+      </w:r>
+      <w:proofErr w:type="gramStart"/>
+      <w:r>
+        <w:t>db.base</w:t>
+      </w:r>
+      <w:proofErr w:type="gramEnd"/>
+      <w:r>
+        <w:t>.Base</w:t>
+      </w:r>
+      <w:proofErr w:type="spellEnd"/>
+      <w:r>
+        <w:t>.</w:t>
       </w:r>
     </w:p>
     <w:p>
@@ -4168,7 +5780,23 @@
         <w:bidi w:val="0"/>
       </w:pPr>
       <w:r>
-        <w:t>All current mapped models remain registered on app.db.base.Base.</w:t>
+        <w:t xml:space="preserve">All current mapped models remain registered on </w:t>
+      </w:r>
+      <w:proofErr w:type="spellStart"/>
+      <w:r>
+        <w:t>app.</w:t>
+      </w:r>
+      <w:proofErr w:type="gramStart"/>
+      <w:r>
+        <w:t>db.base</w:t>
+      </w:r>
+      <w:proofErr w:type="gramEnd"/>
+      <w:r>
+        <w:t>.Base</w:t>
+      </w:r>
+      <w:proofErr w:type="spellEnd"/>
+      <w:r>
+        <w:t>.</w:t>
       </w:r>
     </w:p>
     <w:p>
@@ -4180,7 +5808,23 @@
         <w:bidi w:val="0"/>
       </w:pPr>
       <w:r>
-        <w:t>Every registered mapper’s table uses app.db.base.Base.metadata.</w:t>
+        <w:t xml:space="preserve">Every registered mapper’s table uses </w:t>
+      </w:r>
+      <w:proofErr w:type="spellStart"/>
+      <w:r>
+        <w:t>app.</w:t>
+      </w:r>
+      <w:proofErr w:type="gramStart"/>
+      <w:r>
+        <w:t>db.base</w:t>
+      </w:r>
+      <w:proofErr w:type="gramEnd"/>
+      <w:r>
+        <w:t>.Base.metadata</w:t>
+      </w:r>
+      <w:proofErr w:type="spellEnd"/>
+      <w:r>
+        <w:t>.</w:t>
       </w:r>
     </w:p>
     <w:p>
@@ -4192,7 +5836,28 @@
         <w:bidi w:val="0"/>
       </w:pPr>
       <w:r>
-        <w:t>All current 24 tables remain registered after importing app.inventory.models.</w:t>
+        <w:t xml:space="preserve">All </w:t>
+      </w:r>
+      <w:proofErr w:type="gramStart"/>
+      <w:r>
+        <w:t>current 24</w:t>
+      </w:r>
+      <w:proofErr w:type="gramEnd"/>
+      <w:r>
+        <w:t xml:space="preserve"> tables remain registered after importing </w:t>
+      </w:r>
+      <w:proofErr w:type="spellStart"/>
+      <w:proofErr w:type="gramStart"/>
+      <w:r>
+        <w:t>app.inventory</w:t>
+      </w:r>
+      <w:proofErr w:type="gramEnd"/>
+      <w:r>
+        <w:t>.models</w:t>
+      </w:r>
+      <w:proofErr w:type="spellEnd"/>
+      <w:r>
+        <w:t>.</w:t>
       </w:r>
     </w:p>
     <w:p>
@@ -4216,7 +5881,20 @@
         <w:bidi w:val="0"/>
       </w:pPr>
       <w:r>
-        <w:t>Mock PostgreSQL create_all traverses canonical metadata without a real database connection.</w:t>
+        <w:t xml:space="preserve">Mock PostgreSQL </w:t>
+      </w:r>
+      <w:proofErr w:type="spellStart"/>
+      <w:proofErr w:type="gramStart"/>
+      <w:r>
+        <w:t>create_</w:t>
+      </w:r>
+      <w:proofErr w:type="gramEnd"/>
+      <w:r>
+        <w:t>all</w:t>
+      </w:r>
+      <w:proofErr w:type="spellEnd"/>
+      <w:r>
+        <w:t xml:space="preserve"> traverses canonical metadata without a real database connection.</w:t>
       </w:r>
     </w:p>
     <w:p>
@@ -4228,7 +5906,23 @@
         <w:bidi w:val="0"/>
       </w:pPr>
       <w:r>
-        <w:t>Existing session, engine, and get_db behavior remains unchanged.</w:t>
+        <w:t xml:space="preserve">Existing session, engine, and </w:t>
+      </w:r>
+      <w:proofErr w:type="spellStart"/>
+      <w:r>
+        <w:t>get_db</w:t>
+      </w:r>
+      <w:proofErr w:type="spellEnd"/>
+      <w:r>
+        <w:t xml:space="preserve"> behavior </w:t>
+      </w:r>
+      <w:proofErr w:type="gramStart"/>
+      <w:r>
+        <w:t>remains</w:t>
+      </w:r>
+      <w:proofErr w:type="gramEnd"/>
+      <w:r>
+        <w:t xml:space="preserve"> unchanged.</w:t>
       </w:r>
     </w:p>
     <w:p>
@@ -4276,7 +5970,23 @@
         <w:bidi w:val="0"/>
       </w:pPr>
       <w:r>
-        <w:t>No real create_all, drop_all, or database write is executed.</w:t>
+        <w:t xml:space="preserve">No real </w:t>
+      </w:r>
+      <w:proofErr w:type="spellStart"/>
+      <w:r>
+        <w:t>create_all</w:t>
+      </w:r>
+      <w:proofErr w:type="spellEnd"/>
+      <w:r>
+        <w:t xml:space="preserve">, </w:t>
+      </w:r>
+      <w:proofErr w:type="spellStart"/>
+      <w:r>
+        <w:t>drop_all</w:t>
+      </w:r>
+      <w:proofErr w:type="spellEnd"/>
+      <w:r>
+        <w:t>, or database write is executed.</w:t>
       </w:r>
     </w:p>
     <w:p>
@@ -4289,7 +5999,15 @@
       </w:pPr>
       <w:r>
         <w:lastRenderedPageBreak/>
-        <w:t>PR 1 focused tests still pass.</w:t>
+        <w:t xml:space="preserve">PR 1 focused tests </w:t>
+      </w:r>
+      <w:proofErr w:type="gramStart"/>
+      <w:r>
+        <w:t>still pass</w:t>
+      </w:r>
+      <w:proofErr w:type="gramEnd"/>
+      <w:r>
+        <w:t>.</w:t>
       </w:r>
     </w:p>
     <w:p>
@@ -4361,7 +6079,15 @@
         <w:bidi w:val="0"/>
       </w:pPr>
       <w:r>
-        <w:t>No unrelated dirty worktree change is altered or staged.</w:t>
+        <w:t xml:space="preserve">No unrelated dirty </w:t>
+      </w:r>
+      <w:proofErr w:type="spellStart"/>
+      <w:r>
+        <w:t>worktree</w:t>
+      </w:r>
+      <w:proofErr w:type="spellEnd"/>
+      <w:r>
+        <w:t xml:space="preserve"> change is altered or staged.</w:t>
       </w:r>
     </w:p>
     <w:p>
@@ -4393,6 +6119,1388 @@
       </w:r>
       <w:r>
         <w:t xml:space="preserve"> PR 2 is not blocked. All 24 current ORM classes already use the intended canonical Base, and the two competing Base definitions have empty metadata. Converting them to compatibility re-exports is a small, source-only change with no intended database impact.</w:t>
+      </w:r>
+    </w:p>
+    <w:p>
+      <w:pPr>
+        <w:bidi w:val="0"/>
+      </w:pPr>
+    </w:p>
+    <w:p>
+      <w:pPr>
+        <w:bidi w:val="0"/>
+      </w:pPr>
+    </w:p>
+    <w:p>
+      <w:pPr>
+        <w:bidi w:val="0"/>
+      </w:pPr>
+    </w:p>
+    <w:p>
+      <w:pPr>
+        <w:bidi w:val="0"/>
+      </w:pPr>
+    </w:p>
+    <w:p>
+      <w:pPr>
+        <w:bidi w:val="0"/>
+      </w:pPr>
+    </w:p>
+    <w:p>
+      <w:pPr>
+        <w:bidi w:val="0"/>
+      </w:pPr>
+    </w:p>
+    <w:p>
+      <w:pPr>
+        <w:bidi w:val="0"/>
+      </w:pPr>
+    </w:p>
+    <w:p>
+      <w:pPr>
+        <w:bidi w:val="0"/>
+      </w:pPr>
+    </w:p>
+    <w:p>
+      <w:pPr>
+        <w:bidi w:val="0"/>
+      </w:pPr>
+    </w:p>
+    <w:p>
+      <w:pPr>
+        <w:bidi w:val="0"/>
+      </w:pPr>
+    </w:p>
+    <w:p>
+      <w:pPr>
+        <w:bidi w:val="0"/>
+      </w:pPr>
+    </w:p>
+    <w:p>
+      <w:pPr>
+        <w:bidi w:val="0"/>
+      </w:pPr>
+    </w:p>
+    <w:p>
+      <w:pPr>
+        <w:bidi w:val="0"/>
+      </w:pPr>
+    </w:p>
+    <w:p>
+      <w:pPr>
+        <w:bidi w:val="0"/>
+      </w:pPr>
+    </w:p>
+    <w:p>
+      <w:pPr>
+        <w:bidi w:val="0"/>
+      </w:pPr>
+    </w:p>
+    <w:p>
+      <w:pPr>
+        <w:bidi w:val="0"/>
+      </w:pPr>
+    </w:p>
+    <w:p>
+      <w:pPr>
+        <w:bidi w:val="0"/>
+      </w:pPr>
+    </w:p>
+    <w:p>
+      <w:pPr>
+        <w:bidi w:val="0"/>
+      </w:pPr>
+    </w:p>
+    <w:p>
+      <w:pPr>
+        <w:bidi w:val="0"/>
+      </w:pPr>
+    </w:p>
+    <w:p>
+      <w:pPr>
+        <w:bidi w:val="0"/>
+      </w:pPr>
+    </w:p>
+    <w:p>
+      <w:pPr>
+        <w:bidi w:val="0"/>
+      </w:pPr>
+      <w:r>
+        <w:lastRenderedPageBreak/>
+        <w:t xml:space="preserve">PR 2 is implemented. PR 3 </w:t>
+      </w:r>
+      <w:proofErr w:type="gramStart"/>
+      <w:r>
+        <w:t>was</w:t>
+      </w:r>
+      <w:proofErr w:type="gramEnd"/>
+      <w:r>
+        <w:t xml:space="preserve"> not started.</w:t>
+      </w:r>
+    </w:p>
+    <w:p>
+      <w:pPr>
+        <w:bidi w:val="0"/>
+        <w:rPr>
+          <w:b/>
+          <w:bCs/>
+        </w:rPr>
+      </w:pPr>
+      <w:r>
+        <w:rPr>
+          <w:b/>
+          <w:bCs/>
+        </w:rPr>
+        <w:t>Changed files</w:t>
+      </w:r>
+    </w:p>
+    <w:p>
+      <w:pPr>
+        <w:numPr>
+          <w:ilvl w:val="0"/>
+          <w:numId w:val="23"/>
+        </w:numPr>
+        <w:bidi w:val="0"/>
+      </w:pPr>
+      <w:r>
+        <w:t>[</w:t>
+      </w:r>
+      <w:proofErr w:type="gramStart"/>
+      <w:r>
+        <w:t>app/db/base.py](</w:t>
+      </w:r>
+      <w:proofErr w:type="gramEnd"/>
+      <w:r>
+        <w:t>C:/Learning/Projects/Watch_Your_Time/app/db/base.py)</w:t>
+      </w:r>
+    </w:p>
+    <w:p>
+      <w:pPr>
+        <w:numPr>
+          <w:ilvl w:val="1"/>
+          <w:numId w:val="23"/>
+        </w:numPr>
+        <w:bidi w:val="0"/>
+      </w:pPr>
+      <w:r>
+        <w:t>Remains the sole actual declarative Base definition.</w:t>
+      </w:r>
+    </w:p>
+    <w:p>
+      <w:pPr>
+        <w:numPr>
+          <w:ilvl w:val="1"/>
+          <w:numId w:val="23"/>
+        </w:numPr>
+        <w:bidi w:val="0"/>
+      </w:pPr>
+      <w:r>
+        <w:t>Added documentation and an explicit export list.</w:t>
+      </w:r>
+    </w:p>
+    <w:p>
+      <w:pPr>
+        <w:numPr>
+          <w:ilvl w:val="1"/>
+          <w:numId w:val="23"/>
+        </w:numPr>
+        <w:bidi w:val="0"/>
+      </w:pPr>
+      <w:r>
+        <w:t>Did not recreate or replace the existing Base object.</w:t>
+      </w:r>
+    </w:p>
+    <w:p>
+      <w:pPr>
+        <w:numPr>
+          <w:ilvl w:val="0"/>
+          <w:numId w:val="23"/>
+        </w:numPr>
+        <w:bidi w:val="0"/>
+      </w:pPr>
+      <w:r>
+        <w:t>[</w:t>
+      </w:r>
+      <w:proofErr w:type="gramStart"/>
+      <w:r>
+        <w:t>app/db/session.py](</w:t>
+      </w:r>
+      <w:proofErr w:type="gramEnd"/>
+      <w:r>
+        <w:t>C:/Learning/Projects/Watch_Your_Time/app/db/session.py)</w:t>
+      </w:r>
+    </w:p>
+    <w:p>
+      <w:pPr>
+        <w:numPr>
+          <w:ilvl w:val="1"/>
+          <w:numId w:val="23"/>
+        </w:numPr>
+        <w:bidi w:val="0"/>
+      </w:pPr>
+      <w:r>
+        <w:t xml:space="preserve">Removed its independent </w:t>
+      </w:r>
+      <w:proofErr w:type="spellStart"/>
+      <w:r>
+        <w:t>DeclarativeBase</w:t>
+      </w:r>
+      <w:proofErr w:type="spellEnd"/>
+      <w:r>
+        <w:t xml:space="preserve"> subclass.</w:t>
+      </w:r>
+    </w:p>
+    <w:p>
+      <w:pPr>
+        <w:numPr>
+          <w:ilvl w:val="1"/>
+          <w:numId w:val="23"/>
+        </w:numPr>
+        <w:bidi w:val="0"/>
+      </w:pPr>
+      <w:r>
+        <w:t xml:space="preserve">Now re-exports Base from </w:t>
+      </w:r>
+      <w:proofErr w:type="spellStart"/>
+      <w:r>
+        <w:t>app.</w:t>
+      </w:r>
+      <w:proofErr w:type="gramStart"/>
+      <w:r>
+        <w:t>db.base</w:t>
+      </w:r>
+      <w:proofErr w:type="spellEnd"/>
+      <w:proofErr w:type="gramEnd"/>
+      <w:r>
+        <w:t>.</w:t>
+      </w:r>
+    </w:p>
+    <w:p>
+      <w:pPr>
+        <w:numPr>
+          <w:ilvl w:val="1"/>
+          <w:numId w:val="23"/>
+        </w:numPr>
+        <w:bidi w:val="0"/>
+      </w:pPr>
+      <w:r>
+        <w:t xml:space="preserve">Engine, </w:t>
+      </w:r>
+      <w:proofErr w:type="spellStart"/>
+      <w:r>
+        <w:t>SessionLocal</w:t>
+      </w:r>
+      <w:proofErr w:type="spellEnd"/>
+      <w:r>
+        <w:t xml:space="preserve">, and </w:t>
+      </w:r>
+      <w:proofErr w:type="spellStart"/>
+      <w:r>
+        <w:t>get_db</w:t>
+      </w:r>
+      <w:proofErr w:type="spellEnd"/>
+      <w:r>
+        <w:t xml:space="preserve"> behavior remain unchanged.</w:t>
+      </w:r>
+    </w:p>
+    <w:p>
+      <w:pPr>
+        <w:numPr>
+          <w:ilvl w:val="0"/>
+          <w:numId w:val="23"/>
+        </w:numPr>
+        <w:bidi w:val="0"/>
+      </w:pPr>
+      <w:r>
+        <w:t>[</w:t>
+      </w:r>
+      <w:proofErr w:type="gramStart"/>
+      <w:r>
+        <w:t>app/inventory/models/base.py](</w:t>
+      </w:r>
+      <w:proofErr w:type="gramEnd"/>
+      <w:r>
+        <w:t>C:/Learning/Projects/Watch_Your_Time/app/inventory/models/base.py)</w:t>
+      </w:r>
+    </w:p>
+    <w:p>
+      <w:pPr>
+        <w:numPr>
+          <w:ilvl w:val="1"/>
+          <w:numId w:val="23"/>
+        </w:numPr>
+        <w:bidi w:val="0"/>
+      </w:pPr>
+      <w:r>
+        <w:t xml:space="preserve">Removed its independent </w:t>
+      </w:r>
+      <w:proofErr w:type="spellStart"/>
+      <w:r>
+        <w:t>DeclarativeBase</w:t>
+      </w:r>
+      <w:proofErr w:type="spellEnd"/>
+      <w:r>
+        <w:t xml:space="preserve"> subclass.</w:t>
+      </w:r>
+    </w:p>
+    <w:p>
+      <w:pPr>
+        <w:numPr>
+          <w:ilvl w:val="1"/>
+          <w:numId w:val="23"/>
+        </w:numPr>
+        <w:bidi w:val="0"/>
+      </w:pPr>
+      <w:r>
+        <w:t xml:space="preserve">Now provides a compatibility re-export of </w:t>
+      </w:r>
+      <w:proofErr w:type="spellStart"/>
+      <w:r>
+        <w:t>app.</w:t>
+      </w:r>
+      <w:proofErr w:type="gramStart"/>
+      <w:r>
+        <w:t>db.base</w:t>
+      </w:r>
+      <w:proofErr w:type="gramEnd"/>
+      <w:r>
+        <w:t>.Base</w:t>
+      </w:r>
+      <w:proofErr w:type="spellEnd"/>
+      <w:r>
+        <w:t>.</w:t>
+      </w:r>
+    </w:p>
+    <w:p>
+      <w:pPr>
+        <w:numPr>
+          <w:ilvl w:val="0"/>
+          <w:numId w:val="23"/>
+        </w:numPr>
+        <w:bidi w:val="0"/>
+      </w:pPr>
+      <w:r>
+        <w:t>[</w:t>
+      </w:r>
+      <w:proofErr w:type="gramStart"/>
+      <w:r>
+        <w:t>tests/test_canonical_metadata.py](</w:t>
+      </w:r>
+      <w:proofErr w:type="gramEnd"/>
+      <w:r>
+        <w:t>C:/Learning/Projects/Watch_Your_Time/tests/test_canonical_metadata.py)</w:t>
+      </w:r>
+    </w:p>
+    <w:p>
+      <w:pPr>
+        <w:numPr>
+          <w:ilvl w:val="1"/>
+          <w:numId w:val="23"/>
+        </w:numPr>
+        <w:bidi w:val="0"/>
+      </w:pPr>
+      <w:r>
+        <w:t>Added Base identity tests.</w:t>
+      </w:r>
+    </w:p>
+    <w:p>
+      <w:pPr>
+        <w:numPr>
+          <w:ilvl w:val="1"/>
+          <w:numId w:val="23"/>
+        </w:numPr>
+        <w:bidi w:val="0"/>
+      </w:pPr>
+      <w:r>
+        <w:t>Added complete mapper and table-registration tests.</w:t>
+      </w:r>
+    </w:p>
+    <w:p>
+      <w:pPr>
+        <w:numPr>
+          <w:ilvl w:val="1"/>
+          <w:numId w:val="23"/>
+        </w:numPr>
+        <w:bidi w:val="0"/>
+      </w:pPr>
+      <w:r>
+        <w:t>Added per-mapper metadata identity tests.</w:t>
+      </w:r>
+    </w:p>
+    <w:p>
+      <w:pPr>
+        <w:numPr>
+          <w:ilvl w:val="1"/>
+          <w:numId w:val="23"/>
+        </w:numPr>
+        <w:bidi w:val="0"/>
+      </w:pPr>
+      <w:r>
+        <w:t xml:space="preserve">Added a PostgreSQL mock-engine </w:t>
+      </w:r>
+      <w:proofErr w:type="spellStart"/>
+      <w:r>
+        <w:t>create_all</w:t>
+      </w:r>
+      <w:proofErr w:type="spellEnd"/>
+      <w:r>
+        <w:t xml:space="preserve"> </w:t>
+      </w:r>
+      <w:proofErr w:type="gramStart"/>
+      <w:r>
+        <w:t>test</w:t>
+      </w:r>
+      <w:proofErr w:type="gramEnd"/>
+      <w:r>
+        <w:t>.</w:t>
+      </w:r>
+    </w:p>
+    <w:p>
+      <w:pPr>
+        <w:numPr>
+          <w:ilvl w:val="0"/>
+          <w:numId w:val="23"/>
+        </w:numPr>
+        <w:bidi w:val="0"/>
+      </w:pPr>
+      <w:r>
+        <w:t>[</w:t>
+      </w:r>
+      <w:proofErr w:type="gramStart"/>
+      <w:r>
+        <w:t>docs/sqlalchemy-metadata.md](</w:t>
+      </w:r>
+      <w:proofErr w:type="gramEnd"/>
+      <w:r>
+        <w:t>C:/Learning/Projects/Watch_Your_Time/docs/sqlalchemy-metadata.md)</w:t>
+      </w:r>
+    </w:p>
+    <w:p>
+      <w:pPr>
+        <w:numPr>
+          <w:ilvl w:val="1"/>
+          <w:numId w:val="23"/>
+        </w:numPr>
+        <w:bidi w:val="0"/>
+      </w:pPr>
+      <w:proofErr w:type="gramStart"/>
+      <w:r>
+        <w:t>Documents</w:t>
+      </w:r>
+      <w:proofErr w:type="gramEnd"/>
+      <w:r>
+        <w:t xml:space="preserve"> the canonical import.</w:t>
+      </w:r>
+    </w:p>
+    <w:p>
+      <w:pPr>
+        <w:numPr>
+          <w:ilvl w:val="1"/>
+          <w:numId w:val="23"/>
+        </w:numPr>
+        <w:bidi w:val="0"/>
+      </w:pPr>
+      <w:r>
+        <w:t>Documents compatibility paths.</w:t>
+      </w:r>
+    </w:p>
+    <w:p>
+      <w:pPr>
+        <w:numPr>
+          <w:ilvl w:val="1"/>
+          <w:numId w:val="23"/>
+        </w:numPr>
+        <w:bidi w:val="0"/>
+      </w:pPr>
+      <w:proofErr w:type="gramStart"/>
+      <w:r>
+        <w:t>Documents</w:t>
+      </w:r>
+      <w:proofErr w:type="gramEnd"/>
+      <w:r>
+        <w:t xml:space="preserve"> the model-registration requirement.</w:t>
+      </w:r>
+    </w:p>
+    <w:p>
+      <w:pPr>
+        <w:numPr>
+          <w:ilvl w:val="1"/>
+          <w:numId w:val="23"/>
+        </w:numPr>
+        <w:bidi w:val="0"/>
+      </w:pPr>
+      <w:r>
+        <w:t>Explicitly excludes schema corrections and migrations.</w:t>
+      </w:r>
+    </w:p>
+    <w:p>
+      <w:pPr>
+        <w:bidi w:val="0"/>
+        <w:rPr>
+          <w:b/>
+          <w:bCs/>
+        </w:rPr>
+      </w:pPr>
+      <w:r>
+        <w:rPr>
+          <w:b/>
+          <w:bCs/>
+        </w:rPr>
+        <w:t>Duplicate Base handling</w:t>
+      </w:r>
+    </w:p>
+    <w:p>
+      <w:pPr>
+        <w:bidi w:val="0"/>
+      </w:pPr>
+      <w:r>
+        <w:t>Before PR 2:</w:t>
+      </w:r>
+    </w:p>
+    <w:p>
+      <w:pPr>
+        <w:bidi w:val="0"/>
+      </w:pPr>
+      <w:proofErr w:type="spellStart"/>
+      <w:r>
+        <w:t>app.</w:t>
+      </w:r>
+      <w:proofErr w:type="gramStart"/>
+      <w:r>
+        <w:t>db.base</w:t>
+      </w:r>
+      <w:proofErr w:type="gramEnd"/>
+      <w:r>
+        <w:t>.Base</w:t>
+      </w:r>
+      <w:proofErr w:type="spellEnd"/>
+      <w:r>
+        <w:t xml:space="preserve">                    → actual Base A</w:t>
+      </w:r>
+    </w:p>
+    <w:p>
+      <w:pPr>
+        <w:bidi w:val="0"/>
+      </w:pPr>
+      <w:proofErr w:type="spellStart"/>
+      <w:r>
+        <w:t>app.</w:t>
+      </w:r>
+      <w:proofErr w:type="gramStart"/>
+      <w:r>
+        <w:t>db.session</w:t>
+      </w:r>
+      <w:proofErr w:type="gramEnd"/>
+      <w:r>
+        <w:t>.Base</w:t>
+      </w:r>
+      <w:proofErr w:type="spellEnd"/>
+      <w:r>
+        <w:t xml:space="preserve">                 → independent Base B</w:t>
+      </w:r>
+    </w:p>
+    <w:p>
+      <w:pPr>
+        <w:bidi w:val="0"/>
+      </w:pPr>
+      <w:proofErr w:type="spellStart"/>
+      <w:proofErr w:type="gramStart"/>
+      <w:r>
+        <w:t>app.inventory</w:t>
+      </w:r>
+      <w:proofErr w:type="gramEnd"/>
+      <w:r>
+        <w:t>.</w:t>
+      </w:r>
+      <w:proofErr w:type="gramStart"/>
+      <w:r>
+        <w:t>models.base</w:t>
+      </w:r>
+      <w:proofErr w:type="gramEnd"/>
+      <w:r>
+        <w:t>.Base</w:t>
+      </w:r>
+      <w:proofErr w:type="spellEnd"/>
+      <w:r>
+        <w:t xml:space="preserve">      → independent Base C</w:t>
+      </w:r>
+    </w:p>
+    <w:p>
+      <w:pPr>
+        <w:bidi w:val="0"/>
+      </w:pPr>
+      <w:r>
+        <w:lastRenderedPageBreak/>
+        <w:t>After PR 2:</w:t>
+      </w:r>
+    </w:p>
+    <w:p>
+      <w:pPr>
+        <w:bidi w:val="0"/>
+      </w:pPr>
+      <w:proofErr w:type="spellStart"/>
+      <w:r>
+        <w:t>app.</w:t>
+      </w:r>
+      <w:proofErr w:type="gramStart"/>
+      <w:r>
+        <w:t>db.base</w:t>
+      </w:r>
+      <w:proofErr w:type="gramEnd"/>
+      <w:r>
+        <w:t>.Base</w:t>
+      </w:r>
+      <w:proofErr w:type="spellEnd"/>
+      <w:r>
+        <w:t xml:space="preserve">                    ─┐</w:t>
+      </w:r>
+    </w:p>
+    <w:p>
+      <w:pPr>
+        <w:bidi w:val="0"/>
+      </w:pPr>
+      <w:proofErr w:type="spellStart"/>
+      <w:r>
+        <w:t>app.</w:t>
+      </w:r>
+      <w:proofErr w:type="gramStart"/>
+      <w:r>
+        <w:t>db.session</w:t>
+      </w:r>
+      <w:proofErr w:type="gramEnd"/>
+      <w:r>
+        <w:t>.Base</w:t>
+      </w:r>
+      <w:proofErr w:type="spellEnd"/>
+      <w:r>
+        <w:t xml:space="preserve">                 ─</w:t>
+      </w:r>
+      <w:r>
+        <w:rPr>
+          <w:rFonts w:ascii="MS Gothic" w:eastAsia="MS Gothic" w:hAnsi="MS Gothic" w:cs="MS Gothic" w:hint="eastAsia"/>
+        </w:rPr>
+        <w:t>┼</w:t>
+      </w:r>
+      <w:r>
+        <w:rPr>
+          <w:rFonts w:ascii="Aptos" w:hAnsi="Aptos" w:cs="Aptos"/>
+        </w:rPr>
+        <w:t>→</w:t>
+      </w:r>
+      <w:r>
+        <w:t xml:space="preserve"> same Base object</w:t>
+      </w:r>
+    </w:p>
+    <w:p>
+      <w:pPr>
+        <w:bidi w:val="0"/>
+      </w:pPr>
+      <w:proofErr w:type="spellStart"/>
+      <w:proofErr w:type="gramStart"/>
+      <w:r>
+        <w:t>app.inventory</w:t>
+      </w:r>
+      <w:proofErr w:type="gramEnd"/>
+      <w:r>
+        <w:t>.</w:t>
+      </w:r>
+      <w:proofErr w:type="gramStart"/>
+      <w:r>
+        <w:t>models.base</w:t>
+      </w:r>
+      <w:proofErr w:type="gramEnd"/>
+      <w:r>
+        <w:t>.Base</w:t>
+      </w:r>
+      <w:proofErr w:type="spellEnd"/>
+      <w:r>
+        <w:t xml:space="preserve">      ─┘</w:t>
+      </w:r>
+    </w:p>
+    <w:p>
+      <w:pPr>
+        <w:bidi w:val="0"/>
+      </w:pPr>
+      <w:r>
+        <w:t>Only this actual construction remains:</w:t>
+      </w:r>
+    </w:p>
+    <w:p>
+      <w:pPr>
+        <w:bidi w:val="0"/>
+      </w:pPr>
+      <w:r>
+        <w:t>app/</w:t>
+      </w:r>
+      <w:proofErr w:type="spellStart"/>
+      <w:r>
+        <w:t>db</w:t>
+      </w:r>
+      <w:proofErr w:type="spellEnd"/>
+      <w:r>
+        <w:t xml:space="preserve">/base.py: Base = </w:t>
+      </w:r>
+      <w:proofErr w:type="spellStart"/>
+      <w:r>
+        <w:t>declarative_</w:t>
+      </w:r>
+      <w:proofErr w:type="gramStart"/>
+      <w:r>
+        <w:t>base</w:t>
+      </w:r>
+      <w:proofErr w:type="spellEnd"/>
+      <w:r>
+        <w:t>(</w:t>
+      </w:r>
+      <w:proofErr w:type="gramEnd"/>
+      <w:r>
+        <w:t>)</w:t>
+      </w:r>
+    </w:p>
+    <w:p>
+      <w:pPr>
+        <w:bidi w:val="0"/>
+      </w:pPr>
+      <w:r>
+        <w:t xml:space="preserve">A static repository scan found no other application </w:t>
+      </w:r>
+      <w:proofErr w:type="spellStart"/>
+      <w:r>
+        <w:t>declarative_</w:t>
+      </w:r>
+      <w:proofErr w:type="gramStart"/>
+      <w:r>
+        <w:t>base</w:t>
+      </w:r>
+      <w:proofErr w:type="spellEnd"/>
+      <w:r>
+        <w:t>(</w:t>
+      </w:r>
+      <w:proofErr w:type="gramEnd"/>
+      <w:r>
+        <w:t xml:space="preserve">) call or class </w:t>
+      </w:r>
+      <w:proofErr w:type="gramStart"/>
+      <w:r>
+        <w:t>Base(</w:t>
+      </w:r>
+      <w:proofErr w:type="spellStart"/>
+      <w:proofErr w:type="gramEnd"/>
+      <w:r>
+        <w:t>DeclarativeBase</w:t>
+      </w:r>
+      <w:proofErr w:type="spellEnd"/>
+      <w:r>
+        <w:t>) definition.</w:t>
+      </w:r>
+    </w:p>
+    <w:p>
+      <w:pPr>
+        <w:bidi w:val="0"/>
+        <w:rPr>
+          <w:b/>
+          <w:bCs/>
+        </w:rPr>
+      </w:pPr>
+      <w:r>
+        <w:rPr>
+          <w:b/>
+          <w:bCs/>
+        </w:rPr>
+        <w:t>Metadata proof</w:t>
+      </w:r>
+    </w:p>
+    <w:p>
+      <w:pPr>
+        <w:bidi w:val="0"/>
+      </w:pPr>
+      <w:r>
+        <w:t>Runtime tests imported all current models and verified:</w:t>
+      </w:r>
+    </w:p>
+    <w:p>
+      <w:pPr>
+        <w:numPr>
+          <w:ilvl w:val="0"/>
+          <w:numId w:val="24"/>
+        </w:numPr>
+        <w:bidi w:val="0"/>
+      </w:pPr>
+      <w:r>
+        <w:t>24 mapped classes are registered.</w:t>
+      </w:r>
+    </w:p>
+    <w:p>
+      <w:pPr>
+        <w:numPr>
+          <w:ilvl w:val="0"/>
+          <w:numId w:val="24"/>
+        </w:numPr>
+        <w:bidi w:val="0"/>
+      </w:pPr>
+      <w:r>
+        <w:t>24 tables are registered.</w:t>
+      </w:r>
+    </w:p>
+    <w:p>
+      <w:pPr>
+        <w:numPr>
+          <w:ilvl w:val="0"/>
+          <w:numId w:val="24"/>
+        </w:numPr>
+        <w:bidi w:val="0"/>
+      </w:pPr>
+      <w:r>
+        <w:t xml:space="preserve">Every mapper’s </w:t>
+      </w:r>
+      <w:proofErr w:type="spellStart"/>
+      <w:r>
+        <w:t>local_</w:t>
+      </w:r>
+      <w:proofErr w:type="gramStart"/>
+      <w:r>
+        <w:t>table.metadata</w:t>
+      </w:r>
+      <w:proofErr w:type="spellEnd"/>
+      <w:proofErr w:type="gramEnd"/>
+      <w:r>
+        <w:t xml:space="preserve"> is the canonical </w:t>
+      </w:r>
+      <w:proofErr w:type="spellStart"/>
+      <w:r>
+        <w:t>Base.metadata</w:t>
+      </w:r>
+      <w:proofErr w:type="spellEnd"/>
+      <w:r>
+        <w:t>.</w:t>
+      </w:r>
+    </w:p>
+    <w:p>
+      <w:pPr>
+        <w:numPr>
+          <w:ilvl w:val="0"/>
+          <w:numId w:val="24"/>
+        </w:numPr>
+        <w:bidi w:val="0"/>
+      </w:pPr>
+      <w:proofErr w:type="spellStart"/>
+      <w:r>
+        <w:t>app.</w:t>
+      </w:r>
+      <w:proofErr w:type="gramStart"/>
+      <w:r>
+        <w:t>db.session</w:t>
+      </w:r>
+      <w:proofErr w:type="gramEnd"/>
+      <w:r>
+        <w:t>.Base</w:t>
+      </w:r>
+      <w:proofErr w:type="spellEnd"/>
+      <w:r>
+        <w:t xml:space="preserve"> is </w:t>
+      </w:r>
+      <w:proofErr w:type="spellStart"/>
+      <w:r>
+        <w:t>app.</w:t>
+      </w:r>
+      <w:proofErr w:type="gramStart"/>
+      <w:r>
+        <w:t>db.base</w:t>
+      </w:r>
+      <w:proofErr w:type="gramEnd"/>
+      <w:r>
+        <w:t>.Base</w:t>
+      </w:r>
+      <w:proofErr w:type="spellEnd"/>
+      <w:r>
+        <w:t>.</w:t>
+      </w:r>
+    </w:p>
+    <w:p>
+      <w:pPr>
+        <w:numPr>
+          <w:ilvl w:val="0"/>
+          <w:numId w:val="24"/>
+        </w:numPr>
+        <w:bidi w:val="0"/>
+      </w:pPr>
+      <w:proofErr w:type="spellStart"/>
+      <w:proofErr w:type="gramStart"/>
+      <w:r>
+        <w:t>app.inventory</w:t>
+      </w:r>
+      <w:proofErr w:type="gramEnd"/>
+      <w:r>
+        <w:t>.</w:t>
+      </w:r>
+      <w:proofErr w:type="gramStart"/>
+      <w:r>
+        <w:t>models.base</w:t>
+      </w:r>
+      <w:proofErr w:type="gramEnd"/>
+      <w:r>
+        <w:t>.Base</w:t>
+      </w:r>
+      <w:proofErr w:type="spellEnd"/>
+      <w:r>
+        <w:t xml:space="preserve"> is </w:t>
+      </w:r>
+      <w:proofErr w:type="spellStart"/>
+      <w:r>
+        <w:t>app.</w:t>
+      </w:r>
+      <w:proofErr w:type="gramStart"/>
+      <w:r>
+        <w:t>db.base</w:t>
+      </w:r>
+      <w:proofErr w:type="gramEnd"/>
+      <w:r>
+        <w:t>.Base</w:t>
+      </w:r>
+      <w:proofErr w:type="spellEnd"/>
+      <w:r>
+        <w:t>.</w:t>
+      </w:r>
+    </w:p>
+    <w:p>
+      <w:pPr>
+        <w:bidi w:val="0"/>
+      </w:pPr>
+      <w:r>
+        <w:t>All 18 mapped-model files continue to import directly from:</w:t>
+      </w:r>
+    </w:p>
+    <w:p>
+      <w:pPr>
+        <w:bidi w:val="0"/>
+      </w:pPr>
+      <w:r>
+        <w:t xml:space="preserve">from </w:t>
+      </w:r>
+      <w:proofErr w:type="spellStart"/>
+      <w:r>
+        <w:t>app.</w:t>
+      </w:r>
+      <w:proofErr w:type="gramStart"/>
+      <w:r>
+        <w:t>db.base</w:t>
+      </w:r>
+      <w:proofErr w:type="spellEnd"/>
+      <w:proofErr w:type="gramEnd"/>
+      <w:r>
+        <w:t xml:space="preserve"> import Base</w:t>
+      </w:r>
+    </w:p>
+    <w:p>
+      <w:pPr>
+        <w:bidi w:val="0"/>
+      </w:pPr>
+      <w:r>
+        <w:t>No model file required modification.</w:t>
+      </w:r>
+    </w:p>
+    <w:p>
+      <w:pPr>
+        <w:bidi w:val="0"/>
+      </w:pPr>
+      <w:r>
+        <w:t xml:space="preserve">The mock PostgreSQL </w:t>
+      </w:r>
+      <w:proofErr w:type="spellStart"/>
+      <w:r>
+        <w:t>create_all</w:t>
+      </w:r>
+      <w:proofErr w:type="spellEnd"/>
+      <w:r>
+        <w:t xml:space="preserve"> traversal also completed successfully without connecting to or writing to the development database.</w:t>
+      </w:r>
+    </w:p>
+    <w:p>
+      <w:pPr>
+        <w:bidi w:val="0"/>
+        <w:rPr>
+          <w:b/>
+          <w:bCs/>
+        </w:rPr>
+      </w:pPr>
+      <w:r>
+        <w:rPr>
+          <w:b/>
+          <w:bCs/>
+        </w:rPr>
+        <w:t>Tests</w:t>
+      </w:r>
+    </w:p>
+    <w:p>
+      <w:pPr>
+        <w:bidi w:val="0"/>
+      </w:pPr>
+      <w:r>
+        <w:t>Executed:</w:t>
+      </w:r>
+    </w:p>
+    <w:p>
+      <w:pPr>
+        <w:bidi w:val="0"/>
+      </w:pPr>
+      <w:proofErr w:type="spellStart"/>
+      <w:r>
+        <w:t>tests.test_canonical_metadata</w:t>
+      </w:r>
+      <w:proofErr w:type="spellEnd"/>
+    </w:p>
+    <w:p>
+      <w:pPr>
+        <w:bidi w:val="0"/>
+      </w:pPr>
+      <w:proofErr w:type="spellStart"/>
+      <w:r>
+        <w:t>tests.test_deployment_secrets</w:t>
+      </w:r>
+      <w:proofErr w:type="spellEnd"/>
+    </w:p>
+    <w:p>
+      <w:pPr>
+        <w:bidi w:val="0"/>
+      </w:pPr>
+      <w:proofErr w:type="spellStart"/>
+      <w:r>
+        <w:t>tests.test_ntp_collector_secrets</w:t>
+      </w:r>
+      <w:proofErr w:type="spellEnd"/>
+    </w:p>
+    <w:p>
+      <w:pPr>
+        <w:bidi w:val="0"/>
+      </w:pPr>
+      <w:r>
+        <w:t>Result:</w:t>
+      </w:r>
+    </w:p>
+    <w:p>
+      <w:pPr>
+        <w:bidi w:val="0"/>
+      </w:pPr>
+      <w:r>
+        <w:t>Ran 11 tests</w:t>
+      </w:r>
+    </w:p>
+    <w:p>
+      <w:pPr>
+        <w:bidi w:val="0"/>
+      </w:pPr>
+      <w:r>
+        <w:t>OK</w:t>
+      </w:r>
+    </w:p>
+    <w:p>
+      <w:pPr>
+        <w:bidi w:val="0"/>
+      </w:pPr>
+      <w:r>
+        <w:t>Breakdown:</w:t>
+      </w:r>
+    </w:p>
+    <w:p>
+      <w:pPr>
+        <w:numPr>
+          <w:ilvl w:val="0"/>
+          <w:numId w:val="25"/>
+        </w:numPr>
+        <w:bidi w:val="0"/>
+      </w:pPr>
+      <w:r>
+        <w:t>4 canonical metadata tests passed.</w:t>
+      </w:r>
+    </w:p>
+    <w:p>
+      <w:pPr>
+        <w:numPr>
+          <w:ilvl w:val="0"/>
+          <w:numId w:val="25"/>
+        </w:numPr>
+        <w:bidi w:val="0"/>
+      </w:pPr>
+      <w:r>
+        <w:t>6 deployment-secret regression tests passed.</w:t>
+      </w:r>
+    </w:p>
+    <w:p>
+      <w:pPr>
+        <w:numPr>
+          <w:ilvl w:val="0"/>
+          <w:numId w:val="25"/>
+        </w:numPr>
+        <w:bidi w:val="0"/>
+      </w:pPr>
+      <w:r>
+        <w:t>1 NTP collector credential regression test passed.</w:t>
+      </w:r>
+    </w:p>
+    <w:p>
+      <w:pPr>
+        <w:bidi w:val="0"/>
+      </w:pPr>
+      <w:r>
+        <w:lastRenderedPageBreak/>
+        <w:t>Additional checks passed:</w:t>
+      </w:r>
+    </w:p>
+    <w:p>
+      <w:pPr>
+        <w:numPr>
+          <w:ilvl w:val="0"/>
+          <w:numId w:val="26"/>
+        </w:numPr>
+        <w:bidi w:val="0"/>
+      </w:pPr>
+      <w:r>
+        <w:t>Path-scoped git diff --check.</w:t>
+      </w:r>
+    </w:p>
+    <w:p>
+      <w:pPr>
+        <w:numPr>
+          <w:ilvl w:val="0"/>
+          <w:numId w:val="26"/>
+        </w:numPr>
+        <w:bidi w:val="0"/>
+      </w:pPr>
+      <w:r>
+        <w:t>Exactly one declarative Base construction.</w:t>
+      </w:r>
+    </w:p>
+    <w:p>
+      <w:pPr>
+        <w:numPr>
+          <w:ilvl w:val="0"/>
+          <w:numId w:val="26"/>
+        </w:numPr>
+        <w:bidi w:val="0"/>
+      </w:pPr>
+      <w:r>
+        <w:t>Every mapped-model file imports the canonical Base.</w:t>
+      </w:r>
+    </w:p>
+    <w:p>
+      <w:pPr>
+        <w:numPr>
+          <w:ilvl w:val="0"/>
+          <w:numId w:val="26"/>
+        </w:numPr>
+        <w:bidi w:val="0"/>
+      </w:pPr>
+      <w:r>
+        <w:t xml:space="preserve">No model, migration, Alembic, or constraint file entered </w:t>
+      </w:r>
+      <w:proofErr w:type="gramStart"/>
+      <w:r>
+        <w:t>the PR</w:t>
+      </w:r>
+      <w:proofErr w:type="gramEnd"/>
+      <w:r>
+        <w:t xml:space="preserve"> 2 diff.</w:t>
+      </w:r>
+    </w:p>
+    <w:p>
+      <w:pPr>
+        <w:numPr>
+          <w:ilvl w:val="0"/>
+          <w:numId w:val="26"/>
+        </w:numPr>
+        <w:bidi w:val="0"/>
+      </w:pPr>
+      <w:r>
+        <w:t>Frozen PRD unchanged.</w:t>
+      </w:r>
+    </w:p>
+    <w:p>
+      <w:pPr>
+        <w:bidi w:val="0"/>
+        <w:rPr>
+          <w:b/>
+          <w:bCs/>
+        </w:rPr>
+      </w:pPr>
+      <w:r>
+        <w:rPr>
+          <w:b/>
+          <w:bCs/>
+        </w:rPr>
+        <w:t>Compatibility risks</w:t>
+      </w:r>
+    </w:p>
+    <w:p>
+      <w:pPr>
+        <w:numPr>
+          <w:ilvl w:val="0"/>
+          <w:numId w:val="27"/>
+        </w:numPr>
+        <w:bidi w:val="0"/>
+      </w:pPr>
+      <w:r>
+        <w:t xml:space="preserve">External code that imported Base from </w:t>
+      </w:r>
+      <w:proofErr w:type="spellStart"/>
+      <w:r>
+        <w:t>app.</w:t>
+      </w:r>
+      <w:proofErr w:type="gramStart"/>
+      <w:r>
+        <w:t>db.session</w:t>
+      </w:r>
+      <w:proofErr w:type="spellEnd"/>
+      <w:proofErr w:type="gramEnd"/>
+      <w:r>
+        <w:t xml:space="preserve"> or </w:t>
+      </w:r>
+      <w:proofErr w:type="spellStart"/>
+      <w:proofErr w:type="gramStart"/>
+      <w:r>
+        <w:t>app.inventory</w:t>
+      </w:r>
+      <w:proofErr w:type="gramEnd"/>
+      <w:r>
+        <w:t>.</w:t>
+      </w:r>
+      <w:proofErr w:type="gramStart"/>
+      <w:r>
+        <w:t>models.base</w:t>
+      </w:r>
+      <w:proofErr w:type="spellEnd"/>
+      <w:proofErr w:type="gramEnd"/>
+      <w:r>
+        <w:t xml:space="preserve"> now sees the populated canonical metadata instead of an empty registry. This is intended but could reveal duplicate external table declarations.</w:t>
+      </w:r>
+    </w:p>
+    <w:p>
+      <w:pPr>
+        <w:numPr>
+          <w:ilvl w:val="0"/>
+          <w:numId w:val="27"/>
+        </w:numPr>
+        <w:bidi w:val="0"/>
+      </w:pPr>
+      <w:r>
+        <w:t>External models subclassing a former duplicate Base now join the canonical registry. A conflicting table name would raise a mapping error.</w:t>
+      </w:r>
+    </w:p>
+    <w:p>
+      <w:pPr>
+        <w:numPr>
+          <w:ilvl w:val="0"/>
+          <w:numId w:val="27"/>
+        </w:numPr>
+        <w:bidi w:val="0"/>
+      </w:pPr>
+      <w:r>
+        <w:t>The registration test intentionally records the current 24-table surface. A future approved PR that deletes legacy models must update that expectation.</w:t>
+      </w:r>
+    </w:p>
+    <w:p>
+      <w:pPr>
+        <w:numPr>
+          <w:ilvl w:val="0"/>
+          <w:numId w:val="27"/>
+        </w:numPr>
+        <w:bidi w:val="0"/>
+      </w:pPr>
+      <w:proofErr w:type="spellStart"/>
+      <w:proofErr w:type="gramStart"/>
+      <w:r>
+        <w:t>app.inventory</w:t>
+      </w:r>
+      <w:proofErr w:type="gramEnd"/>
+      <w:r>
+        <w:t>.models</w:t>
+      </w:r>
+      <w:proofErr w:type="spellEnd"/>
+      <w:r>
+        <w:t xml:space="preserve"> </w:t>
+      </w:r>
+      <w:proofErr w:type="gramStart"/>
+      <w:r>
+        <w:t>remains</w:t>
+      </w:r>
+      <w:proofErr w:type="gramEnd"/>
+      <w:r>
+        <w:t xml:space="preserve"> the model-registration entry point. Metadata-wide operations still require importing it first.</w:t>
+      </w:r>
+    </w:p>
+    <w:p>
+      <w:pPr>
+        <w:numPr>
+          <w:ilvl w:val="0"/>
+          <w:numId w:val="27"/>
+        </w:numPr>
+        <w:bidi w:val="0"/>
+      </w:pPr>
+      <w:r>
+        <w:t xml:space="preserve">The canonical Base continues using </w:t>
+      </w:r>
+      <w:proofErr w:type="spellStart"/>
+      <w:r>
+        <w:t>SQLAlchemy’s</w:t>
+      </w:r>
+      <w:proofErr w:type="spellEnd"/>
+      <w:r>
+        <w:t xml:space="preserve"> </w:t>
+      </w:r>
+      <w:proofErr w:type="spellStart"/>
+      <w:r>
+        <w:t>declarative_</w:t>
+      </w:r>
+      <w:proofErr w:type="gramStart"/>
+      <w:r>
+        <w:t>base</w:t>
+      </w:r>
+      <w:proofErr w:type="spellEnd"/>
+      <w:r>
+        <w:t>(</w:t>
+      </w:r>
+      <w:proofErr w:type="gramEnd"/>
+      <w:r>
+        <w:t xml:space="preserve">) style. </w:t>
+      </w:r>
+      <w:proofErr w:type="gramStart"/>
+      <w:r>
+        <w:t>Modernizing it</w:t>
+      </w:r>
+      <w:proofErr w:type="gramEnd"/>
+      <w:r>
+        <w:t xml:space="preserve"> was not required and was intentionally avoided.</w:t>
+      </w:r>
+    </w:p>
+    <w:p>
+      <w:pPr>
+        <w:numPr>
+          <w:ilvl w:val="0"/>
+          <w:numId w:val="27"/>
+        </w:numPr>
+        <w:bidi w:val="0"/>
+      </w:pPr>
+      <w:r>
+        <w:t>The existing create_tables.py remains capable of changing a configured database if manually executed. PR 2 did not execute or modify it; PR 4 owns replacement with migrations.</w:t>
+      </w:r>
+    </w:p>
+    <w:p>
+      <w:pPr>
+        <w:numPr>
+          <w:ilvl w:val="0"/>
+          <w:numId w:val="27"/>
+        </w:numPr>
+        <w:bidi w:val="0"/>
+      </w:pPr>
+      <w:r>
+        <w:t>Existing model constraint and relationship defects remain unchanged for PR 3 or later approved work.</w:t>
+      </w:r>
+    </w:p>
+    <w:p>
+      <w:pPr>
+        <w:bidi w:val="0"/>
+      </w:pPr>
+      <w:r>
+        <w:t>No tables, columns, constraints, relationships, sessions, migrations, or database data were changed.</w:t>
       </w:r>
     </w:p>
     <w:p>
@@ -4866,6 +7974,272 @@
     </w:lvl>
   </w:abstractNum>
   <w:abstractNum w:abstractNumId="3" w15:restartNumberingAfterBreak="0">
+    <w:nsid w:val="0FAB481D"/>
+    <w:multiLevelType w:val="multilevel"/>
+    <w:tmpl w:val="64A227A8"/>
+    <w:lvl w:ilvl="0">
+      <w:start w:val="1"/>
+      <w:numFmt w:val="bullet"/>
+      <w:lvlText w:val=""/>
+      <w:lvlJc w:val="left"/>
+      <w:pPr>
+        <w:tabs>
+          <w:tab w:val="num" w:pos="720"/>
+        </w:tabs>
+        <w:ind w:left="720" w:hanging="360"/>
+      </w:pPr>
+      <w:rPr>
+        <w:rFonts w:ascii="Symbol" w:hAnsi="Symbol" w:hint="default"/>
+        <w:sz w:val="20"/>
+      </w:rPr>
+    </w:lvl>
+    <w:lvl w:ilvl="1" w:tentative="1">
+      <w:start w:val="1"/>
+      <w:numFmt w:val="bullet"/>
+      <w:lvlText w:val="o"/>
+      <w:lvlJc w:val="left"/>
+      <w:pPr>
+        <w:tabs>
+          <w:tab w:val="num" w:pos="1440"/>
+        </w:tabs>
+        <w:ind w:left="1440" w:hanging="360"/>
+      </w:pPr>
+      <w:rPr>
+        <w:rFonts w:ascii="Courier New" w:hAnsi="Courier New" w:hint="default"/>
+        <w:sz w:val="20"/>
+      </w:rPr>
+    </w:lvl>
+    <w:lvl w:ilvl="2" w:tentative="1">
+      <w:start w:val="1"/>
+      <w:numFmt w:val="bullet"/>
+      <w:lvlText w:val=""/>
+      <w:lvlJc w:val="left"/>
+      <w:pPr>
+        <w:tabs>
+          <w:tab w:val="num" w:pos="2160"/>
+        </w:tabs>
+        <w:ind w:left="2160" w:hanging="360"/>
+      </w:pPr>
+      <w:rPr>
+        <w:rFonts w:ascii="Wingdings" w:hAnsi="Wingdings" w:hint="default"/>
+        <w:sz w:val="20"/>
+      </w:rPr>
+    </w:lvl>
+    <w:lvl w:ilvl="3" w:tentative="1">
+      <w:start w:val="1"/>
+      <w:numFmt w:val="bullet"/>
+      <w:lvlText w:val=""/>
+      <w:lvlJc w:val="left"/>
+      <w:pPr>
+        <w:tabs>
+          <w:tab w:val="num" w:pos="2880"/>
+        </w:tabs>
+        <w:ind w:left="2880" w:hanging="360"/>
+      </w:pPr>
+      <w:rPr>
+        <w:rFonts w:ascii="Wingdings" w:hAnsi="Wingdings" w:hint="default"/>
+        <w:sz w:val="20"/>
+      </w:rPr>
+    </w:lvl>
+    <w:lvl w:ilvl="4" w:tentative="1">
+      <w:start w:val="1"/>
+      <w:numFmt w:val="bullet"/>
+      <w:lvlText w:val=""/>
+      <w:lvlJc w:val="left"/>
+      <w:pPr>
+        <w:tabs>
+          <w:tab w:val="num" w:pos="3600"/>
+        </w:tabs>
+        <w:ind w:left="3600" w:hanging="360"/>
+      </w:pPr>
+      <w:rPr>
+        <w:rFonts w:ascii="Wingdings" w:hAnsi="Wingdings" w:hint="default"/>
+        <w:sz w:val="20"/>
+      </w:rPr>
+    </w:lvl>
+    <w:lvl w:ilvl="5" w:tentative="1">
+      <w:start w:val="1"/>
+      <w:numFmt w:val="bullet"/>
+      <w:lvlText w:val=""/>
+      <w:lvlJc w:val="left"/>
+      <w:pPr>
+        <w:tabs>
+          <w:tab w:val="num" w:pos="4320"/>
+        </w:tabs>
+        <w:ind w:left="4320" w:hanging="360"/>
+      </w:pPr>
+      <w:rPr>
+        <w:rFonts w:ascii="Wingdings" w:hAnsi="Wingdings" w:hint="default"/>
+        <w:sz w:val="20"/>
+      </w:rPr>
+    </w:lvl>
+    <w:lvl w:ilvl="6" w:tentative="1">
+      <w:start w:val="1"/>
+      <w:numFmt w:val="bullet"/>
+      <w:lvlText w:val=""/>
+      <w:lvlJc w:val="left"/>
+      <w:pPr>
+        <w:tabs>
+          <w:tab w:val="num" w:pos="5040"/>
+        </w:tabs>
+        <w:ind w:left="5040" w:hanging="360"/>
+      </w:pPr>
+      <w:rPr>
+        <w:rFonts w:ascii="Wingdings" w:hAnsi="Wingdings" w:hint="default"/>
+        <w:sz w:val="20"/>
+      </w:rPr>
+    </w:lvl>
+    <w:lvl w:ilvl="7" w:tentative="1">
+      <w:start w:val="1"/>
+      <w:numFmt w:val="bullet"/>
+      <w:lvlText w:val=""/>
+      <w:lvlJc w:val="left"/>
+      <w:pPr>
+        <w:tabs>
+          <w:tab w:val="num" w:pos="5760"/>
+        </w:tabs>
+        <w:ind w:left="5760" w:hanging="360"/>
+      </w:pPr>
+      <w:rPr>
+        <w:rFonts w:ascii="Wingdings" w:hAnsi="Wingdings" w:hint="default"/>
+        <w:sz w:val="20"/>
+      </w:rPr>
+    </w:lvl>
+    <w:lvl w:ilvl="8" w:tentative="1">
+      <w:start w:val="1"/>
+      <w:numFmt w:val="bullet"/>
+      <w:lvlText w:val=""/>
+      <w:lvlJc w:val="left"/>
+      <w:pPr>
+        <w:tabs>
+          <w:tab w:val="num" w:pos="6480"/>
+        </w:tabs>
+        <w:ind w:left="6480" w:hanging="360"/>
+      </w:pPr>
+      <w:rPr>
+        <w:rFonts w:ascii="Wingdings" w:hAnsi="Wingdings" w:hint="default"/>
+        <w:sz w:val="20"/>
+      </w:rPr>
+    </w:lvl>
+  </w:abstractNum>
+  <w:abstractNum w:abstractNumId="4" w15:restartNumberingAfterBreak="0">
+    <w:nsid w:val="12782E0F"/>
+    <w:multiLevelType w:val="multilevel"/>
+    <w:tmpl w:val="3D0C4B38"/>
+    <w:lvl w:ilvl="0">
+      <w:start w:val="1"/>
+      <w:numFmt w:val="decimal"/>
+      <w:lvlText w:val="%1."/>
+      <w:lvlJc w:val="left"/>
+      <w:pPr>
+        <w:tabs>
+          <w:tab w:val="num" w:pos="720"/>
+        </w:tabs>
+        <w:ind w:left="720" w:hanging="360"/>
+      </w:pPr>
+    </w:lvl>
+    <w:lvl w:ilvl="1">
+      <w:start w:val="1"/>
+      <w:numFmt w:val="bullet"/>
+      <w:lvlText w:val="o"/>
+      <w:lvlJc w:val="left"/>
+      <w:pPr>
+        <w:tabs>
+          <w:tab w:val="num" w:pos="1440"/>
+        </w:tabs>
+        <w:ind w:left="1440" w:hanging="360"/>
+      </w:pPr>
+      <w:rPr>
+        <w:rFonts w:ascii="Courier New" w:hAnsi="Courier New" w:hint="default"/>
+        <w:sz w:val="20"/>
+      </w:rPr>
+    </w:lvl>
+    <w:lvl w:ilvl="2" w:tentative="1">
+      <w:start w:val="1"/>
+      <w:numFmt w:val="decimal"/>
+      <w:lvlText w:val="%3."/>
+      <w:lvlJc w:val="left"/>
+      <w:pPr>
+        <w:tabs>
+          <w:tab w:val="num" w:pos="2160"/>
+        </w:tabs>
+        <w:ind w:left="2160" w:hanging="360"/>
+      </w:pPr>
+    </w:lvl>
+    <w:lvl w:ilvl="3" w:tentative="1">
+      <w:start w:val="1"/>
+      <w:numFmt w:val="decimal"/>
+      <w:lvlText w:val="%4."/>
+      <w:lvlJc w:val="left"/>
+      <w:pPr>
+        <w:tabs>
+          <w:tab w:val="num" w:pos="2880"/>
+        </w:tabs>
+        <w:ind w:left="2880" w:hanging="360"/>
+      </w:pPr>
+    </w:lvl>
+    <w:lvl w:ilvl="4" w:tentative="1">
+      <w:start w:val="1"/>
+      <w:numFmt w:val="decimal"/>
+      <w:lvlText w:val="%5."/>
+      <w:lvlJc w:val="left"/>
+      <w:pPr>
+        <w:tabs>
+          <w:tab w:val="num" w:pos="3600"/>
+        </w:tabs>
+        <w:ind w:left="3600" w:hanging="360"/>
+      </w:pPr>
+    </w:lvl>
+    <w:lvl w:ilvl="5" w:tentative="1">
+      <w:start w:val="1"/>
+      <w:numFmt w:val="decimal"/>
+      <w:lvlText w:val="%6."/>
+      <w:lvlJc w:val="left"/>
+      <w:pPr>
+        <w:tabs>
+          <w:tab w:val="num" w:pos="4320"/>
+        </w:tabs>
+        <w:ind w:left="4320" w:hanging="360"/>
+      </w:pPr>
+    </w:lvl>
+    <w:lvl w:ilvl="6" w:tentative="1">
+      <w:start w:val="1"/>
+      <w:numFmt w:val="decimal"/>
+      <w:lvlText w:val="%7."/>
+      <w:lvlJc w:val="left"/>
+      <w:pPr>
+        <w:tabs>
+          <w:tab w:val="num" w:pos="5040"/>
+        </w:tabs>
+        <w:ind w:left="5040" w:hanging="360"/>
+      </w:pPr>
+    </w:lvl>
+    <w:lvl w:ilvl="7" w:tentative="1">
+      <w:start w:val="1"/>
+      <w:numFmt w:val="decimal"/>
+      <w:lvlText w:val="%8."/>
+      <w:lvlJc w:val="left"/>
+      <w:pPr>
+        <w:tabs>
+          <w:tab w:val="num" w:pos="5760"/>
+        </w:tabs>
+        <w:ind w:left="5760" w:hanging="360"/>
+      </w:pPr>
+    </w:lvl>
+    <w:lvl w:ilvl="8" w:tentative="1">
+      <w:start w:val="1"/>
+      <w:numFmt w:val="decimal"/>
+      <w:lvlText w:val="%9."/>
+      <w:lvlJc w:val="left"/>
+      <w:pPr>
+        <w:tabs>
+          <w:tab w:val="num" w:pos="6480"/>
+        </w:tabs>
+        <w:ind w:left="6480" w:hanging="360"/>
+      </w:pPr>
+    </w:lvl>
+  </w:abstractNum>
+  <w:abstractNum w:abstractNumId="5" w15:restartNumberingAfterBreak="0">
     <w:nsid w:val="13AC5366"/>
     <w:multiLevelType w:val="multilevel"/>
     <w:tmpl w:val="58366344"/>
@@ -5014,7 +8388,7 @@
       </w:rPr>
     </w:lvl>
   </w:abstractNum>
-  <w:abstractNum w:abstractNumId="4" w15:restartNumberingAfterBreak="0">
+  <w:abstractNum w:abstractNumId="6" w15:restartNumberingAfterBreak="0">
     <w:nsid w:val="178D4229"/>
     <w:multiLevelType w:val="multilevel"/>
     <w:tmpl w:val="B7E2CDF8"/>
@@ -5163,7 +8537,7 @@
       </w:rPr>
     </w:lvl>
   </w:abstractNum>
-  <w:abstractNum w:abstractNumId="5" w15:restartNumberingAfterBreak="0">
+  <w:abstractNum w:abstractNumId="7" w15:restartNumberingAfterBreak="0">
     <w:nsid w:val="1E096A98"/>
     <w:multiLevelType w:val="multilevel"/>
     <w:tmpl w:val="266A3D44"/>
@@ -5312,7 +8686,7 @@
       </w:rPr>
     </w:lvl>
   </w:abstractNum>
-  <w:abstractNum w:abstractNumId="6" w15:restartNumberingAfterBreak="0">
+  <w:abstractNum w:abstractNumId="8" w15:restartNumberingAfterBreak="0">
     <w:nsid w:val="2ADD0DC6"/>
     <w:multiLevelType w:val="multilevel"/>
     <w:tmpl w:val="405C933C"/>
@@ -5461,7 +8835,7 @@
       </w:rPr>
     </w:lvl>
   </w:abstractNum>
-  <w:abstractNum w:abstractNumId="7" w15:restartNumberingAfterBreak="0">
+  <w:abstractNum w:abstractNumId="9" w15:restartNumberingAfterBreak="0">
     <w:nsid w:val="2BAA4E3E"/>
     <w:multiLevelType w:val="multilevel"/>
     <w:tmpl w:val="B714FC42"/>
@@ -5610,7 +8984,7 @@
       </w:rPr>
     </w:lvl>
   </w:abstractNum>
-  <w:abstractNum w:abstractNumId="8" w15:restartNumberingAfterBreak="0">
+  <w:abstractNum w:abstractNumId="10" w15:restartNumberingAfterBreak="0">
     <w:nsid w:val="34A313F6"/>
     <w:multiLevelType w:val="multilevel"/>
     <w:tmpl w:val="D29085EC"/>
@@ -5759,7 +9133,7 @@
       </w:rPr>
     </w:lvl>
   </w:abstractNum>
-  <w:abstractNum w:abstractNumId="9" w15:restartNumberingAfterBreak="0">
+  <w:abstractNum w:abstractNumId="11" w15:restartNumberingAfterBreak="0">
     <w:nsid w:val="3BC41E05"/>
     <w:multiLevelType w:val="multilevel"/>
     <w:tmpl w:val="B63CA35E"/>
@@ -5908,7 +9282,7 @@
       </w:rPr>
     </w:lvl>
   </w:abstractNum>
-  <w:abstractNum w:abstractNumId="10" w15:restartNumberingAfterBreak="0">
+  <w:abstractNum w:abstractNumId="12" w15:restartNumberingAfterBreak="0">
     <w:nsid w:val="42725598"/>
     <w:multiLevelType w:val="multilevel"/>
     <w:tmpl w:val="E8720274"/>
@@ -6057,7 +9431,7 @@
       </w:rPr>
     </w:lvl>
   </w:abstractNum>
-  <w:abstractNum w:abstractNumId="11" w15:restartNumberingAfterBreak="0">
+  <w:abstractNum w:abstractNumId="13" w15:restartNumberingAfterBreak="0">
     <w:nsid w:val="43F41DD3"/>
     <w:multiLevelType w:val="multilevel"/>
     <w:tmpl w:val="DF2650FA"/>
@@ -6206,7 +9580,7 @@
       </w:rPr>
     </w:lvl>
   </w:abstractNum>
-  <w:abstractNum w:abstractNumId="12" w15:restartNumberingAfterBreak="0">
+  <w:abstractNum w:abstractNumId="14" w15:restartNumberingAfterBreak="0">
     <w:nsid w:val="473E4F21"/>
     <w:multiLevelType w:val="multilevel"/>
     <w:tmpl w:val="F48658E0"/>
@@ -6355,7 +9729,156 @@
       </w:rPr>
     </w:lvl>
   </w:abstractNum>
-  <w:abstractNum w:abstractNumId="13" w15:restartNumberingAfterBreak="0">
+  <w:abstractNum w:abstractNumId="15" w15:restartNumberingAfterBreak="0">
+    <w:nsid w:val="4B7B727A"/>
+    <w:multiLevelType w:val="multilevel"/>
+    <w:tmpl w:val="DFA8F240"/>
+    <w:lvl w:ilvl="0">
+      <w:start w:val="1"/>
+      <w:numFmt w:val="bullet"/>
+      <w:lvlText w:val=""/>
+      <w:lvlJc w:val="left"/>
+      <w:pPr>
+        <w:tabs>
+          <w:tab w:val="num" w:pos="720"/>
+        </w:tabs>
+        <w:ind w:left="720" w:hanging="360"/>
+      </w:pPr>
+      <w:rPr>
+        <w:rFonts w:ascii="Symbol" w:hAnsi="Symbol" w:hint="default"/>
+        <w:sz w:val="20"/>
+      </w:rPr>
+    </w:lvl>
+    <w:lvl w:ilvl="1" w:tentative="1">
+      <w:start w:val="1"/>
+      <w:numFmt w:val="bullet"/>
+      <w:lvlText w:val="o"/>
+      <w:lvlJc w:val="left"/>
+      <w:pPr>
+        <w:tabs>
+          <w:tab w:val="num" w:pos="1440"/>
+        </w:tabs>
+        <w:ind w:left="1440" w:hanging="360"/>
+      </w:pPr>
+      <w:rPr>
+        <w:rFonts w:ascii="Courier New" w:hAnsi="Courier New" w:hint="default"/>
+        <w:sz w:val="20"/>
+      </w:rPr>
+    </w:lvl>
+    <w:lvl w:ilvl="2" w:tentative="1">
+      <w:start w:val="1"/>
+      <w:numFmt w:val="bullet"/>
+      <w:lvlText w:val=""/>
+      <w:lvlJc w:val="left"/>
+      <w:pPr>
+        <w:tabs>
+          <w:tab w:val="num" w:pos="2160"/>
+        </w:tabs>
+        <w:ind w:left="2160" w:hanging="360"/>
+      </w:pPr>
+      <w:rPr>
+        <w:rFonts w:ascii="Wingdings" w:hAnsi="Wingdings" w:hint="default"/>
+        <w:sz w:val="20"/>
+      </w:rPr>
+    </w:lvl>
+    <w:lvl w:ilvl="3" w:tentative="1">
+      <w:start w:val="1"/>
+      <w:numFmt w:val="bullet"/>
+      <w:lvlText w:val=""/>
+      <w:lvlJc w:val="left"/>
+      <w:pPr>
+        <w:tabs>
+          <w:tab w:val="num" w:pos="2880"/>
+        </w:tabs>
+        <w:ind w:left="2880" w:hanging="360"/>
+      </w:pPr>
+      <w:rPr>
+        <w:rFonts w:ascii="Wingdings" w:hAnsi="Wingdings" w:hint="default"/>
+        <w:sz w:val="20"/>
+      </w:rPr>
+    </w:lvl>
+    <w:lvl w:ilvl="4" w:tentative="1">
+      <w:start w:val="1"/>
+      <w:numFmt w:val="bullet"/>
+      <w:lvlText w:val=""/>
+      <w:lvlJc w:val="left"/>
+      <w:pPr>
+        <w:tabs>
+          <w:tab w:val="num" w:pos="3600"/>
+        </w:tabs>
+        <w:ind w:left="3600" w:hanging="360"/>
+      </w:pPr>
+      <w:rPr>
+        <w:rFonts w:ascii="Wingdings" w:hAnsi="Wingdings" w:hint="default"/>
+        <w:sz w:val="20"/>
+      </w:rPr>
+    </w:lvl>
+    <w:lvl w:ilvl="5" w:tentative="1">
+      <w:start w:val="1"/>
+      <w:numFmt w:val="bullet"/>
+      <w:lvlText w:val=""/>
+      <w:lvlJc w:val="left"/>
+      <w:pPr>
+        <w:tabs>
+          <w:tab w:val="num" w:pos="4320"/>
+        </w:tabs>
+        <w:ind w:left="4320" w:hanging="360"/>
+      </w:pPr>
+      <w:rPr>
+        <w:rFonts w:ascii="Wingdings" w:hAnsi="Wingdings" w:hint="default"/>
+        <w:sz w:val="20"/>
+      </w:rPr>
+    </w:lvl>
+    <w:lvl w:ilvl="6" w:tentative="1">
+      <w:start w:val="1"/>
+      <w:numFmt w:val="bullet"/>
+      <w:lvlText w:val=""/>
+      <w:lvlJc w:val="left"/>
+      <w:pPr>
+        <w:tabs>
+          <w:tab w:val="num" w:pos="5040"/>
+        </w:tabs>
+        <w:ind w:left="5040" w:hanging="360"/>
+      </w:pPr>
+      <w:rPr>
+        <w:rFonts w:ascii="Wingdings" w:hAnsi="Wingdings" w:hint="default"/>
+        <w:sz w:val="20"/>
+      </w:rPr>
+    </w:lvl>
+    <w:lvl w:ilvl="7" w:tentative="1">
+      <w:start w:val="1"/>
+      <w:numFmt w:val="bullet"/>
+      <w:lvlText w:val=""/>
+      <w:lvlJc w:val="left"/>
+      <w:pPr>
+        <w:tabs>
+          <w:tab w:val="num" w:pos="5760"/>
+        </w:tabs>
+        <w:ind w:left="5760" w:hanging="360"/>
+      </w:pPr>
+      <w:rPr>
+        <w:rFonts w:ascii="Wingdings" w:hAnsi="Wingdings" w:hint="default"/>
+        <w:sz w:val="20"/>
+      </w:rPr>
+    </w:lvl>
+    <w:lvl w:ilvl="8" w:tentative="1">
+      <w:start w:val="1"/>
+      <w:numFmt w:val="bullet"/>
+      <w:lvlText w:val=""/>
+      <w:lvlJc w:val="left"/>
+      <w:pPr>
+        <w:tabs>
+          <w:tab w:val="num" w:pos="6480"/>
+        </w:tabs>
+        <w:ind w:left="6480" w:hanging="360"/>
+      </w:pPr>
+      <w:rPr>
+        <w:rFonts w:ascii="Wingdings" w:hAnsi="Wingdings" w:hint="default"/>
+        <w:sz w:val="20"/>
+      </w:rPr>
+    </w:lvl>
+  </w:abstractNum>
+  <w:abstractNum w:abstractNumId="16" w15:restartNumberingAfterBreak="0">
     <w:nsid w:val="50E5344B"/>
     <w:multiLevelType w:val="multilevel"/>
     <w:tmpl w:val="E0409E72"/>
@@ -6504,7 +10027,7 @@
       </w:rPr>
     </w:lvl>
   </w:abstractNum>
-  <w:abstractNum w:abstractNumId="14" w15:restartNumberingAfterBreak="0">
+  <w:abstractNum w:abstractNumId="17" w15:restartNumberingAfterBreak="0">
     <w:nsid w:val="545764C3"/>
     <w:multiLevelType w:val="multilevel"/>
     <w:tmpl w:val="98B83732"/>
@@ -6653,7 +10176,7 @@
       </w:rPr>
     </w:lvl>
   </w:abstractNum>
-  <w:abstractNum w:abstractNumId="15" w15:restartNumberingAfterBreak="0">
+  <w:abstractNum w:abstractNumId="18" w15:restartNumberingAfterBreak="0">
     <w:nsid w:val="54F33538"/>
     <w:multiLevelType w:val="multilevel"/>
     <w:tmpl w:val="E6668394"/>
@@ -6802,7 +10325,7 @@
       </w:rPr>
     </w:lvl>
   </w:abstractNum>
-  <w:abstractNum w:abstractNumId="16" w15:restartNumberingAfterBreak="0">
+  <w:abstractNum w:abstractNumId="19" w15:restartNumberingAfterBreak="0">
     <w:nsid w:val="59C47AB9"/>
     <w:multiLevelType w:val="multilevel"/>
     <w:tmpl w:val="DB50072E"/>
@@ -6951,7 +10474,7 @@
       </w:rPr>
     </w:lvl>
   </w:abstractNum>
-  <w:abstractNum w:abstractNumId="17" w15:restartNumberingAfterBreak="0">
+  <w:abstractNum w:abstractNumId="20" w15:restartNumberingAfterBreak="0">
     <w:nsid w:val="5CB41E62"/>
     <w:multiLevelType w:val="multilevel"/>
     <w:tmpl w:val="A95CC37A"/>
@@ -7100,7 +10623,7 @@
       </w:rPr>
     </w:lvl>
   </w:abstractNum>
-  <w:abstractNum w:abstractNumId="18" w15:restartNumberingAfterBreak="0">
+  <w:abstractNum w:abstractNumId="21" w15:restartNumberingAfterBreak="0">
     <w:nsid w:val="5E51166F"/>
     <w:multiLevelType w:val="multilevel"/>
     <w:tmpl w:val="9B58FAEA"/>
@@ -7249,7 +10772,7 @@
       </w:rPr>
     </w:lvl>
   </w:abstractNum>
-  <w:abstractNum w:abstractNumId="19" w15:restartNumberingAfterBreak="0">
+  <w:abstractNum w:abstractNumId="22" w15:restartNumberingAfterBreak="0">
     <w:nsid w:val="616821ED"/>
     <w:multiLevelType w:val="multilevel"/>
     <w:tmpl w:val="86CA5766"/>
@@ -7362,7 +10885,7 @@
       </w:pPr>
     </w:lvl>
   </w:abstractNum>
-  <w:abstractNum w:abstractNumId="20" w15:restartNumberingAfterBreak="0">
+  <w:abstractNum w:abstractNumId="23" w15:restartNumberingAfterBreak="0">
     <w:nsid w:val="68C3537A"/>
     <w:multiLevelType w:val="multilevel"/>
     <w:tmpl w:val="49CC7D9E"/>
@@ -7511,7 +11034,305 @@
       </w:rPr>
     </w:lvl>
   </w:abstractNum>
-  <w:abstractNum w:abstractNumId="21" w15:restartNumberingAfterBreak="0">
+  <w:abstractNum w:abstractNumId="24" w15:restartNumberingAfterBreak="0">
+    <w:nsid w:val="716E4948"/>
+    <w:multiLevelType w:val="multilevel"/>
+    <w:tmpl w:val="46B02FDC"/>
+    <w:lvl w:ilvl="0">
+      <w:start w:val="1"/>
+      <w:numFmt w:val="bullet"/>
+      <w:lvlText w:val=""/>
+      <w:lvlJc w:val="left"/>
+      <w:pPr>
+        <w:tabs>
+          <w:tab w:val="num" w:pos="720"/>
+        </w:tabs>
+        <w:ind w:left="720" w:hanging="360"/>
+      </w:pPr>
+      <w:rPr>
+        <w:rFonts w:ascii="Symbol" w:hAnsi="Symbol" w:hint="default"/>
+        <w:sz w:val="20"/>
+      </w:rPr>
+    </w:lvl>
+    <w:lvl w:ilvl="1" w:tentative="1">
+      <w:start w:val="1"/>
+      <w:numFmt w:val="bullet"/>
+      <w:lvlText w:val="o"/>
+      <w:lvlJc w:val="left"/>
+      <w:pPr>
+        <w:tabs>
+          <w:tab w:val="num" w:pos="1440"/>
+        </w:tabs>
+        <w:ind w:left="1440" w:hanging="360"/>
+      </w:pPr>
+      <w:rPr>
+        <w:rFonts w:ascii="Courier New" w:hAnsi="Courier New" w:hint="default"/>
+        <w:sz w:val="20"/>
+      </w:rPr>
+    </w:lvl>
+    <w:lvl w:ilvl="2" w:tentative="1">
+      <w:start w:val="1"/>
+      <w:numFmt w:val="bullet"/>
+      <w:lvlText w:val=""/>
+      <w:lvlJc w:val="left"/>
+      <w:pPr>
+        <w:tabs>
+          <w:tab w:val="num" w:pos="2160"/>
+        </w:tabs>
+        <w:ind w:left="2160" w:hanging="360"/>
+      </w:pPr>
+      <w:rPr>
+        <w:rFonts w:ascii="Wingdings" w:hAnsi="Wingdings" w:hint="default"/>
+        <w:sz w:val="20"/>
+      </w:rPr>
+    </w:lvl>
+    <w:lvl w:ilvl="3" w:tentative="1">
+      <w:start w:val="1"/>
+      <w:numFmt w:val="bullet"/>
+      <w:lvlText w:val=""/>
+      <w:lvlJc w:val="left"/>
+      <w:pPr>
+        <w:tabs>
+          <w:tab w:val="num" w:pos="2880"/>
+        </w:tabs>
+        <w:ind w:left="2880" w:hanging="360"/>
+      </w:pPr>
+      <w:rPr>
+        <w:rFonts w:ascii="Wingdings" w:hAnsi="Wingdings" w:hint="default"/>
+        <w:sz w:val="20"/>
+      </w:rPr>
+    </w:lvl>
+    <w:lvl w:ilvl="4" w:tentative="1">
+      <w:start w:val="1"/>
+      <w:numFmt w:val="bullet"/>
+      <w:lvlText w:val=""/>
+      <w:lvlJc w:val="left"/>
+      <w:pPr>
+        <w:tabs>
+          <w:tab w:val="num" w:pos="3600"/>
+        </w:tabs>
+        <w:ind w:left="3600" w:hanging="360"/>
+      </w:pPr>
+      <w:rPr>
+        <w:rFonts w:ascii="Wingdings" w:hAnsi="Wingdings" w:hint="default"/>
+        <w:sz w:val="20"/>
+      </w:rPr>
+    </w:lvl>
+    <w:lvl w:ilvl="5" w:tentative="1">
+      <w:start w:val="1"/>
+      <w:numFmt w:val="bullet"/>
+      <w:lvlText w:val=""/>
+      <w:lvlJc w:val="left"/>
+      <w:pPr>
+        <w:tabs>
+          <w:tab w:val="num" w:pos="4320"/>
+        </w:tabs>
+        <w:ind w:left="4320" w:hanging="360"/>
+      </w:pPr>
+      <w:rPr>
+        <w:rFonts w:ascii="Wingdings" w:hAnsi="Wingdings" w:hint="default"/>
+        <w:sz w:val="20"/>
+      </w:rPr>
+    </w:lvl>
+    <w:lvl w:ilvl="6" w:tentative="1">
+      <w:start w:val="1"/>
+      <w:numFmt w:val="bullet"/>
+      <w:lvlText w:val=""/>
+      <w:lvlJc w:val="left"/>
+      <w:pPr>
+        <w:tabs>
+          <w:tab w:val="num" w:pos="5040"/>
+        </w:tabs>
+        <w:ind w:left="5040" w:hanging="360"/>
+      </w:pPr>
+      <w:rPr>
+        <w:rFonts w:ascii="Wingdings" w:hAnsi="Wingdings" w:hint="default"/>
+        <w:sz w:val="20"/>
+      </w:rPr>
+    </w:lvl>
+    <w:lvl w:ilvl="7" w:tentative="1">
+      <w:start w:val="1"/>
+      <w:numFmt w:val="bullet"/>
+      <w:lvlText w:val=""/>
+      <w:lvlJc w:val="left"/>
+      <w:pPr>
+        <w:tabs>
+          <w:tab w:val="num" w:pos="5760"/>
+        </w:tabs>
+        <w:ind w:left="5760" w:hanging="360"/>
+      </w:pPr>
+      <w:rPr>
+        <w:rFonts w:ascii="Wingdings" w:hAnsi="Wingdings" w:hint="default"/>
+        <w:sz w:val="20"/>
+      </w:rPr>
+    </w:lvl>
+    <w:lvl w:ilvl="8" w:tentative="1">
+      <w:start w:val="1"/>
+      <w:numFmt w:val="bullet"/>
+      <w:lvlText w:val=""/>
+      <w:lvlJc w:val="left"/>
+      <w:pPr>
+        <w:tabs>
+          <w:tab w:val="num" w:pos="6480"/>
+        </w:tabs>
+        <w:ind w:left="6480" w:hanging="360"/>
+      </w:pPr>
+      <w:rPr>
+        <w:rFonts w:ascii="Wingdings" w:hAnsi="Wingdings" w:hint="default"/>
+        <w:sz w:val="20"/>
+      </w:rPr>
+    </w:lvl>
+  </w:abstractNum>
+  <w:abstractNum w:abstractNumId="25" w15:restartNumberingAfterBreak="0">
+    <w:nsid w:val="78E829F9"/>
+    <w:multiLevelType w:val="multilevel"/>
+    <w:tmpl w:val="E9282B14"/>
+    <w:lvl w:ilvl="0">
+      <w:start w:val="1"/>
+      <w:numFmt w:val="bullet"/>
+      <w:lvlText w:val=""/>
+      <w:lvlJc w:val="left"/>
+      <w:pPr>
+        <w:tabs>
+          <w:tab w:val="num" w:pos="720"/>
+        </w:tabs>
+        <w:ind w:left="720" w:hanging="360"/>
+      </w:pPr>
+      <w:rPr>
+        <w:rFonts w:ascii="Symbol" w:hAnsi="Symbol" w:hint="default"/>
+        <w:sz w:val="20"/>
+      </w:rPr>
+    </w:lvl>
+    <w:lvl w:ilvl="1" w:tentative="1">
+      <w:start w:val="1"/>
+      <w:numFmt w:val="bullet"/>
+      <w:lvlText w:val="o"/>
+      <w:lvlJc w:val="left"/>
+      <w:pPr>
+        <w:tabs>
+          <w:tab w:val="num" w:pos="1440"/>
+        </w:tabs>
+        <w:ind w:left="1440" w:hanging="360"/>
+      </w:pPr>
+      <w:rPr>
+        <w:rFonts w:ascii="Courier New" w:hAnsi="Courier New" w:hint="default"/>
+        <w:sz w:val="20"/>
+      </w:rPr>
+    </w:lvl>
+    <w:lvl w:ilvl="2" w:tentative="1">
+      <w:start w:val="1"/>
+      <w:numFmt w:val="bullet"/>
+      <w:lvlText w:val=""/>
+      <w:lvlJc w:val="left"/>
+      <w:pPr>
+        <w:tabs>
+          <w:tab w:val="num" w:pos="2160"/>
+        </w:tabs>
+        <w:ind w:left="2160" w:hanging="360"/>
+      </w:pPr>
+      <w:rPr>
+        <w:rFonts w:ascii="Wingdings" w:hAnsi="Wingdings" w:hint="default"/>
+        <w:sz w:val="20"/>
+      </w:rPr>
+    </w:lvl>
+    <w:lvl w:ilvl="3" w:tentative="1">
+      <w:start w:val="1"/>
+      <w:numFmt w:val="bullet"/>
+      <w:lvlText w:val=""/>
+      <w:lvlJc w:val="left"/>
+      <w:pPr>
+        <w:tabs>
+          <w:tab w:val="num" w:pos="2880"/>
+        </w:tabs>
+        <w:ind w:left="2880" w:hanging="360"/>
+      </w:pPr>
+      <w:rPr>
+        <w:rFonts w:ascii="Wingdings" w:hAnsi="Wingdings" w:hint="default"/>
+        <w:sz w:val="20"/>
+      </w:rPr>
+    </w:lvl>
+    <w:lvl w:ilvl="4" w:tentative="1">
+      <w:start w:val="1"/>
+      <w:numFmt w:val="bullet"/>
+      <w:lvlText w:val=""/>
+      <w:lvlJc w:val="left"/>
+      <w:pPr>
+        <w:tabs>
+          <w:tab w:val="num" w:pos="3600"/>
+        </w:tabs>
+        <w:ind w:left="3600" w:hanging="360"/>
+      </w:pPr>
+      <w:rPr>
+        <w:rFonts w:ascii="Wingdings" w:hAnsi="Wingdings" w:hint="default"/>
+        <w:sz w:val="20"/>
+      </w:rPr>
+    </w:lvl>
+    <w:lvl w:ilvl="5" w:tentative="1">
+      <w:start w:val="1"/>
+      <w:numFmt w:val="bullet"/>
+      <w:lvlText w:val=""/>
+      <w:lvlJc w:val="left"/>
+      <w:pPr>
+        <w:tabs>
+          <w:tab w:val="num" w:pos="4320"/>
+        </w:tabs>
+        <w:ind w:left="4320" w:hanging="360"/>
+      </w:pPr>
+      <w:rPr>
+        <w:rFonts w:ascii="Wingdings" w:hAnsi="Wingdings" w:hint="default"/>
+        <w:sz w:val="20"/>
+      </w:rPr>
+    </w:lvl>
+    <w:lvl w:ilvl="6" w:tentative="1">
+      <w:start w:val="1"/>
+      <w:numFmt w:val="bullet"/>
+      <w:lvlText w:val=""/>
+      <w:lvlJc w:val="left"/>
+      <w:pPr>
+        <w:tabs>
+          <w:tab w:val="num" w:pos="5040"/>
+        </w:tabs>
+        <w:ind w:left="5040" w:hanging="360"/>
+      </w:pPr>
+      <w:rPr>
+        <w:rFonts w:ascii="Wingdings" w:hAnsi="Wingdings" w:hint="default"/>
+        <w:sz w:val="20"/>
+      </w:rPr>
+    </w:lvl>
+    <w:lvl w:ilvl="7" w:tentative="1">
+      <w:start w:val="1"/>
+      <w:numFmt w:val="bullet"/>
+      <w:lvlText w:val=""/>
+      <w:lvlJc w:val="left"/>
+      <w:pPr>
+        <w:tabs>
+          <w:tab w:val="num" w:pos="5760"/>
+        </w:tabs>
+        <w:ind w:left="5760" w:hanging="360"/>
+      </w:pPr>
+      <w:rPr>
+        <w:rFonts w:ascii="Wingdings" w:hAnsi="Wingdings" w:hint="default"/>
+        <w:sz w:val="20"/>
+      </w:rPr>
+    </w:lvl>
+    <w:lvl w:ilvl="8" w:tentative="1">
+      <w:start w:val="1"/>
+      <w:numFmt w:val="bullet"/>
+      <w:lvlText w:val=""/>
+      <w:lvlJc w:val="left"/>
+      <w:pPr>
+        <w:tabs>
+          <w:tab w:val="num" w:pos="6480"/>
+        </w:tabs>
+        <w:ind w:left="6480" w:hanging="360"/>
+      </w:pPr>
+      <w:rPr>
+        <w:rFonts w:ascii="Wingdings" w:hAnsi="Wingdings" w:hint="default"/>
+        <w:sz w:val="20"/>
+      </w:rPr>
+    </w:lvl>
+  </w:abstractNum>
+  <w:abstractNum w:abstractNumId="26" w15:restartNumberingAfterBreak="0">
     <w:nsid w:val="7AD05787"/>
     <w:multiLevelType w:val="multilevel"/>
     <w:tmpl w:val="3AF2A7B8"/>
@@ -7664,67 +11485,82 @@
     <w:abstractNumId w:val="0"/>
   </w:num>
   <w:num w:numId="2" w16cid:durableId="1910076322">
-    <w:abstractNumId w:val="21"/>
+    <w:abstractNumId w:val="26"/>
   </w:num>
   <w:num w:numId="3" w16cid:durableId="1931768813">
-    <w:abstractNumId w:val="13"/>
+    <w:abstractNumId w:val="16"/>
   </w:num>
   <w:num w:numId="4" w16cid:durableId="1631205597">
+    <w:abstractNumId w:val="17"/>
+  </w:num>
+  <w:num w:numId="5" w16cid:durableId="364986767">
+    <w:abstractNumId w:val="10"/>
+  </w:num>
+  <w:num w:numId="6" w16cid:durableId="1938250173">
     <w:abstractNumId w:val="14"/>
   </w:num>
-  <w:num w:numId="5" w16cid:durableId="364986767">
+  <w:num w:numId="7" w16cid:durableId="989022410">
+    <w:abstractNumId w:val="23"/>
+  </w:num>
+  <w:num w:numId="8" w16cid:durableId="2125224413">
+    <w:abstractNumId w:val="11"/>
+  </w:num>
+  <w:num w:numId="9" w16cid:durableId="2007434487">
     <w:abstractNumId w:val="8"/>
   </w:num>
-  <w:num w:numId="6" w16cid:durableId="1938250173">
-    <w:abstractNumId w:val="12"/>
-  </w:num>
-  <w:num w:numId="7" w16cid:durableId="989022410">
-    <w:abstractNumId w:val="20"/>
-  </w:num>
-  <w:num w:numId="8" w16cid:durableId="2125224413">
+  <w:num w:numId="10" w16cid:durableId="427192866">
     <w:abstractNumId w:val="9"/>
   </w:num>
-  <w:num w:numId="9" w16cid:durableId="2007434487">
-    <w:abstractNumId w:val="6"/>
-  </w:num>
-  <w:num w:numId="10" w16cid:durableId="427192866">
-    <w:abstractNumId w:val="7"/>
-  </w:num>
   <w:num w:numId="11" w16cid:durableId="38088920">
-    <w:abstractNumId w:val="11"/>
+    <w:abstractNumId w:val="13"/>
   </w:num>
   <w:num w:numId="12" w16cid:durableId="1167790029">
     <w:abstractNumId w:val="2"/>
   </w:num>
   <w:num w:numId="13" w16cid:durableId="1519006549">
-    <w:abstractNumId w:val="17"/>
+    <w:abstractNumId w:val="20"/>
   </w:num>
   <w:num w:numId="14" w16cid:durableId="1182472158">
-    <w:abstractNumId w:val="3"/>
+    <w:abstractNumId w:val="5"/>
   </w:num>
   <w:num w:numId="15" w16cid:durableId="458112057">
-    <w:abstractNumId w:val="15"/>
+    <w:abstractNumId w:val="18"/>
   </w:num>
   <w:num w:numId="16" w16cid:durableId="1433936709">
-    <w:abstractNumId w:val="5"/>
+    <w:abstractNumId w:val="7"/>
   </w:num>
   <w:num w:numId="17" w16cid:durableId="1917401351">
-    <w:abstractNumId w:val="16"/>
+    <w:abstractNumId w:val="19"/>
   </w:num>
   <w:num w:numId="18" w16cid:durableId="518546696">
     <w:abstractNumId w:val="1"/>
   </w:num>
   <w:num w:numId="19" w16cid:durableId="895160210">
-    <w:abstractNumId w:val="10"/>
+    <w:abstractNumId w:val="12"/>
   </w:num>
   <w:num w:numId="20" w16cid:durableId="431441216">
+    <w:abstractNumId w:val="6"/>
+  </w:num>
+  <w:num w:numId="21" w16cid:durableId="1027026445">
+    <w:abstractNumId w:val="22"/>
+  </w:num>
+  <w:num w:numId="22" w16cid:durableId="1162743227">
+    <w:abstractNumId w:val="21"/>
+  </w:num>
+  <w:num w:numId="23" w16cid:durableId="127208633">
     <w:abstractNumId w:val="4"/>
   </w:num>
-  <w:num w:numId="21" w16cid:durableId="1027026445">
-    <w:abstractNumId w:val="19"/>
+  <w:num w:numId="24" w16cid:durableId="568930756">
+    <w:abstractNumId w:val="15"/>
   </w:num>
-  <w:num w:numId="22" w16cid:durableId="1162743227">
-    <w:abstractNumId w:val="18"/>
+  <w:num w:numId="25" w16cid:durableId="702243645">
+    <w:abstractNumId w:val="24"/>
+  </w:num>
+  <w:num w:numId="26" w16cid:durableId="238901664">
+    <w:abstractNumId w:val="25"/>
+  </w:num>
+  <w:num w:numId="27" w16cid:durableId="1897351781">
+    <w:abstractNumId w:val="3"/>
   </w:num>
 </w:numbering>
 </file>
